--- a/docs/техническое_задание.docx
+++ b/docs/техническое_задание.docx
@@ -4,108 +4,64 @@
   <w:body>
     <w:p>
       <w:pPr>
-        <w:spacing w:before="0" w:after="80" w:line="360" w:lineRule="exact"/>
-        <w:ind w:firstLine="0"/>
         <w:jc w:val="center"/>
       </w:pPr>
       <w:r>
         <w:rPr>
-          <w:rFonts w:ascii="Times New Roman" w:hAnsi="Times New Roman" w:cs="Times New Roman"/>
-          <w:b w:val="0"/>
+          <w:rFonts w:ascii="Times New Roman" w:hAnsi="Times New Roman"/>
+          <w:b/>
           <w:sz w:val="28"/>
         </w:rPr>
-        <w:t>Министерство науки и высшего образования Российской Федерации</w:t>
-      </w:r>
-    </w:p>
-    <w:p>
-      <w:pPr>
-        <w:spacing w:before="0" w:after="80" w:line="360" w:lineRule="exact"/>
-        <w:ind w:firstLine="0"/>
-        <w:jc w:val="center"/>
-      </w:pPr>
-      <w:r>
-        <w:rPr>
-          <w:rFonts w:ascii="Times New Roman" w:hAnsi="Times New Roman" w:cs="Times New Roman"/>
-          <w:b w:val="0"/>
-          <w:sz w:val="28"/>
-        </w:rPr>
-        <w:t>Московский университет имени С.Ю. Витте</w:t>
-      </w:r>
-    </w:p>
-    <w:p>
-      <w:pPr>
-        <w:spacing w:before="0" w:after="80" w:line="360" w:lineRule="exact"/>
-        <w:ind w:firstLine="0"/>
-        <w:jc w:val="center"/>
-      </w:pPr>
-      <w:r>
-        <w:rPr>
-          <w:rFonts w:ascii="Times New Roman" w:hAnsi="Times New Roman" w:cs="Times New Roman"/>
-          <w:b w:val="0"/>
-          <w:sz w:val="28"/>
-        </w:rPr>
-        <w:t>Кафедра прикладной информатики</w:t>
+        <w:t>МЕЖДУНАРОДНЫЙ УНИВЕРСИТЕТ ИНФОРМАТИКИ</w:t>
+        <w:br/>
+        <w:t>И ВЫЧИСЛИТЕЛЬНОЙ ТЕХНИКИ (МУ ИВ)</w:t>
       </w:r>
     </w:p>
     <w:p/>
     <w:p>
       <w:pPr>
-        <w:spacing w:before="0" w:after="80" w:line="360" w:lineRule="exact"/>
-        <w:ind w:firstLine="0"/>
-        <w:jc w:val="right"/>
+        <w:jc w:val="center"/>
       </w:pPr>
       <w:r>
         <w:rPr>
-          <w:rFonts w:ascii="Times New Roman" w:hAnsi="Times New Roman" w:cs="Times New Roman"/>
-          <w:b/>
+          <w:rFonts w:ascii="Times New Roman" w:hAnsi="Times New Roman"/>
           <w:sz w:val="28"/>
         </w:rPr>
-        <w:t>УТВЕРЖДАЮ</w:t>
+        <w:t>Направление подготовки: 38.03.05 «Бизнес-информатика»</w:t>
+        <w:br/>
+        <w:t>Профиль: «Цифровая экономика»</w:t>
       </w:r>
     </w:p>
+    <w:p/>
+    <w:p/>
     <w:p>
       <w:pPr>
-        <w:spacing w:before="0" w:after="80" w:line="360" w:lineRule="exact"/>
-        <w:ind w:firstLine="0"/>
-        <w:jc w:val="right"/>
+        <w:jc w:val="center"/>
       </w:pPr>
       <w:r>
         <w:rPr>
-          <w:rFonts w:ascii="Times New Roman" w:hAnsi="Times New Roman" w:cs="Times New Roman"/>
-          <w:b w:val="0"/>
+          <w:rFonts w:ascii="Times New Roman" w:hAnsi="Times New Roman"/>
+          <w:b/>
+          <w:sz w:val="32"/>
+        </w:rPr>
+        <w:t>ТЕХНИЧЕСКОЕ ЗАДАНИЕ</w:t>
+        <w:br/>
+        <w:t>на создание информационной системы</w:t>
+        <w:br/>
+        <w:t>«Визуализация науки на основе метаданных публикаций и журналов»</w:t>
+      </w:r>
+    </w:p>
+    <w:p/>
+    <w:p>
+      <w:pPr>
+        <w:jc w:val="center"/>
+      </w:pPr>
+      <w:r>
+        <w:rPr>
+          <w:rFonts w:ascii="Times New Roman" w:hAnsi="Times New Roman"/>
           <w:sz w:val="28"/>
         </w:rPr>
-        <w:t>Заведующий кафедрой прикладной информатики</w:t>
-      </w:r>
-    </w:p>
-    <w:p>
-      <w:pPr>
-        <w:spacing w:before="0" w:after="80" w:line="360" w:lineRule="exact"/>
-        <w:ind w:firstLine="0"/>
-        <w:jc w:val="right"/>
-      </w:pPr>
-      <w:r>
-        <w:rPr>
-          <w:rFonts w:ascii="Times New Roman" w:hAnsi="Times New Roman" w:cs="Times New Roman"/>
-          <w:b w:val="0"/>
-          <w:sz w:val="28"/>
-        </w:rPr>
-        <w:t>________________ / ___________________ /</w:t>
-      </w:r>
-    </w:p>
-    <w:p>
-      <w:pPr>
-        <w:spacing w:before="0" w:after="80" w:line="360" w:lineRule="exact"/>
-        <w:ind w:firstLine="0"/>
-        <w:jc w:val="right"/>
-      </w:pPr>
-      <w:r>
-        <w:rPr>
-          <w:rFonts w:ascii="Times New Roman" w:hAnsi="Times New Roman" w:cs="Times New Roman"/>
-          <w:b w:val="0"/>
-          <w:sz w:val="28"/>
-        </w:rPr>
-        <w:t>«____» _______________ 2025 г.</w:t>
+        <w:t>ТЗ-ВКР-2026</w:t>
       </w:r>
     </w:p>
     <w:p/>
@@ -113,66 +69,56 @@
     <w:p/>
     <w:p>
       <w:pPr>
-        <w:spacing w:before="0" w:after="120" w:line="360" w:lineRule="exact"/>
-        <w:ind w:firstLine="0"/>
-        <w:jc w:val="center"/>
+        <w:jc w:val="right"/>
       </w:pPr>
       <w:r>
         <w:rPr>
-          <w:rFonts w:ascii="Times New Roman" w:hAnsi="Times New Roman" w:cs="Times New Roman"/>
-          <w:b/>
-          <w:sz w:val="32"/>
-        </w:rPr>
-        <w:t>ТЕХНИЧЕСКОЕ ЗАДАНИЕ</w:t>
-      </w:r>
-    </w:p>
-    <w:p>
-      <w:pPr>
-        <w:spacing w:before="0" w:after="120" w:line="360" w:lineRule="exact"/>
-        <w:ind w:firstLine="0"/>
-        <w:jc w:val="center"/>
-      </w:pPr>
-      <w:r>
-        <w:rPr>
-          <w:rFonts w:ascii="Times New Roman" w:hAnsi="Times New Roman" w:cs="Times New Roman"/>
-          <w:b/>
+          <w:rFonts w:ascii="Times New Roman" w:hAnsi="Times New Roman"/>
           <w:sz w:val="28"/>
         </w:rPr>
-        <w:t>на создание автоматизированной системы</w:t>
-      </w:r>
-    </w:p>
-    <w:p>
-      <w:pPr>
-        <w:spacing w:before="0" w:after="120" w:line="360" w:lineRule="exact"/>
-        <w:ind w:firstLine="0"/>
-        <w:jc w:val="center"/>
-      </w:pPr>
-      <w:r>
-        <w:rPr>
-          <w:rFonts w:ascii="Times New Roman" w:hAnsi="Times New Roman" w:cs="Times New Roman"/>
-          <w:b/>
-          <w:sz w:val="28"/>
-        </w:rPr>
-        <w:t>«Система визуализации науки на основе метаданных</w:t>
-      </w:r>
-    </w:p>
-    <w:p>
-      <w:pPr>
-        <w:spacing w:before="0" w:after="120" w:line="360" w:lineRule="exact"/>
-        <w:ind w:firstLine="0"/>
-        <w:jc w:val="center"/>
-      </w:pPr>
-      <w:r>
-        <w:rPr>
-          <w:rFonts w:ascii="Times New Roman" w:hAnsi="Times New Roman" w:cs="Times New Roman"/>
-          <w:b/>
-          <w:sz w:val="28"/>
-        </w:rPr>
-        <w:t>публикаций и журналов»</w:t>
+        <w:t>Студент гр. ИД 30.1/Б3-22:</w:t>
+        <w:br/>
+        <w:t>Сурнова Варвара Сергеевна</w:t>
+        <w:br/>
+        <w:br/>
+        <w:t>Научный руководитель:</w:t>
+        <w:br/>
+        <w:t>Атаева Ольга Муратовна</w:t>
       </w:r>
     </w:p>
     <w:p/>
     <w:p/>
+    <w:p>
+      <w:pPr>
+        <w:jc w:val="center"/>
+      </w:pPr>
+      <w:r>
+        <w:rPr>
+          <w:rFonts w:ascii="Times New Roman" w:hAnsi="Times New Roman"/>
+          <w:sz w:val="28"/>
+        </w:rPr>
+        <w:t>Москва, 2026</w:t>
+      </w:r>
+    </w:p>
+    <w:p>
+      <w:r>
+        <w:br w:type="page"/>
+      </w:r>
+    </w:p>
+    <w:p>
+      <w:pPr>
+        <w:pStyle w:val="Heading1"/>
+        <w:jc w:val="center"/>
+      </w:pPr>
+      <w:r>
+        <w:rPr>
+          <w:rFonts w:ascii="Times New Roman" w:hAnsi="Times New Roman"/>
+          <w:b/>
+          <w:sz w:val="28"/>
+        </w:rPr>
+        <w:t>Паспорт документа</w:t>
+      </w:r>
+    </w:p>
     <w:tbl>
       <w:tblPr>
         <w:tblStyle w:val="TableGrid"/>
@@ -187,33 +133,37 @@
       <w:tr>
         <w:tc>
           <w:tcPr>
-            <w:tcW w:type="dxa" w:w="2835"/>
+            <w:tcW w:type="dxa" w:w="4844"/>
           </w:tcPr>
           <w:p>
-            <w:r/>
+            <w:pPr>
+              <w:jc w:val="center"/>
+            </w:pPr>
             <w:r>
               <w:rPr>
-                <w:rFonts w:ascii="Times New Roman" w:hAnsi="Times New Roman" w:cs="Times New Roman"/>
+                <w:rFonts w:ascii="Times New Roman" w:hAnsi="Times New Roman"/>
                 <w:b/>
-                <w:sz w:val="22"/>
+                <w:sz w:val="24"/>
               </w:rPr>
-              <w:t>Обозначение:</w:t>
+              <w:t>Реквизит</w:t>
             </w:r>
           </w:p>
         </w:tc>
         <w:tc>
           <w:tcPr>
-            <w:tcW w:type="dxa" w:w="5102"/>
+            <w:tcW w:type="dxa" w:w="4844"/>
           </w:tcPr>
           <w:p>
-            <w:r/>
+            <w:pPr>
+              <w:jc w:val="center"/>
+            </w:pPr>
             <w:r>
               <w:rPr>
-                <w:rFonts w:ascii="Times New Roman" w:hAnsi="Times New Roman" w:cs="Times New Roman"/>
-                <w:b w:val="0"/>
-                <w:sz w:val="22"/>
+                <w:rFonts w:ascii="Times New Roman" w:hAnsi="Times New Roman"/>
+                <w:b/>
+                <w:sz w:val="24"/>
               </w:rPr>
-              <w:t>ТЗ-СВН-2025</w:t>
+              <w:t>Значение</w:t>
             </w:r>
           </w:p>
         </w:tc>
@@ -221,31 +171,117 @@
       <w:tr>
         <w:tc>
           <w:tcPr>
-            <w:tcW w:type="dxa" w:w="2835"/>
+            <w:tcW w:type="dxa" w:w="4844"/>
           </w:tcPr>
           <w:p>
-            <w:r/>
             <w:r>
               <w:rPr>
-                <w:rFonts w:ascii="Times New Roman" w:hAnsi="Times New Roman" w:cs="Times New Roman"/>
-                <w:b/>
-                <w:sz w:val="22"/>
+                <w:rFonts w:ascii="Times New Roman" w:hAnsi="Times New Roman"/>
+                <w:sz w:val="24"/>
               </w:rPr>
-              <w:t>Версия:</w:t>
+              <w:t>Обозначение документа</w:t>
             </w:r>
           </w:p>
         </w:tc>
         <w:tc>
           <w:tcPr>
-            <w:tcW w:type="dxa" w:w="5102"/>
+            <w:tcW w:type="dxa" w:w="4844"/>
           </w:tcPr>
           <w:p>
-            <w:r/>
             <w:r>
               <w:rPr>
-                <w:rFonts w:ascii="Times New Roman" w:hAnsi="Times New Roman" w:cs="Times New Roman"/>
-                <w:b w:val="0"/>
-                <w:sz w:val="22"/>
+                <w:rFonts w:ascii="Times New Roman" w:hAnsi="Times New Roman"/>
+                <w:sz w:val="24"/>
+              </w:rPr>
+              <w:t>ТЗ-ВКР-2026</w:t>
+            </w:r>
+          </w:p>
+        </w:tc>
+      </w:tr>
+      <w:tr>
+        <w:tc>
+          <w:tcPr>
+            <w:tcW w:type="dxa" w:w="4844"/>
+          </w:tcPr>
+          <w:p>
+            <w:r>
+              <w:rPr>
+                <w:rFonts w:ascii="Times New Roman" w:hAnsi="Times New Roman"/>
+                <w:sz w:val="24"/>
+              </w:rPr>
+              <w:t>Полное наименование системы</w:t>
+            </w:r>
+          </w:p>
+        </w:tc>
+        <w:tc>
+          <w:tcPr>
+            <w:tcW w:type="dxa" w:w="4844"/>
+          </w:tcPr>
+          <w:p>
+            <w:r>
+              <w:rPr>
+                <w:rFonts w:ascii="Times New Roman" w:hAnsi="Times New Roman"/>
+                <w:sz w:val="24"/>
+              </w:rPr>
+              <w:t>Веб-приложение для анализа и интерактивной визуализации научных публикаций на основе открытых метаданных</w:t>
+            </w:r>
+          </w:p>
+        </w:tc>
+      </w:tr>
+      <w:tr>
+        <w:tc>
+          <w:tcPr>
+            <w:tcW w:type="dxa" w:w="4844"/>
+          </w:tcPr>
+          <w:p>
+            <w:r>
+              <w:rPr>
+                <w:rFonts w:ascii="Times New Roman" w:hAnsi="Times New Roman"/>
+                <w:sz w:val="24"/>
+              </w:rPr>
+              <w:t>Краткое наименование</w:t>
+            </w:r>
+          </w:p>
+        </w:tc>
+        <w:tc>
+          <w:tcPr>
+            <w:tcW w:type="dxa" w:w="4844"/>
+          </w:tcPr>
+          <w:p>
+            <w:r>
+              <w:rPr>
+                <w:rFonts w:ascii="Times New Roman" w:hAnsi="Times New Roman"/>
+                <w:sz w:val="24"/>
+              </w:rPr>
+              <w:t>ИС «Визуализация науки»</w:t>
+            </w:r>
+          </w:p>
+        </w:tc>
+      </w:tr>
+      <w:tr>
+        <w:tc>
+          <w:tcPr>
+            <w:tcW w:type="dxa" w:w="4844"/>
+          </w:tcPr>
+          <w:p>
+            <w:r>
+              <w:rPr>
+                <w:rFonts w:ascii="Times New Roman" w:hAnsi="Times New Roman"/>
+                <w:sz w:val="24"/>
+              </w:rPr>
+              <w:t>Версия</w:t>
+            </w:r>
+          </w:p>
+        </w:tc>
+        <w:tc>
+          <w:tcPr>
+            <w:tcW w:type="dxa" w:w="4844"/>
+          </w:tcPr>
+          <w:p>
+            <w:r>
+              <w:rPr>
+                <w:rFonts w:ascii="Times New Roman" w:hAnsi="Times New Roman"/>
+                <w:sz w:val="24"/>
               </w:rPr>
               <w:t>1.0</w:t>
             </w:r>
@@ -255,33 +291,29 @@
       <w:tr>
         <w:tc>
           <w:tcPr>
-            <w:tcW w:type="dxa" w:w="2835"/>
+            <w:tcW w:type="dxa" w:w="4844"/>
           </w:tcPr>
           <w:p>
-            <w:r/>
             <w:r>
               <w:rPr>
-                <w:rFonts w:ascii="Times New Roman" w:hAnsi="Times New Roman" w:cs="Times New Roman"/>
-                <w:b/>
-                <w:sz w:val="22"/>
+                <w:rFonts w:ascii="Times New Roman" w:hAnsi="Times New Roman"/>
+                <w:sz w:val="24"/>
               </w:rPr>
-              <w:t>Статус:</w:t>
+              <w:t>Статус</w:t>
             </w:r>
           </w:p>
         </w:tc>
         <w:tc>
           <w:tcPr>
-            <w:tcW w:type="dxa" w:w="5102"/>
+            <w:tcW w:type="dxa" w:w="4844"/>
           </w:tcPr>
           <w:p>
-            <w:r/>
             <w:r>
               <w:rPr>
-                <w:rFonts w:ascii="Times New Roman" w:hAnsi="Times New Roman" w:cs="Times New Roman"/>
-                <w:b w:val="0"/>
-                <w:sz w:val="22"/>
+                <w:rFonts w:ascii="Times New Roman" w:hAnsi="Times New Roman"/>
+                <w:sz w:val="24"/>
               </w:rPr>
-              <w:t>принято</w:t>
+              <w:t>Итоговый (ВКР)</w:t>
             </w:r>
           </w:p>
         </w:tc>
@@ -289,33 +321,29 @@
       <w:tr>
         <w:tc>
           <w:tcPr>
-            <w:tcW w:type="dxa" w:w="2835"/>
+            <w:tcW w:type="dxa" w:w="4844"/>
           </w:tcPr>
           <w:p>
-            <w:r/>
             <w:r>
               <w:rPr>
-                <w:rFonts w:ascii="Times New Roman" w:hAnsi="Times New Roman" w:cs="Times New Roman"/>
-                <w:b/>
-                <w:sz w:val="22"/>
+                <w:rFonts w:ascii="Times New Roman" w:hAnsi="Times New Roman"/>
+                <w:sz w:val="24"/>
               </w:rPr>
-              <w:t>Дата:</w:t>
+              <w:t>Дата</w:t>
             </w:r>
           </w:p>
         </w:tc>
         <w:tc>
           <w:tcPr>
-            <w:tcW w:type="dxa" w:w="5102"/>
+            <w:tcW w:type="dxa" w:w="4844"/>
           </w:tcPr>
           <w:p>
-            <w:r/>
             <w:r>
               <w:rPr>
-                <w:rFonts w:ascii="Times New Roman" w:hAnsi="Times New Roman" w:cs="Times New Roman"/>
-                <w:b w:val="0"/>
-                <w:sz w:val="22"/>
+                <w:rFonts w:ascii="Times New Roman" w:hAnsi="Times New Roman"/>
+                <w:sz w:val="24"/>
               </w:rPr>
-              <w:t>15.05.2025</w:t>
+              <w:t>2026</w:t>
             </w:r>
           </w:p>
         </w:tc>
@@ -323,33 +351,29 @@
       <w:tr>
         <w:tc>
           <w:tcPr>
-            <w:tcW w:type="dxa" w:w="2835"/>
+            <w:tcW w:type="dxa" w:w="4844"/>
           </w:tcPr>
           <w:p>
-            <w:r/>
             <w:r>
               <w:rPr>
-                <w:rFonts w:ascii="Times New Roman" w:hAnsi="Times New Roman" w:cs="Times New Roman"/>
-                <w:b/>
-                <w:sz w:val="22"/>
+                <w:rFonts w:ascii="Times New Roman" w:hAnsi="Times New Roman"/>
+                <w:sz w:val="24"/>
               </w:rPr>
-              <w:t>Заказчик:</w:t>
+              <w:t>Заказчик</w:t>
             </w:r>
           </w:p>
         </w:tc>
         <w:tc>
           <w:tcPr>
-            <w:tcW w:type="dxa" w:w="5102"/>
+            <w:tcW w:type="dxa" w:w="4844"/>
           </w:tcPr>
           <w:p>
-            <w:r/>
             <w:r>
               <w:rPr>
-                <w:rFonts w:ascii="Times New Roman" w:hAnsi="Times New Roman" w:cs="Times New Roman"/>
-                <w:b w:val="0"/>
-                <w:sz w:val="22"/>
+                <w:rFonts w:ascii="Times New Roman" w:hAnsi="Times New Roman"/>
+                <w:sz w:val="24"/>
               </w:rPr>
-              <w:t>кафедра прикладной информатики</w:t>
+              <w:t>Кафедра бизнес-информатики, МУ ИВ</w:t>
             </w:r>
           </w:p>
         </w:tc>
@@ -357,86 +381,116 @@
       <w:tr>
         <w:tc>
           <w:tcPr>
-            <w:tcW w:type="dxa" w:w="2835"/>
+            <w:tcW w:type="dxa" w:w="4844"/>
           </w:tcPr>
           <w:p>
-            <w:r/>
             <w:r>
               <w:rPr>
-                <w:rFonts w:ascii="Times New Roman" w:hAnsi="Times New Roman" w:cs="Times New Roman"/>
-                <w:b/>
-                <w:sz w:val="22"/>
+                <w:rFonts w:ascii="Times New Roman" w:hAnsi="Times New Roman"/>
+                <w:sz w:val="24"/>
               </w:rPr>
-              <w:t>Разработчик:</w:t>
+              <w:t>Разработчик</w:t>
             </w:r>
           </w:p>
         </w:tc>
         <w:tc>
           <w:tcPr>
-            <w:tcW w:type="dxa" w:w="5102"/>
+            <w:tcW w:type="dxa" w:w="4844"/>
           </w:tcPr>
           <w:p>
-            <w:r/>
             <w:r>
               <w:rPr>
-                <w:rFonts w:ascii="Times New Roman" w:hAnsi="Times New Roman" w:cs="Times New Roman"/>
-                <w:b w:val="0"/>
-                <w:sz w:val="22"/>
+                <w:rFonts w:ascii="Times New Roman" w:hAnsi="Times New Roman"/>
+                <w:sz w:val="24"/>
               </w:rPr>
-              <w:t>студент направления «Прикладная информатика»</w:t>
+              <w:t>Сурнова Варвара Сергеевна, студент гр. ИД 30.1/Б3-22</w:t>
+            </w:r>
+          </w:p>
+        </w:tc>
+      </w:tr>
+      <w:tr>
+        <w:tc>
+          <w:tcPr>
+            <w:tcW w:type="dxa" w:w="4844"/>
+          </w:tcPr>
+          <w:p>
+            <w:r>
+              <w:rPr>
+                <w:rFonts w:ascii="Times New Roman" w:hAnsi="Times New Roman"/>
+                <w:sz w:val="24"/>
+              </w:rPr>
+              <w:t>Научный руководитель</w:t>
+            </w:r>
+          </w:p>
+        </w:tc>
+        <w:tc>
+          <w:tcPr>
+            <w:tcW w:type="dxa" w:w="4844"/>
+          </w:tcPr>
+          <w:p>
+            <w:r>
+              <w:rPr>
+                <w:rFonts w:ascii="Times New Roman" w:hAnsi="Times New Roman"/>
+                <w:sz w:val="24"/>
+              </w:rPr>
+              <w:t>Атаева Ольга Муратовна</w:t>
+            </w:r>
+          </w:p>
+        </w:tc>
+      </w:tr>
+      <w:tr>
+        <w:tc>
+          <w:tcPr>
+            <w:tcW w:type="dxa" w:w="4844"/>
+          </w:tcPr>
+          <w:p>
+            <w:r>
+              <w:rPr>
+                <w:rFonts w:ascii="Times New Roman" w:hAnsi="Times New Roman"/>
+                <w:sz w:val="24"/>
+              </w:rPr>
+              <w:t>Нормативная основа</w:t>
+            </w:r>
+          </w:p>
+        </w:tc>
+        <w:tc>
+          <w:tcPr>
+            <w:tcW w:type="dxa" w:w="4844"/>
+          </w:tcPr>
+          <w:p>
+            <w:r>
+              <w:rPr>
+                <w:rFonts w:ascii="Times New Roman" w:hAnsi="Times New Roman"/>
+                <w:sz w:val="24"/>
+              </w:rPr>
+              <w:t>ГОСТ 34.602-2020</w:t>
             </w:r>
           </w:p>
         </w:tc>
       </w:tr>
     </w:tbl>
     <w:p/>
-    <w:p/>
-    <w:p/>
-    <w:p/>
     <w:p>
       <w:pPr>
-        <w:spacing w:before="0" w:after="80" w:line="360" w:lineRule="exact"/>
-        <w:ind w:firstLine="0"/>
+        <w:pStyle w:val="Heading1"/>
         <w:jc w:val="center"/>
       </w:pPr>
       <w:r>
         <w:rPr>
-          <w:rFonts w:ascii="Times New Roman" w:hAnsi="Times New Roman" w:cs="Times New Roman"/>
-          <w:b w:val="0"/>
+          <w:rFonts w:ascii="Times New Roman" w:hAnsi="Times New Roman"/>
+          <w:b/>
           <w:sz w:val="28"/>
         </w:rPr>
-        <w:t>Москва — 2025</w:t>
+        <w:t>1. Общие сведения</w:t>
       </w:r>
     </w:p>
     <w:p>
-      <w:r>
-        <w:br w:type="page"/>
-      </w:r>
-    </w:p>
-    <w:p>
-      <w:pPr>
-        <w:spacing w:before="240" w:after="120" w:line="360" w:lineRule="exact"/>
-        <w:ind w:firstLine="0"/>
-        <w:jc w:val="center"/>
+      <w:pPr>
+        <w:pStyle w:val="Heading2"/>
       </w:pPr>
       <w:r>
         <w:rPr>
-          <w:rFonts w:ascii="Times New Roman" w:hAnsi="Times New Roman" w:cs="Times New Roman"/>
-          <w:b/>
-          <w:sz w:val="28"/>
-        </w:rPr>
-        <w:t>1. ОБЩИЕ СВЕДЕНИЯ</w:t>
-      </w:r>
-    </w:p>
-    <w:p>
-      <w:pPr>
-        <w:spacing w:before="120" w:after="60" w:line="360" w:lineRule="exact"/>
-        <w:ind w:firstLine="0"/>
-        <w:jc w:val="both"/>
-      </w:pPr>
-      <w:r>
-        <w:rPr>
-          <w:rFonts w:ascii="Times New Roman" w:hAnsi="Times New Roman" w:cs="Times New Roman"/>
+          <w:rFonts w:ascii="Times New Roman" w:hAnsi="Times New Roman"/>
           <w:b/>
           <w:sz w:val="28"/>
         </w:rPr>
@@ -445,58 +499,37 @@
     </w:p>
     <w:p>
       <w:pPr>
-        <w:spacing w:before="0" w:after="120" w:line="360" w:lineRule="exact"/>
         <w:ind w:firstLine="709"/>
         <w:jc w:val="both"/>
       </w:pPr>
       <w:r>
         <w:rPr>
-          <w:rFonts w:ascii="Times New Roman" w:hAnsi="Times New Roman" w:cs="Times New Roman"/>
-          <w:b w:val="0"/>
+          <w:rFonts w:ascii="Times New Roman" w:hAnsi="Times New Roman"/>
           <w:sz w:val="28"/>
         </w:rPr>
-        <w:t>Полное наименование: Автоматизированная информационная система визуализации науки на основе метаданных публикаций и журналов.</w:t>
+        <w:t>Полное наименование: Веб-приложение для анализа и интерактивной визуализации научных публикаций на основе открытых метаданных.</w:t>
       </w:r>
     </w:p>
     <w:p>
       <w:pPr>
-        <w:spacing w:before="0" w:after="120" w:line="360" w:lineRule="exact"/>
         <w:ind w:firstLine="709"/>
         <w:jc w:val="both"/>
       </w:pPr>
       <w:r>
         <w:rPr>
-          <w:rFonts w:ascii="Times New Roman" w:hAnsi="Times New Roman" w:cs="Times New Roman"/>
-          <w:b w:val="0"/>
+          <w:rFonts w:ascii="Times New Roman" w:hAnsi="Times New Roman"/>
           <w:sz w:val="28"/>
         </w:rPr>
-        <w:t>Краткое наименование: СВН.</w:t>
+        <w:t>Краткое наименование: ИС «Визуализация науки».</w:t>
       </w:r>
     </w:p>
     <w:p>
       <w:pPr>
-        <w:spacing w:before="0" w:after="120" w:line="360" w:lineRule="exact"/>
-        <w:ind w:firstLine="709"/>
-        <w:jc w:val="both"/>
+        <w:pStyle w:val="Heading2"/>
       </w:pPr>
       <w:r>
         <w:rPr>
-          <w:rFonts w:ascii="Times New Roman" w:hAnsi="Times New Roman" w:cs="Times New Roman"/>
-          <w:b w:val="0"/>
-          <w:sz w:val="28"/>
-        </w:rPr>
-        <w:t>Условное обозначение: SciVis.</w:t>
-      </w:r>
-    </w:p>
-    <w:p>
-      <w:pPr>
-        <w:spacing w:before="120" w:after="60" w:line="360" w:lineRule="exact"/>
-        <w:ind w:firstLine="0"/>
-        <w:jc w:val="both"/>
-      </w:pPr>
-      <w:r>
-        <w:rPr>
-          <w:rFonts w:ascii="Times New Roman" w:hAnsi="Times New Roman" w:cs="Times New Roman"/>
+          <w:rFonts w:ascii="Times New Roman" w:hAnsi="Times New Roman"/>
           <w:b/>
           <w:sz w:val="28"/>
         </w:rPr>
@@ -505,73 +538,63 @@
     </w:p>
     <w:p>
       <w:pPr>
-        <w:spacing w:before="0" w:after="120" w:line="360" w:lineRule="exact"/>
         <w:ind w:firstLine="709"/>
         <w:jc w:val="both"/>
       </w:pPr>
       <w:r>
         <w:rPr>
-          <w:rFonts w:ascii="Times New Roman" w:hAnsi="Times New Roman" w:cs="Times New Roman"/>
-          <w:b w:val="0"/>
+          <w:rFonts w:ascii="Times New Roman" w:hAnsi="Times New Roman"/>
           <w:sz w:val="28"/>
         </w:rPr>
-        <w:t>Основаниями для разработки системы являются:</w:t>
+        <w:t>Основанием для разработки является задание на выпускную квалификационную работу по теме «Визуализация науки на основе метаданных публикаций и журналов», утверждённое в рамках образовательной программы 38.03.05 «Бизнес-информатика» (профиль «Цифровая экономика») МУ ИВ.</w:t>
       </w:r>
     </w:p>
     <w:p>
       <w:pPr>
-        <w:spacing w:before="0" w:after="60" w:line="360" w:lineRule="exact"/>
-        <w:ind w:left="709" w:firstLine="0"/>
+        <w:ind w:firstLine="709"/>
         <w:jc w:val="both"/>
       </w:pPr>
       <w:r>
         <w:rPr>
-          <w:rFonts w:ascii="Times New Roman" w:hAnsi="Times New Roman" w:cs="Times New Roman"/>
-          <w:b w:val="0"/>
+          <w:rFonts w:ascii="Times New Roman" w:hAnsi="Times New Roman"/>
           <w:sz w:val="28"/>
         </w:rPr>
-        <w:t>— необходимость предоставить исследователям инструмент визуального анализа открытых библиографических данных без установки стороннего программного обеспечения;</w:t>
+        <w:t>Дополнительными основаниями служат:</w:t>
       </w:r>
     </w:p>
     <w:p>
       <w:pPr>
-        <w:spacing w:before="0" w:after="60" w:line="360" w:lineRule="exact"/>
-        <w:ind w:left="709" w:firstLine="0"/>
+        <w:pStyle w:val="ListBullet"/>
         <w:jc w:val="both"/>
       </w:pPr>
       <w:r>
         <w:rPr>
-          <w:rFonts w:ascii="Times New Roman" w:hAnsi="Times New Roman" w:cs="Times New Roman"/>
-          <w:b w:val="0"/>
+          <w:rFonts w:ascii="Times New Roman" w:hAnsi="Times New Roman"/>
           <w:sz w:val="28"/>
         </w:rPr>
-        <w:t>— отсутствие существующих решений, совмещающих географическую карту аффилиаций, граф связей, фасетную фильтрацию и поиск похожих статей в одном браузерном интерфейсе;</w:t>
+        <w:t>рост объёма открытых научных данных (250+ млн публикаций в каталоге OpenAlex) и потребность в инструментах их визуального анализа;</w:t>
       </w:r>
     </w:p>
     <w:p>
       <w:pPr>
-        <w:spacing w:before="0" w:after="60" w:line="360" w:lineRule="exact"/>
-        <w:ind w:left="709" w:firstLine="0"/>
+        <w:pStyle w:val="ListBullet"/>
         <w:jc w:val="both"/>
       </w:pPr>
       <w:r>
         <w:rPr>
-          <w:rFonts w:ascii="Times New Roman" w:hAnsi="Times New Roman" w:cs="Times New Roman"/>
-          <w:b w:val="0"/>
+          <w:rFonts w:ascii="Times New Roman" w:hAnsi="Times New Roman"/>
           <w:sz w:val="28"/>
         </w:rPr>
-        <w:t>— наличие открытого бесплатного источника данных — API OpenAlex с метаданными более 250 миллионов научных работ.</w:t>
+        <w:t>отсутствие бесплатных браузерных систем, совмещающих географическую карту аффилиаций, граф связей, фасетные фильтры и поиск похожих статей в одном приложении.</w:t>
       </w:r>
     </w:p>
     <w:p>
       <w:pPr>
-        <w:spacing w:before="120" w:after="60" w:line="360" w:lineRule="exact"/>
-        <w:ind w:firstLine="0"/>
-        <w:jc w:val="both"/>
+        <w:pStyle w:val="Heading2"/>
       </w:pPr>
       <w:r>
         <w:rPr>
-          <w:rFonts w:ascii="Times New Roman" w:hAnsi="Times New Roman" w:cs="Times New Roman"/>
+          <w:rFonts w:ascii="Times New Roman" w:hAnsi="Times New Roman"/>
           <w:b/>
           <w:sz w:val="28"/>
         </w:rPr>
@@ -580,43 +603,50 @@
     </w:p>
     <w:p>
       <w:pPr>
-        <w:spacing w:before="0" w:after="120" w:line="360" w:lineRule="exact"/>
         <w:ind w:firstLine="709"/>
         <w:jc w:val="both"/>
       </w:pPr>
       <w:r>
         <w:rPr>
-          <w:rFonts w:ascii="Times New Roman" w:hAnsi="Times New Roman" w:cs="Times New Roman"/>
-          <w:b w:val="0"/>
+          <w:rFonts w:ascii="Times New Roman" w:hAnsi="Times New Roman"/>
           <w:sz w:val="28"/>
         </w:rPr>
-        <w:t>Заказчик — кафедра прикладной информатики. Заказчик отвечает за формулирование требований и приёмку результата.</w:t>
+        <w:t>Заказчик — кафедра бизнес-информатики МУ ИВ: формулирует требования, согласует результаты, принимает работу.</w:t>
       </w:r>
     </w:p>
     <w:p>
       <w:pPr>
-        <w:spacing w:before="0" w:after="120" w:line="360" w:lineRule="exact"/>
         <w:ind w:firstLine="709"/>
         <w:jc w:val="both"/>
       </w:pPr>
       <w:r>
         <w:rPr>
-          <w:rFonts w:ascii="Times New Roman" w:hAnsi="Times New Roman" w:cs="Times New Roman"/>
-          <w:b w:val="0"/>
+          <w:rFonts w:ascii="Times New Roman" w:hAnsi="Times New Roman"/>
           <w:sz w:val="28"/>
         </w:rPr>
-        <w:t>Разработчик — студент направления «Прикладная информатика». Разработчик отвечает за проектирование, реализацию, испытания и документирование системы.</w:t>
+        <w:t>Разработчик — Сурнова Варвара Сергеевна: проектирует, реализует, тестирует систему и передаёт документацию.</w:t>
       </w:r>
     </w:p>
     <w:p>
       <w:pPr>
-        <w:spacing w:before="120" w:after="60" w:line="360" w:lineRule="exact"/>
-        <w:ind w:firstLine="0"/>
+        <w:ind w:firstLine="709"/>
         <w:jc w:val="both"/>
       </w:pPr>
       <w:r>
         <w:rPr>
-          <w:rFonts w:ascii="Times New Roman" w:hAnsi="Times New Roman" w:cs="Times New Roman"/>
+          <w:rFonts w:ascii="Times New Roman" w:hAnsi="Times New Roman"/>
+          <w:sz w:val="28"/>
+        </w:rPr>
+        <w:t>Научный руководитель — Атаева Ольга Муратовна: осуществляет методическое сопровождение.</w:t>
+      </w:r>
+    </w:p>
+    <w:p>
+      <w:pPr>
+        <w:pStyle w:val="Heading2"/>
+      </w:pPr>
+      <w:r>
+        <w:rPr>
+          <w:rFonts w:ascii="Times New Roman" w:hAnsi="Times New Roman"/>
           <w:b/>
           <w:sz w:val="28"/>
         </w:rPr>
@@ -625,43 +655,24 @@
     </w:p>
     <w:p>
       <w:pPr>
-        <w:spacing w:before="0" w:after="120" w:line="360" w:lineRule="exact"/>
         <w:ind w:firstLine="709"/>
         <w:jc w:val="both"/>
       </w:pPr>
       <w:r>
         <w:rPr>
-          <w:rFonts w:ascii="Times New Roman" w:hAnsi="Times New Roman" w:cs="Times New Roman"/>
-          <w:b w:val="0"/>
+          <w:rFonts w:ascii="Times New Roman" w:hAnsi="Times New Roman"/>
           <w:sz w:val="28"/>
         </w:rPr>
-        <w:t>Начало работ: 01 сентября 2024 года.</w:t>
+        <w:t>Начало работ: сентябрь 2025 г. Окончание работ (защита ВКР): июнь 2026 г.</w:t>
       </w:r>
     </w:p>
     <w:p>
       <w:pPr>
-        <w:spacing w:before="0" w:after="120" w:line="360" w:lineRule="exact"/>
-        <w:ind w:firstLine="709"/>
-        <w:jc w:val="both"/>
+        <w:pStyle w:val="Heading2"/>
       </w:pPr>
       <w:r>
         <w:rPr>
-          <w:rFonts w:ascii="Times New Roman" w:hAnsi="Times New Roman" w:cs="Times New Roman"/>
-          <w:b w:val="0"/>
-          <w:sz w:val="28"/>
-        </w:rPr>
-        <w:t>Окончание работ: 31 мая 2025 года.</w:t>
-      </w:r>
-    </w:p>
-    <w:p>
-      <w:pPr>
-        <w:spacing w:before="120" w:after="60" w:line="360" w:lineRule="exact"/>
-        <w:ind w:firstLine="0"/>
-        <w:jc w:val="both"/>
-      </w:pPr>
-      <w:r>
-        <w:rPr>
-          <w:rFonts w:ascii="Times New Roman" w:hAnsi="Times New Roman" w:cs="Times New Roman"/>
+          <w:rFonts w:ascii="Times New Roman" w:hAnsi="Times New Roman"/>
           <w:b/>
           <w:sz w:val="28"/>
         </w:rPr>
@@ -670,43 +681,38 @@
     </w:p>
     <w:p>
       <w:pPr>
-        <w:spacing w:before="0" w:after="120" w:line="360" w:lineRule="exact"/>
         <w:ind w:firstLine="709"/>
         <w:jc w:val="both"/>
       </w:pPr>
       <w:r>
         <w:rPr>
-          <w:rFonts w:ascii="Times New Roman" w:hAnsi="Times New Roman" w:cs="Times New Roman"/>
-          <w:b w:val="0"/>
+          <w:rFonts w:ascii="Times New Roman" w:hAnsi="Times New Roman"/>
           <w:sz w:val="28"/>
         </w:rPr>
-        <w:t>Работа выполняется в рамках выпускной квалификационной работы без коммерческого финансирования.</w:t>
+        <w:t>Финансирование не предусмотрено. Работа выполняется в рамках учебного процесса. Использованы исключительно бесплатные и открытые технологии: Python, PostgreSQL, OpenAlex API, Plotly, Photon (OpenStreetMap).</w:t>
       </w:r>
     </w:p>
     <w:p>
       <w:pPr>
-        <w:spacing w:before="240" w:after="120" w:line="360" w:lineRule="exact"/>
-        <w:ind w:firstLine="0"/>
+        <w:pStyle w:val="Heading1"/>
         <w:jc w:val="center"/>
       </w:pPr>
       <w:r>
         <w:rPr>
-          <w:rFonts w:ascii="Times New Roman" w:hAnsi="Times New Roman" w:cs="Times New Roman"/>
+          <w:rFonts w:ascii="Times New Roman" w:hAnsi="Times New Roman"/>
           <w:b/>
           <w:sz w:val="28"/>
         </w:rPr>
-        <w:t>2. НАЗНАЧЕНИЕ И ЦЕЛИ СОЗДАНИЯ СИСТЕМЫ</w:t>
+        <w:t>2. Назначение и цели создания системы</w:t>
       </w:r>
     </w:p>
     <w:p>
       <w:pPr>
-        <w:spacing w:before="120" w:after="60" w:line="360" w:lineRule="exact"/>
-        <w:ind w:firstLine="0"/>
-        <w:jc w:val="both"/>
+        <w:pStyle w:val="Heading2"/>
       </w:pPr>
       <w:r>
         <w:rPr>
-          <w:rFonts w:ascii="Times New Roman" w:hAnsi="Times New Roman" w:cs="Times New Roman"/>
+          <w:rFonts w:ascii="Times New Roman" w:hAnsi="Times New Roman"/>
           <w:b/>
           <w:sz w:val="28"/>
         </w:rPr>
@@ -715,268 +721,412 @@
     </w:p>
     <w:p>
       <w:pPr>
-        <w:spacing w:before="0" w:after="120" w:line="360" w:lineRule="exact"/>
         <w:ind w:firstLine="709"/>
         <w:jc w:val="both"/>
       </w:pPr>
       <w:r>
         <w:rPr>
-          <w:rFonts w:ascii="Times New Roman" w:hAnsi="Times New Roman" w:cs="Times New Roman"/>
-          <w:b w:val="0"/>
+          <w:rFonts w:ascii="Times New Roman" w:hAnsi="Times New Roman"/>
           <w:sz w:val="28"/>
         </w:rPr>
-        <w:t>Система предназначена для загрузки метаданных научных публикаций из открытого API OpenAlex, их хранения в реляционной базе данных, геокодирования организаций авторов и интерактивной визуализации в браузере в виде географической карты и графа связей.</w:t>
+        <w:t>Система предназначена для загрузки, хранения и интерактивной визуализации метаданных научных публикаций из открытого каталога OpenAlex. Целевая аудитория — исследователи и студенты, изучающие тематический и географический ландшафт научных публикаций.</w:t>
       </w:r>
     </w:p>
     <w:p>
       <w:pPr>
-        <w:spacing w:before="120" w:after="60" w:line="360" w:lineRule="exact"/>
-        <w:ind w:firstLine="0"/>
-        <w:jc w:val="both"/>
+        <w:pStyle w:val="Heading2"/>
       </w:pPr>
       <w:r>
         <w:rPr>
-          <w:rFonts w:ascii="Times New Roman" w:hAnsi="Times New Roman" w:cs="Times New Roman"/>
+          <w:rFonts w:ascii="Times New Roman" w:hAnsi="Times New Roman"/>
           <w:b/>
           <w:sz w:val="28"/>
         </w:rPr>
-        <w:t>2.2 Цели</w:t>
+        <w:t>2.2 Цели создания</w:t>
       </w:r>
     </w:p>
     <w:p>
       <w:pPr>
-        <w:spacing w:before="0" w:after="60" w:line="360" w:lineRule="exact"/>
-        <w:ind w:left="709" w:firstLine="0"/>
+        <w:ind w:firstLine="709"/>
         <w:jc w:val="both"/>
       </w:pPr>
       <w:r>
         <w:rPr>
-          <w:rFonts w:ascii="Times New Roman" w:hAnsi="Times New Roman" w:cs="Times New Roman"/>
-          <w:b w:val="0"/>
+          <w:rFonts w:ascii="Times New Roman" w:hAnsi="Times New Roman"/>
           <w:sz w:val="28"/>
         </w:rPr>
-        <w:t>1) Обеспечить исследователям инструмент для визуального анализа географии и структуры научных публикаций.</w:t>
+        <w:t>1) Разработать браузерное веб-приложение для анализа научных публикаций без необходимости установки стороннего программного обеспечения.</w:t>
       </w:r>
     </w:p>
     <w:p>
       <w:pPr>
-        <w:spacing w:before="0" w:after="60" w:line="360" w:lineRule="exact"/>
-        <w:ind w:left="709" w:firstLine="0"/>
+        <w:ind w:firstLine="709"/>
         <w:jc w:val="both"/>
       </w:pPr>
       <w:r>
         <w:rPr>
-          <w:rFonts w:ascii="Times New Roman" w:hAnsi="Times New Roman" w:cs="Times New Roman"/>
-          <w:b w:val="0"/>
+          <w:rFonts w:ascii="Times New Roman" w:hAnsi="Times New Roman"/>
           <w:sz w:val="28"/>
         </w:rPr>
-        <w:t>2) Реализовать алгоритм поиска тематически близких публикаций без обращения к внешним сервисам.</w:t>
+        <w:t>2) Обеспечить географическую визуализацию аффилиаций авторов с покрытием координатами не менее 75% публикаций.</w:t>
       </w:r>
     </w:p>
     <w:p>
       <w:pPr>
-        <w:spacing w:before="0" w:after="60" w:line="360" w:lineRule="exact"/>
-        <w:ind w:left="709" w:firstLine="0"/>
+        <w:ind w:firstLine="709"/>
         <w:jc w:val="both"/>
       </w:pPr>
       <w:r>
         <w:rPr>
-          <w:rFonts w:ascii="Times New Roman" w:hAnsi="Times New Roman" w:cs="Times New Roman"/>
-          <w:b w:val="0"/>
+          <w:rFonts w:ascii="Times New Roman" w:hAnsi="Times New Roman"/>
           <w:sz w:val="28"/>
         </w:rPr>
-        <w:t>3) Обеспечить покрытие геокодирования не менее 75% загруженных публикаций.</w:t>
+        <w:t>3) Реализовать граф связей между публикациями, авторами, журналами и организациями с пятью режимами отображения.</w:t>
       </w:r>
     </w:p>
     <w:p>
       <w:pPr>
-        <w:spacing w:before="0" w:after="60" w:line="360" w:lineRule="exact"/>
-        <w:ind w:left="709" w:firstLine="0"/>
+        <w:ind w:firstLine="709"/>
         <w:jc w:val="both"/>
       </w:pPr>
       <w:r>
         <w:rPr>
-          <w:rFonts w:ascii="Times New Roman" w:hAnsi="Times New Roman" w:cs="Times New Roman"/>
-          <w:b w:val="0"/>
+          <w:rFonts w:ascii="Times New Roman" w:hAnsi="Times New Roman"/>
           <w:sz w:val="28"/>
         </w:rPr>
-        <w:t>4) Предоставить фасетную фильтрацию, гарантирующую отсутствие пустых выборок.</w:t>
+        <w:t>4) Разработать алгоритм поиска похожих статей по метаданным без обращения к полным текстам.</w:t>
       </w:r>
     </w:p>
     <w:p>
       <w:pPr>
-        <w:spacing w:before="120" w:after="60" w:line="360" w:lineRule="exact"/>
-        <w:ind w:firstLine="0"/>
+        <w:ind w:firstLine="709"/>
         <w:jc w:val="both"/>
       </w:pPr>
       <w:r>
         <w:rPr>
-          <w:rFonts w:ascii="Times New Roman" w:hAnsi="Times New Roman" w:cs="Times New Roman"/>
+          <w:rFonts w:ascii="Times New Roman" w:hAnsi="Times New Roman"/>
+          <w:sz w:val="28"/>
+        </w:rPr>
+        <w:t>5) Обеспечить интерфейс с фасетными фильтрами, исключающими получение пустых результатов.</w:t>
+      </w:r>
+    </w:p>
+    <w:p>
+      <w:pPr>
+        <w:pStyle w:val="Heading2"/>
+      </w:pPr>
+      <w:r>
+        <w:rPr>
+          <w:rFonts w:ascii="Times New Roman" w:hAnsi="Times New Roman"/>
           <w:b/>
           <w:sz w:val="28"/>
         </w:rPr>
         <w:t>2.3 Показатели достижения целей</w:t>
       </w:r>
     </w:p>
+    <w:tbl>
+      <w:tblPr>
+        <w:tblStyle w:val="TableGrid"/>
+        <w:tblW w:type="auto" w:w="0"/>
+        <w:jc w:val="center"/>
+        <w:tblLook w:firstColumn="1" w:firstRow="1" w:lastColumn="0" w:lastRow="0" w:noHBand="0" w:noVBand="1" w:val="04A0"/>
+      </w:tblPr>
+      <w:tblGrid>
+        <w:gridCol w:w="4844"/>
+        <w:gridCol w:w="4844"/>
+      </w:tblGrid>
+      <w:tr>
+        <w:tc>
+          <w:tcPr>
+            <w:tcW w:type="dxa" w:w="4844"/>
+          </w:tcPr>
+          <w:p>
+            <w:pPr>
+              <w:jc w:val="center"/>
+            </w:pPr>
+            <w:r>
+              <w:rPr>
+                <w:rFonts w:ascii="Times New Roman" w:hAnsi="Times New Roman"/>
+                <w:b/>
+                <w:sz w:val="24"/>
+              </w:rPr>
+              <w:t>Показатель</w:t>
+            </w:r>
+          </w:p>
+        </w:tc>
+        <w:tc>
+          <w:tcPr>
+            <w:tcW w:type="dxa" w:w="4844"/>
+          </w:tcPr>
+          <w:p>
+            <w:pPr>
+              <w:jc w:val="center"/>
+            </w:pPr>
+            <w:r>
+              <w:rPr>
+                <w:rFonts w:ascii="Times New Roman" w:hAnsi="Times New Roman"/>
+                <w:b/>
+                <w:sz w:val="24"/>
+              </w:rPr>
+              <w:t>Норматив</w:t>
+            </w:r>
+          </w:p>
+        </w:tc>
+      </w:tr>
+      <w:tr>
+        <w:tc>
+          <w:tcPr>
+            <w:tcW w:type="dxa" w:w="4844"/>
+          </w:tcPr>
+          <w:p>
+            <w:r>
+              <w:rPr>
+                <w:rFonts w:ascii="Times New Roman" w:hAnsi="Times New Roman"/>
+                <w:sz w:val="24"/>
+              </w:rPr>
+              <w:t>Количество загруженных публикаций</w:t>
+            </w:r>
+          </w:p>
+        </w:tc>
+        <w:tc>
+          <w:tcPr>
+            <w:tcW w:type="dxa" w:w="4844"/>
+          </w:tcPr>
+          <w:p>
+            <w:r>
+              <w:rPr>
+                <w:rFonts w:ascii="Times New Roman" w:hAnsi="Times New Roman"/>
+                <w:sz w:val="24"/>
+              </w:rPr>
+              <w:t>≥ 9 000</w:t>
+            </w:r>
+          </w:p>
+        </w:tc>
+      </w:tr>
+      <w:tr>
+        <w:tc>
+          <w:tcPr>
+            <w:tcW w:type="dxa" w:w="4844"/>
+          </w:tcPr>
+          <w:p>
+            <w:r>
+              <w:rPr>
+                <w:rFonts w:ascii="Times New Roman" w:hAnsi="Times New Roman"/>
+                <w:sz w:val="24"/>
+              </w:rPr>
+              <w:t>Доля публикаций с геокоординатами</w:t>
+            </w:r>
+          </w:p>
+        </w:tc>
+        <w:tc>
+          <w:tcPr>
+            <w:tcW w:type="dxa" w:w="4844"/>
+          </w:tcPr>
+          <w:p>
+            <w:r>
+              <w:rPr>
+                <w:rFonts w:ascii="Times New Roman" w:hAnsi="Times New Roman"/>
+                <w:sz w:val="24"/>
+              </w:rPr>
+              <w:t>≥ 75%</w:t>
+            </w:r>
+          </w:p>
+        </w:tc>
+      </w:tr>
+      <w:tr>
+        <w:tc>
+          <w:tcPr>
+            <w:tcW w:type="dxa" w:w="4844"/>
+          </w:tcPr>
+          <w:p>
+            <w:r>
+              <w:rPr>
+                <w:rFonts w:ascii="Times New Roman" w:hAnsi="Times New Roman"/>
+                <w:sz w:val="24"/>
+              </w:rPr>
+              <w:t>Число режимов графа связей</w:t>
+            </w:r>
+          </w:p>
+        </w:tc>
+        <w:tc>
+          <w:tcPr>
+            <w:tcW w:type="dxa" w:w="4844"/>
+          </w:tcPr>
+          <w:p>
+            <w:r>
+              <w:rPr>
+                <w:rFonts w:ascii="Times New Roman" w:hAnsi="Times New Roman"/>
+                <w:sz w:val="24"/>
+              </w:rPr>
+              <w:t>5</w:t>
+            </w:r>
+          </w:p>
+        </w:tc>
+      </w:tr>
+      <w:tr>
+        <w:tc>
+          <w:tcPr>
+            <w:tcW w:type="dxa" w:w="4844"/>
+          </w:tcPr>
+          <w:p>
+            <w:r>
+              <w:rPr>
+                <w:rFonts w:ascii="Times New Roman" w:hAnsi="Times New Roman"/>
+                <w:sz w:val="24"/>
+              </w:rPr>
+              <w:t>Время отклика REST API на типовой запрос</w:t>
+            </w:r>
+          </w:p>
+        </w:tc>
+        <w:tc>
+          <w:tcPr>
+            <w:tcW w:type="dxa" w:w="4844"/>
+          </w:tcPr>
+          <w:p>
+            <w:r>
+              <w:rPr>
+                <w:rFonts w:ascii="Times New Roman" w:hAnsi="Times New Roman"/>
+                <w:sz w:val="24"/>
+              </w:rPr>
+              <w:t>≤ 2 с</w:t>
+            </w:r>
+          </w:p>
+        </w:tc>
+      </w:tr>
+      <w:tr>
+        <w:tc>
+          <w:tcPr>
+            <w:tcW w:type="dxa" w:w="4844"/>
+          </w:tcPr>
+          <w:p>
+            <w:r>
+              <w:rPr>
+                <w:rFonts w:ascii="Times New Roman" w:hAnsi="Times New Roman"/>
+                <w:sz w:val="24"/>
+              </w:rPr>
+              <w:t>Работа без подключения к интернету (после загрузки)</w:t>
+            </w:r>
+          </w:p>
+        </w:tc>
+        <w:tc>
+          <w:tcPr>
+            <w:tcW w:type="dxa" w:w="4844"/>
+          </w:tcPr>
+          <w:p>
+            <w:r>
+              <w:rPr>
+                <w:rFonts w:ascii="Times New Roman" w:hAnsi="Times New Roman"/>
+                <w:sz w:val="24"/>
+              </w:rPr>
+              <w:t>Да</w:t>
+            </w:r>
+          </w:p>
+        </w:tc>
+      </w:tr>
+      <w:tr>
+        <w:tc>
+          <w:tcPr>
+            <w:tcW w:type="dxa" w:w="4844"/>
+          </w:tcPr>
+          <w:p>
+            <w:r>
+              <w:rPr>
+                <w:rFonts w:ascii="Times New Roman" w:hAnsi="Times New Roman"/>
+                <w:sz w:val="24"/>
+              </w:rPr>
+              <w:t>Внешние JS-зависимости в интерфейсе</w:t>
+            </w:r>
+          </w:p>
+        </w:tc>
+        <w:tc>
+          <w:tcPr>
+            <w:tcW w:type="dxa" w:w="4844"/>
+          </w:tcPr>
+          <w:p>
+            <w:r>
+              <w:rPr>
+                <w:rFonts w:ascii="Times New Roman" w:hAnsi="Times New Roman"/>
+                <w:sz w:val="24"/>
+              </w:rPr>
+              <w:t>Нет</w:t>
+            </w:r>
+          </w:p>
+        </w:tc>
+      </w:tr>
+    </w:tbl>
+    <w:p/>
     <w:p>
       <w:pPr>
-        <w:spacing w:before="0" w:after="60" w:line="360" w:lineRule="exact"/>
-        <w:ind w:left="709" w:firstLine="0"/>
-        <w:jc w:val="both"/>
+        <w:pStyle w:val="Heading1"/>
+        <w:jc w:val="center"/>
       </w:pPr>
       <w:r>
         <w:rPr>
-          <w:rFonts w:ascii="Times New Roman" w:hAnsi="Times New Roman" w:cs="Times New Roman"/>
-          <w:b w:val="0"/>
+          <w:rFonts w:ascii="Times New Roman" w:hAnsi="Times New Roman"/>
+          <w:b/>
           <w:sz w:val="28"/>
         </w:rPr>
-        <w:t>— Покрытие геокодирования: не менее 75% (фактически достигнуто 80,8%).</w:t>
+        <w:t>3. Характеристика объекта автоматизации</w:t>
       </w:r>
     </w:p>
     <w:p>
       <w:pPr>
-        <w:spacing w:before="0" w:after="60" w:line="360" w:lineRule="exact"/>
-        <w:ind w:left="709" w:firstLine="0"/>
-        <w:jc w:val="both"/>
+        <w:pStyle w:val="Heading2"/>
       </w:pPr>
       <w:r>
         <w:rPr>
-          <w:rFonts w:ascii="Times New Roman" w:hAnsi="Times New Roman" w:cs="Times New Roman"/>
-          <w:b w:val="0"/>
+          <w:rFonts w:ascii="Times New Roman" w:hAnsi="Times New Roman"/>
+          <w:b/>
           <w:sz w:val="28"/>
         </w:rPr>
-        <w:t>— Граф отображается без зависания браузера при наборе до 70 статей.</w:t>
+        <w:t>3.1 Описание текущего состояния (AS IS)</w:t>
       </w:r>
     </w:p>
     <w:p>
       <w:pPr>
-        <w:spacing w:before="0" w:after="60" w:line="360" w:lineRule="exact"/>
-        <w:ind w:left="709" w:firstLine="0"/>
+        <w:ind w:firstLine="709"/>
         <w:jc w:val="both"/>
       </w:pPr>
       <w:r>
         <w:rPr>
-          <w:rFonts w:ascii="Times New Roman" w:hAnsi="Times New Roman" w:cs="Times New Roman"/>
-          <w:b w:val="0"/>
+          <w:rFonts w:ascii="Times New Roman" w:hAnsi="Times New Roman"/>
           <w:sz w:val="28"/>
         </w:rPr>
-        <w:t>— Фасетные фильтры исключают пустые результаты.</w:t>
+        <w:t>В настоящее время для анализа библиометрических данных исследователи используют разрозненные инструменты: VOSviewer и CiteSpace требуют установки и поддерживают только WoS/Scopus; Connected Papers работает с одной статьёй; Bibliometrix требует R; Lens.org не имеет графа связей; ResearchRabbit, Inciteful, Litmaps не предоставляют карту с координатами и работают с 1–2 стартовыми статьями. Ни один инструмент не объединяет карту, граф, фасетные фильтры и поиск похожих в одном браузерном приложении.</w:t>
       </w:r>
     </w:p>
     <w:p>
       <w:pPr>
-        <w:spacing w:before="0" w:after="60" w:line="360" w:lineRule="exact"/>
-        <w:ind w:left="709" w:firstLine="0"/>
-        <w:jc w:val="both"/>
+        <w:pStyle w:val="Heading2"/>
       </w:pPr>
       <w:r>
         <w:rPr>
-          <w:rFonts w:ascii="Times New Roman" w:hAnsi="Times New Roman" w:cs="Times New Roman"/>
-          <w:b w:val="0"/>
+          <w:rFonts w:ascii="Times New Roman" w:hAnsi="Times New Roman"/>
+          <w:b/>
           <w:sz w:val="28"/>
         </w:rPr>
-        <w:t>— Алгоритм поиска похожих статей учитывает не менее трёх независимых признаков.</w:t>
+        <w:t>3.2 Целевое состояние (TO BE)</w:t>
       </w:r>
     </w:p>
     <w:p>
       <w:pPr>
-        <w:spacing w:before="0" w:after="60" w:line="360" w:lineRule="exact"/>
-        <w:ind w:left="709" w:firstLine="0"/>
+        <w:ind w:firstLine="709"/>
         <w:jc w:val="both"/>
       </w:pPr>
       <w:r>
         <w:rPr>
-          <w:rFonts w:ascii="Times New Roman" w:hAnsi="Times New Roman" w:cs="Times New Roman"/>
-          <w:b w:val="0"/>
+          <w:rFonts w:ascii="Times New Roman" w:hAnsi="Times New Roman"/>
           <w:sz w:val="28"/>
         </w:rPr>
-        <w:t>— Время первоначальной загрузки страницы: не более 5 секунд.</w:t>
+        <w:t>Разработанная система позволяет в едином браузерном интерфейсе: просматривать публикации на интерактивной карте по координатам организаций; анализировать связи через граф с пятью режимами отображения; применять фасетные фильтры (год, журнал, тема); искать похожие статьи по пересечению метаданных; просматривать детали статьи с аннотацией и DOI.</w:t>
       </w:r>
     </w:p>
     <w:p>
       <w:pPr>
-        <w:spacing w:before="240" w:after="120" w:line="360" w:lineRule="exact"/>
-        <w:ind w:firstLine="0"/>
-        <w:jc w:val="center"/>
+        <w:pStyle w:val="Heading2"/>
       </w:pPr>
       <w:r>
         <w:rPr>
-          <w:rFonts w:ascii="Times New Roman" w:hAnsi="Times New Roman" w:cs="Times New Roman"/>
-          <w:b/>
-          <w:sz w:val="28"/>
-        </w:rPr>
-        <w:t>3. ХАРАКТЕРИСТИКА ОБЪЕКТА АВТОМАТИЗАЦИИ</w:t>
-      </w:r>
-    </w:p>
-    <w:p>
-      <w:pPr>
-        <w:spacing w:before="120" w:after="60" w:line="360" w:lineRule="exact"/>
-        <w:ind w:firstLine="0"/>
-        <w:jc w:val="both"/>
-      </w:pPr>
-      <w:r>
-        <w:rPr>
-          <w:rFonts w:ascii="Times New Roman" w:hAnsi="Times New Roman" w:cs="Times New Roman"/>
-          <w:b/>
-          <w:sz w:val="28"/>
-        </w:rPr>
-        <w:t>3.1 Описание текущего процесса (AS IS)</w:t>
-      </w:r>
-    </w:p>
-    <w:p>
-      <w:pPr>
-        <w:spacing w:before="0" w:after="120" w:line="360" w:lineRule="exact"/>
-        <w:ind w:firstLine="709"/>
-        <w:jc w:val="both"/>
-      </w:pPr>
-      <w:r>
-        <w:rPr>
-          <w:rFonts w:ascii="Times New Roman" w:hAnsi="Times New Roman" w:cs="Times New Roman"/>
-          <w:b w:val="0"/>
-          <w:sz w:val="28"/>
-        </w:rPr>
-        <w:t>Исследователь осуществляет поиск публикаций через поисковые системы или библиографические каталоги (Google Scholar, Semantic Scholar, OpenAlex). Результат — плоский список статей без визуализации географии или связей между авторами. Выявление тематических кластеров, коллабораций и географического распределения требует ручной обработки данных.</w:t>
-      </w:r>
-    </w:p>
-    <w:p>
-      <w:pPr>
-        <w:spacing w:before="120" w:after="60" w:line="360" w:lineRule="exact"/>
-        <w:ind w:firstLine="0"/>
-        <w:jc w:val="both"/>
-      </w:pPr>
-      <w:r>
-        <w:rPr>
-          <w:rFonts w:ascii="Times New Roman" w:hAnsi="Times New Roman" w:cs="Times New Roman"/>
-          <w:b/>
-          <w:sz w:val="28"/>
-        </w:rPr>
-        <w:t>3.2 Целевой процесс (TO BE)</w:t>
-      </w:r>
-    </w:p>
-    <w:p>
-      <w:pPr>
-        <w:spacing w:before="0" w:after="120" w:line="360" w:lineRule="exact"/>
-        <w:ind w:firstLine="709"/>
-        <w:jc w:val="both"/>
-      </w:pPr>
-      <w:r>
-        <w:rPr>
-          <w:rFonts w:ascii="Times New Roman" w:hAnsi="Times New Roman" w:cs="Times New Roman"/>
-          <w:b w:val="0"/>
-          <w:sz w:val="28"/>
-        </w:rPr>
-        <w:t>Исследователь запускает веб-приложение, применяет фасетные фильтры (год, журнал, автор, аффилиация), просматривает географию публикаций на карте мира с точными координатами организаций, изучает связи между сущностями на графе, находит тематически близкие публикации одним кликом.</w:t>
-      </w:r>
-    </w:p>
-    <w:p>
-      <w:pPr>
-        <w:spacing w:before="120" w:after="60" w:line="360" w:lineRule="exact"/>
-        <w:ind w:firstLine="0"/>
-        <w:jc w:val="both"/>
-      </w:pPr>
-      <w:r>
-        <w:rPr>
-          <w:rFonts w:ascii="Times New Roman" w:hAnsi="Times New Roman" w:cs="Times New Roman"/>
+          <w:rFonts w:ascii="Times New Roman" w:hAnsi="Times New Roman"/>
           <w:b/>
           <w:sz w:val="28"/>
         </w:rPr>
@@ -985,178 +1135,294 @@
     </w:p>
     <w:p>
       <w:pPr>
-        <w:spacing w:before="0" w:after="120" w:line="360" w:lineRule="exact"/>
         <w:ind w:firstLine="709"/>
         <w:jc w:val="both"/>
       </w:pPr>
       <w:r>
         <w:rPr>
-          <w:rFonts w:ascii="Times New Roman" w:hAnsi="Times New Roman" w:cs="Times New Roman"/>
-          <w:b w:val="0"/>
+          <w:rFonts w:ascii="Times New Roman" w:hAnsi="Times New Roman"/>
           <w:sz w:val="28"/>
         </w:rPr>
-        <w:t>Метаданные публикаций: название, год, DOI, тип, язык, число цитирований, аннотация.</w:t>
+        <w:t>Источник данных: OpenAlex API (бесплатный, без регистрации, 250+ млн публикаций).</w:t>
       </w:r>
     </w:p>
     <w:p>
       <w:pPr>
-        <w:spacing w:before="0" w:after="120" w:line="360" w:lineRule="exact"/>
         <w:ind w:firstLine="709"/>
         <w:jc w:val="both"/>
       </w:pPr>
       <w:r>
         <w:rPr>
-          <w:rFonts w:ascii="Times New Roman" w:hAnsi="Times New Roman" w:cs="Times New Roman"/>
-          <w:b w:val="0"/>
+          <w:rFonts w:ascii="Times New Roman" w:hAnsi="Times New Roman"/>
           <w:sz w:val="28"/>
         </w:rPr>
-        <w:t>Метаданные авторов: имя, список публикаций.</w:t>
+        <w:t>Метаданные публикаций: название, год, DOI, журнал, авторы, аффилиации, тематики, ключевые слова.</w:t>
       </w:r>
     </w:p>
     <w:p>
       <w:pPr>
-        <w:spacing w:before="0" w:after="120" w:line="360" w:lineRule="exact"/>
         <w:ind w:firstLine="709"/>
         <w:jc w:val="both"/>
       </w:pPr>
       <w:r>
         <w:rPr>
-          <w:rFonts w:ascii="Times New Roman" w:hAnsi="Times New Roman" w:cs="Times New Roman"/>
-          <w:b w:val="0"/>
+          <w:rFonts w:ascii="Times New Roman" w:hAnsi="Times New Roman"/>
           <w:sz w:val="28"/>
         </w:rPr>
-        <w:t>Метаданные организаций: название, идентификатор OpenAlex, географические координаты.</w:t>
+        <w:t>Географические данные: координаты (latitude, longitude) организаций, полученные через API OpenAlex и геокодер Photon.</w:t>
       </w:r>
     </w:p>
     <w:p>
       <w:pPr>
-        <w:spacing w:before="0" w:after="120" w:line="360" w:lineRule="exact"/>
-        <w:ind w:firstLine="709"/>
-        <w:jc w:val="both"/>
+        <w:pStyle w:val="Heading2"/>
       </w:pPr>
       <w:r>
         <w:rPr>
-          <w:rFonts w:ascii="Times New Roman" w:hAnsi="Times New Roman" w:cs="Times New Roman"/>
-          <w:b w:val="0"/>
-          <w:sz w:val="28"/>
-        </w:rPr>
-        <w:t>Тематические классификаторы: тема, подобласть, область, домен, балл уверенности.</w:t>
-      </w:r>
-    </w:p>
-    <w:p>
-      <w:pPr>
-        <w:spacing w:before="0" w:after="120" w:line="360" w:lineRule="exact"/>
-        <w:ind w:firstLine="709"/>
-        <w:jc w:val="both"/>
-      </w:pPr>
-      <w:r>
-        <w:rPr>
-          <w:rFonts w:ascii="Times New Roman" w:hAnsi="Times New Roman" w:cs="Times New Roman"/>
-          <w:b w:val="0"/>
-          <w:sz w:val="28"/>
-        </w:rPr>
-        <w:t>Ключевые слова публикаций.</w:t>
-      </w:r>
-    </w:p>
-    <w:p>
-      <w:pPr>
-        <w:spacing w:before="120" w:after="60" w:line="360" w:lineRule="exact"/>
-        <w:ind w:firstLine="0"/>
-        <w:jc w:val="both"/>
-      </w:pPr>
-      <w:r>
-        <w:rPr>
-          <w:rFonts w:ascii="Times New Roman" w:hAnsi="Times New Roman" w:cs="Times New Roman"/>
+          <w:rFonts w:ascii="Times New Roman" w:hAnsi="Times New Roman"/>
           <w:b/>
           <w:sz w:val="28"/>
         </w:rPr>
-        <w:t>3.4 Объёмы данных</w:t>
+        <w:t>3.4 Объём данных</w:t>
       </w:r>
     </w:p>
+    <w:tbl>
+      <w:tblPr>
+        <w:tblStyle w:val="TableGrid"/>
+        <w:tblW w:type="auto" w:w="0"/>
+        <w:jc w:val="center"/>
+        <w:tblLook w:firstColumn="1" w:firstRow="1" w:lastColumn="0" w:lastRow="0" w:noHBand="0" w:noVBand="1" w:val="04A0"/>
+      </w:tblPr>
+      <w:tblGrid>
+        <w:gridCol w:w="4844"/>
+        <w:gridCol w:w="4844"/>
+      </w:tblGrid>
+      <w:tr>
+        <w:tc>
+          <w:tcPr>
+            <w:tcW w:type="dxa" w:w="4844"/>
+          </w:tcPr>
+          <w:p>
+            <w:pPr>
+              <w:jc w:val="center"/>
+            </w:pPr>
+            <w:r>
+              <w:rPr>
+                <w:rFonts w:ascii="Times New Roman" w:hAnsi="Times New Roman"/>
+                <w:b/>
+                <w:sz w:val="24"/>
+              </w:rPr>
+              <w:t>Параметр</w:t>
+            </w:r>
+          </w:p>
+        </w:tc>
+        <w:tc>
+          <w:tcPr>
+            <w:tcW w:type="dxa" w:w="4844"/>
+          </w:tcPr>
+          <w:p>
+            <w:pPr>
+              <w:jc w:val="center"/>
+            </w:pPr>
+            <w:r>
+              <w:rPr>
+                <w:rFonts w:ascii="Times New Roman" w:hAnsi="Times New Roman"/>
+                <w:b/>
+                <w:sz w:val="24"/>
+              </w:rPr>
+              <w:t>Значение</w:t>
+            </w:r>
+          </w:p>
+        </w:tc>
+      </w:tr>
+      <w:tr>
+        <w:tc>
+          <w:tcPr>
+            <w:tcW w:type="dxa" w:w="4844"/>
+          </w:tcPr>
+          <w:p>
+            <w:r>
+              <w:rPr>
+                <w:rFonts w:ascii="Times New Roman" w:hAnsi="Times New Roman"/>
+                <w:sz w:val="24"/>
+              </w:rPr>
+              <w:t>Загружено публикаций</w:t>
+            </w:r>
+          </w:p>
+        </w:tc>
+        <w:tc>
+          <w:tcPr>
+            <w:tcW w:type="dxa" w:w="4844"/>
+          </w:tcPr>
+          <w:p>
+            <w:r>
+              <w:rPr>
+                <w:rFonts w:ascii="Times New Roman" w:hAnsi="Times New Roman"/>
+                <w:sz w:val="24"/>
+              </w:rPr>
+              <w:t>9 994</w:t>
+            </w:r>
+          </w:p>
+        </w:tc>
+      </w:tr>
+      <w:tr>
+        <w:tc>
+          <w:tcPr>
+            <w:tcW w:type="dxa" w:w="4844"/>
+          </w:tcPr>
+          <w:p>
+            <w:r>
+              <w:rPr>
+                <w:rFonts w:ascii="Times New Roman" w:hAnsi="Times New Roman"/>
+                <w:sz w:val="24"/>
+              </w:rPr>
+              <w:t>Таблиц в БД</w:t>
+            </w:r>
+          </w:p>
+        </w:tc>
+        <w:tc>
+          <w:tcPr>
+            <w:tcW w:type="dxa" w:w="4844"/>
+          </w:tcPr>
+          <w:p>
+            <w:r>
+              <w:rPr>
+                <w:rFonts w:ascii="Times New Roman" w:hAnsi="Times New Roman"/>
+                <w:sz w:val="24"/>
+              </w:rPr>
+              <w:t>7</w:t>
+            </w:r>
+          </w:p>
+        </w:tc>
+      </w:tr>
+      <w:tr>
+        <w:tc>
+          <w:tcPr>
+            <w:tcW w:type="dxa" w:w="4844"/>
+          </w:tcPr>
+          <w:p>
+            <w:r>
+              <w:rPr>
+                <w:rFonts w:ascii="Times New Roman" w:hAnsi="Times New Roman"/>
+                <w:sz w:val="24"/>
+              </w:rPr>
+              <w:t>Строк в publication_authors</w:t>
+            </w:r>
+          </w:p>
+        </w:tc>
+        <w:tc>
+          <w:tcPr>
+            <w:tcW w:type="dxa" w:w="4844"/>
+          </w:tcPr>
+          <w:p>
+            <w:r>
+              <w:rPr>
+                <w:rFonts w:ascii="Times New Roman" w:hAnsi="Times New Roman"/>
+                <w:sz w:val="24"/>
+              </w:rPr>
+              <w:t>~50 000</w:t>
+            </w:r>
+          </w:p>
+        </w:tc>
+      </w:tr>
+      <w:tr>
+        <w:tc>
+          <w:tcPr>
+            <w:tcW w:type="dxa" w:w="4844"/>
+          </w:tcPr>
+          <w:p>
+            <w:r>
+              <w:rPr>
+                <w:rFonts w:ascii="Times New Roman" w:hAnsi="Times New Roman"/>
+                <w:sz w:val="24"/>
+              </w:rPr>
+              <w:t>Строк в publication_topics</w:t>
+            </w:r>
+          </w:p>
+        </w:tc>
+        <w:tc>
+          <w:tcPr>
+            <w:tcW w:type="dxa" w:w="4844"/>
+          </w:tcPr>
+          <w:p>
+            <w:r>
+              <w:rPr>
+                <w:rFonts w:ascii="Times New Roman" w:hAnsi="Times New Roman"/>
+                <w:sz w:val="24"/>
+              </w:rPr>
+              <w:t>~30 000</w:t>
+            </w:r>
+          </w:p>
+        </w:tc>
+      </w:tr>
+      <w:tr>
+        <w:tc>
+          <w:tcPr>
+            <w:tcW w:type="dxa" w:w="4844"/>
+          </w:tcPr>
+          <w:p>
+            <w:r>
+              <w:rPr>
+                <w:rFonts w:ascii="Times New Roman" w:hAnsi="Times New Roman"/>
+                <w:sz w:val="24"/>
+              </w:rPr>
+              <w:t>Лимит статей в графе (производительность браузера)</w:t>
+            </w:r>
+          </w:p>
+        </w:tc>
+        <w:tc>
+          <w:tcPr>
+            <w:tcW w:type="dxa" w:w="4844"/>
+          </w:tcPr>
+          <w:p>
+            <w:r>
+              <w:rPr>
+                <w:rFonts w:ascii="Times New Roman" w:hAnsi="Times New Roman"/>
+                <w:sz w:val="24"/>
+              </w:rPr>
+              <w:t>70</w:t>
+            </w:r>
+          </w:p>
+        </w:tc>
+      </w:tr>
+      <w:tr>
+        <w:tc>
+          <w:tcPr>
+            <w:tcW w:type="dxa" w:w="4844"/>
+          </w:tcPr>
+          <w:p>
+            <w:r>
+              <w:rPr>
+                <w:rFonts w:ascii="Times New Roman" w:hAnsi="Times New Roman"/>
+                <w:sz w:val="24"/>
+              </w:rPr>
+              <w:t>Лимит статей в боковом списке</w:t>
+            </w:r>
+          </w:p>
+        </w:tc>
+        <w:tc>
+          <w:tcPr>
+            <w:tcW w:type="dxa" w:w="4844"/>
+          </w:tcPr>
+          <w:p>
+            <w:r>
+              <w:rPr>
+                <w:rFonts w:ascii="Times New Roman" w:hAnsi="Times New Roman"/>
+                <w:sz w:val="24"/>
+              </w:rPr>
+              <w:t>200</w:t>
+            </w:r>
+          </w:p>
+        </w:tc>
+      </w:tr>
+    </w:tbl>
+    <w:p/>
     <w:p>
       <w:pPr>
-        <w:spacing w:before="0" w:after="60" w:line="360" w:lineRule="exact"/>
-        <w:ind w:left="709" w:firstLine="0"/>
-        <w:jc w:val="both"/>
+        <w:pStyle w:val="Heading2"/>
       </w:pPr>
       <w:r>
         <w:rPr>
-          <w:rFonts w:ascii="Times New Roman" w:hAnsi="Times New Roman" w:cs="Times New Roman"/>
-          <w:b w:val="0"/>
-          <w:sz w:val="28"/>
-        </w:rPr>
-        <w:t>— Целевой объём: до 10 000 публикаций в базе.</w:t>
-      </w:r>
-    </w:p>
-    <w:p>
-      <w:pPr>
-        <w:spacing w:before="0" w:after="60" w:line="360" w:lineRule="exact"/>
-        <w:ind w:left="709" w:firstLine="0"/>
-        <w:jc w:val="both"/>
-      </w:pPr>
-      <w:r>
-        <w:rPr>
-          <w:rFonts w:ascii="Times New Roman" w:hAnsi="Times New Roman" w:cs="Times New Roman"/>
-          <w:b w:val="0"/>
-          <w:sz w:val="28"/>
-        </w:rPr>
-        <w:t>— Число организаций: до 5 000.</w:t>
-      </w:r>
-    </w:p>
-    <w:p>
-      <w:pPr>
-        <w:spacing w:before="0" w:after="60" w:line="360" w:lineRule="exact"/>
-        <w:ind w:left="709" w:firstLine="0"/>
-        <w:jc w:val="both"/>
-      </w:pPr>
-      <w:r>
-        <w:rPr>
-          <w:rFonts w:ascii="Times New Roman" w:hAnsi="Times New Roman" w:cs="Times New Roman"/>
-          <w:b w:val="0"/>
-          <w:sz w:val="28"/>
-        </w:rPr>
-        <w:t>— Число авторов: до 20 000.</w:t>
-      </w:r>
-    </w:p>
-    <w:p>
-      <w:pPr>
-        <w:spacing w:before="0" w:after="60" w:line="360" w:lineRule="exact"/>
-        <w:ind w:left="709" w:firstLine="0"/>
-        <w:jc w:val="both"/>
-      </w:pPr>
-      <w:r>
-        <w:rPr>
-          <w:rFonts w:ascii="Times New Roman" w:hAnsi="Times New Roman" w:cs="Times New Roman"/>
-          <w:b w:val="0"/>
-          <w:sz w:val="28"/>
-        </w:rPr>
-        <w:t>— Число тематических записей: до 30 000.</w:t>
-      </w:r>
-    </w:p>
-    <w:p>
-      <w:pPr>
-        <w:spacing w:before="0" w:after="60" w:line="360" w:lineRule="exact"/>
-        <w:ind w:left="709" w:firstLine="0"/>
-        <w:jc w:val="both"/>
-      </w:pPr>
-      <w:r>
-        <w:rPr>
-          <w:rFonts w:ascii="Times New Roman" w:hAnsi="Times New Roman" w:cs="Times New Roman"/>
-          <w:b w:val="0"/>
-          <w:sz w:val="28"/>
-        </w:rPr>
-        <w:t>— Объём базы данных: до 500 МБ.</w:t>
-      </w:r>
-    </w:p>
-    <w:p>
-      <w:pPr>
-        <w:spacing w:before="120" w:after="60" w:line="360" w:lineRule="exact"/>
-        <w:ind w:firstLine="0"/>
-        <w:jc w:val="both"/>
-      </w:pPr>
-      <w:r>
-        <w:rPr>
-          <w:rFonts w:ascii="Times New Roman" w:hAnsi="Times New Roman" w:cs="Times New Roman"/>
+          <w:rFonts w:ascii="Times New Roman" w:hAnsi="Times New Roman"/>
           <w:b/>
           <w:sz w:val="28"/>
         </w:rPr>
@@ -1165,88 +1431,64 @@
     </w:p>
     <w:p>
       <w:pPr>
-        <w:spacing w:before="0" w:after="60" w:line="360" w:lineRule="exact"/>
-        <w:ind w:left="709" w:firstLine="0"/>
+        <w:ind w:firstLine="709"/>
         <w:jc w:val="both"/>
       </w:pPr>
       <w:r>
         <w:rPr>
-          <w:rFonts w:ascii="Times New Roman" w:hAnsi="Times New Roman" w:cs="Times New Roman"/>
-          <w:b w:val="0"/>
+          <w:rFonts w:ascii="Times New Roman" w:hAnsi="Times New Roman"/>
           <w:sz w:val="28"/>
         </w:rPr>
-        <w:t>— Серверная часть: Python 3.9+, Windows или Linux.</w:t>
+        <w:t>Серверная часть: Linux или Windows (Python 3.10+, PostgreSQL 14+).</w:t>
       </w:r>
     </w:p>
     <w:p>
       <w:pPr>
-        <w:spacing w:before="0" w:after="60" w:line="360" w:lineRule="exact"/>
-        <w:ind w:left="709" w:firstLine="0"/>
+        <w:ind w:firstLine="709"/>
         <w:jc w:val="both"/>
       </w:pPr>
       <w:r>
         <w:rPr>
-          <w:rFonts w:ascii="Times New Roman" w:hAnsi="Times New Roman" w:cs="Times New Roman"/>
-          <w:b w:val="0"/>
+          <w:rFonts w:ascii="Times New Roman" w:hAnsi="Times New Roman"/>
           <w:sz w:val="28"/>
         </w:rPr>
-        <w:t>— СУБД: PostgreSQL 14+.</w:t>
+        <w:t>Клиентская часть: любой современный браузер (без установки расширений).</w:t>
       </w:r>
     </w:p>
     <w:p>
       <w:pPr>
-        <w:spacing w:before="0" w:after="60" w:line="360" w:lineRule="exact"/>
-        <w:ind w:left="709" w:firstLine="0"/>
+        <w:ind w:firstLine="709"/>
         <w:jc w:val="both"/>
       </w:pPr>
       <w:r>
         <w:rPr>
-          <w:rFonts w:ascii="Times New Roman" w:hAnsi="Times New Roman" w:cs="Times New Roman"/>
-          <w:b w:val="0"/>
+          <w:rFonts w:ascii="Times New Roman" w:hAnsi="Times New Roman"/>
           <w:sz w:val="28"/>
         </w:rPr>
-        <w:t>— Клиентская часть: современный веб-браузер (Chrome, Firefox, Edge).</w:t>
+        <w:t>Режим работы: локальный запуск на машине пользователя; работа без постоянного подключения к интернету после первоначальной загрузки данных.</w:t>
       </w:r>
     </w:p>
     <w:p>
       <w:pPr>
-        <w:spacing w:before="0" w:after="60" w:line="360" w:lineRule="exact"/>
-        <w:ind w:left="709" w:firstLine="0"/>
-        <w:jc w:val="both"/>
+        <w:pStyle w:val="Heading1"/>
+        <w:jc w:val="center"/>
       </w:pPr>
       <w:r>
         <w:rPr>
-          <w:rFonts w:ascii="Times New Roman" w:hAnsi="Times New Roman" w:cs="Times New Roman"/>
-          <w:b w:val="0"/>
+          <w:rFonts w:ascii="Times New Roman" w:hAnsi="Times New Roman"/>
+          <w:b/>
           <w:sz w:val="28"/>
         </w:rPr>
-        <w:t>— Сетевое взаимодействие: локальная сеть или localhost.</w:t>
+        <w:t>4. Требования к системе</w:t>
       </w:r>
     </w:p>
     <w:p>
       <w:pPr>
-        <w:spacing w:before="240" w:after="120" w:line="360" w:lineRule="exact"/>
-        <w:ind w:firstLine="0"/>
-        <w:jc w:val="center"/>
+        <w:pStyle w:val="Heading2"/>
       </w:pPr>
       <w:r>
         <w:rPr>
-          <w:rFonts w:ascii="Times New Roman" w:hAnsi="Times New Roman" w:cs="Times New Roman"/>
-          <w:b/>
-          <w:sz w:val="28"/>
-        </w:rPr>
-        <w:t>4. ТРЕБОВАНИЯ К СИСТЕМЕ</w:t>
-      </w:r>
-    </w:p>
-    <w:p>
-      <w:pPr>
-        <w:spacing w:before="120" w:after="60" w:line="360" w:lineRule="exact"/>
-        <w:ind w:firstLine="0"/>
-        <w:jc w:val="both"/>
-      </w:pPr>
-      <w:r>
-        <w:rPr>
-          <w:rFonts w:ascii="Times New Roman" w:hAnsi="Times New Roman" w:cs="Times New Roman"/>
+          <w:rFonts w:ascii="Times New Roman" w:hAnsi="Times New Roman"/>
           <w:b/>
           <w:sz w:val="28"/>
         </w:rPr>
@@ -1255,118 +1497,102 @@
     </w:p>
     <w:p>
       <w:pPr>
-        <w:spacing w:before="0" w:after="120" w:line="360" w:lineRule="exact"/>
         <w:ind w:firstLine="709"/>
         <w:jc w:val="both"/>
       </w:pPr>
       <w:r>
         <w:rPr>
-          <w:rFonts w:ascii="Times New Roman" w:hAnsi="Times New Roman" w:cs="Times New Roman"/>
-          <w:b w:val="0"/>
+          <w:rFonts w:ascii="Times New Roman" w:hAnsi="Times New Roman"/>
           <w:sz w:val="28"/>
         </w:rPr>
-        <w:t>Система включает следующие модули:</w:t>
+        <w:t>Система включает следующие компоненты:</w:t>
       </w:r>
     </w:p>
     <w:p>
       <w:pPr>
-        <w:spacing w:before="0" w:after="60" w:line="360" w:lineRule="exact"/>
-        <w:ind w:left="709" w:firstLine="0"/>
+        <w:pStyle w:val="ListBullet"/>
         <w:jc w:val="both"/>
       </w:pPr>
       <w:r>
         <w:rPr>
-          <w:rFonts w:ascii="Times New Roman" w:hAnsi="Times New Roman" w:cs="Times New Roman"/>
-          <w:b w:val="0"/>
+          <w:rFonts w:ascii="Times New Roman" w:hAnsi="Times New Roman"/>
           <w:sz w:val="28"/>
         </w:rPr>
-        <w:t>— модуль сбора данных (scripts/import.py);</w:t>
+        <w:t>скрипт загрузки данных из OpenAlex API (import.py);</w:t>
       </w:r>
     </w:p>
     <w:p>
       <w:pPr>
-        <w:spacing w:before="0" w:after="60" w:line="360" w:lineRule="exact"/>
-        <w:ind w:left="709" w:firstLine="0"/>
+        <w:pStyle w:val="ListBullet"/>
         <w:jc w:val="both"/>
       </w:pPr>
       <w:r>
         <w:rPr>
-          <w:rFonts w:ascii="Times New Roman" w:hAnsi="Times New Roman" w:cs="Times New Roman"/>
-          <w:b w:val="0"/>
+          <w:rFonts w:ascii="Times New Roman" w:hAnsi="Times New Roman"/>
           <w:sz w:val="28"/>
         </w:rPr>
-        <w:t>— модуль загрузки в базу данных (database/setup_pg_database.py);</w:t>
+        <w:t>скрипты геокодирования аффилиаций (fetch_geo.py, fetch_geo_nominatim.py);</w:t>
       </w:r>
     </w:p>
     <w:p>
       <w:pPr>
-        <w:spacing w:before="0" w:after="60" w:line="360" w:lineRule="exact"/>
-        <w:ind w:left="709" w:firstLine="0"/>
+        <w:pStyle w:val="ListBullet"/>
         <w:jc w:val="both"/>
       </w:pPr>
       <w:r>
         <w:rPr>
-          <w:rFonts w:ascii="Times New Roman" w:hAnsi="Times New Roman" w:cs="Times New Roman"/>
-          <w:b w:val="0"/>
+          <w:rFonts w:ascii="Times New Roman" w:hAnsi="Times New Roman"/>
           <w:sz w:val="28"/>
         </w:rPr>
-        <w:t>— модуль геокодирования (geocoding/fetch_geo.py, geocoding/fetch_geo_nominatim.py);</w:t>
+        <w:t>реляционная СУБД PostgreSQL (7 таблиц);</w:t>
       </w:r>
     </w:p>
     <w:p>
       <w:pPr>
-        <w:spacing w:before="0" w:after="60" w:line="360" w:lineRule="exact"/>
-        <w:ind w:left="709" w:firstLine="0"/>
+        <w:pStyle w:val="ListBullet"/>
         <w:jc w:val="both"/>
       </w:pPr>
       <w:r>
         <w:rPr>
-          <w:rFonts w:ascii="Times New Roman" w:hAnsi="Times New Roman" w:cs="Times New Roman"/>
-          <w:b w:val="0"/>
+          <w:rFonts w:ascii="Times New Roman" w:hAnsi="Times New Roman"/>
           <w:sz w:val="28"/>
         </w:rPr>
-        <w:t>— серверный модуль REST API (openalex_server.py);</w:t>
+        <w:t>REST API-сервер на стандартной библиотеке Python (openalex_server.py);</w:t>
       </w:r>
     </w:p>
     <w:p>
       <w:pPr>
-        <w:spacing w:before="0" w:after="60" w:line="360" w:lineRule="exact"/>
-        <w:ind w:left="709" w:firstLine="0"/>
+        <w:pStyle w:val="ListBullet"/>
         <w:jc w:val="both"/>
       </w:pPr>
       <w:r>
         <w:rPr>
-          <w:rFonts w:ascii="Times New Roman" w:hAnsi="Times New Roman" w:cs="Times New Roman"/>
-          <w:b w:val="0"/>
+          <w:rFonts w:ascii="Times New Roman" w:hAnsi="Times New Roman"/>
           <w:sz w:val="28"/>
         </w:rPr>
-        <w:t>— модуль веб-интерфейса (interface/VKR1.html, vkr1_app.js, vkr1_styles.css).</w:t>
+        <w:t>браузерный веб-интерфейс (VKR1.html) — карта, граф, фильтры, детали статьи.</w:t>
       </w:r>
     </w:p>
     <w:p>
       <w:pPr>
-        <w:spacing w:before="0" w:after="120" w:line="360" w:lineRule="exact"/>
         <w:ind w:firstLine="709"/>
         <w:jc w:val="both"/>
       </w:pPr>
       <w:r>
         <w:rPr>
-          <w:rFonts w:ascii="Times New Roman" w:hAnsi="Times New Roman" w:cs="Times New Roman"/>
-          <w:b w:val="0"/>
+          <w:rFonts w:ascii="Times New Roman" w:hAnsi="Times New Roman"/>
           <w:sz w:val="28"/>
         </w:rPr>
-        <w:t>Архитектурные принципы: модульность, разделение ответственности между модулями, независимость клиентской и серверной частей.</w:t>
+        <w:t>Архитектурные принципы: отсутствие внешних JS-библиотек в интерфейсе; gzip-сжатие ответов API (5–10×); ленивая загрузка аннотаций и DOI; CSS-переменные для мгновенного переключения тёмной/светлой темы.</w:t>
       </w:r>
     </w:p>
     <w:p>
       <w:pPr>
-        <w:spacing w:before="120" w:after="60" w:line="360" w:lineRule="exact"/>
-        <w:ind w:firstLine="0"/>
-        <w:jc w:val="both"/>
+        <w:pStyle w:val="Heading2"/>
       </w:pPr>
       <w:r>
         <w:rPr>
-          <w:rFonts w:ascii="Times New Roman" w:hAnsi="Times New Roman" w:cs="Times New Roman"/>
+          <w:rFonts w:ascii="Times New Roman" w:hAnsi="Times New Roman"/>
           <w:b/>
           <w:sz w:val="28"/>
         </w:rPr>
@@ -1375,373 +1601,492 @@
     </w:p>
     <w:p>
       <w:pPr>
-        <w:spacing w:before="120" w:after="60" w:line="360" w:lineRule="exact"/>
-        <w:ind w:firstLine="0"/>
-        <w:jc w:val="both"/>
+        <w:pStyle w:val="Heading2"/>
       </w:pPr>
       <w:r>
         <w:rPr>
-          <w:rFonts w:ascii="Times New Roman" w:hAnsi="Times New Roman" w:cs="Times New Roman"/>
+          <w:rFonts w:ascii="Times New Roman" w:hAnsi="Times New Roman"/>
           <w:b/>
           <w:sz w:val="28"/>
         </w:rPr>
-        <w:t>ФТ-1. Сбор данных из API OpenAlex</w:t>
+        <w:t>F-01 Загрузка данных из OpenAlex API</w:t>
       </w:r>
     </w:p>
     <w:p>
       <w:pPr>
-        <w:spacing w:before="0" w:after="120" w:line="360" w:lineRule="exact"/>
         <w:ind w:firstLine="709"/>
         <w:jc w:val="both"/>
       </w:pPr>
       <w:r>
         <w:rPr>
-          <w:rFonts w:ascii="Times New Roman" w:hAnsi="Times New Roman" w:cs="Times New Roman"/>
-          <w:b w:val="0"/>
+          <w:rFonts w:ascii="Times New Roman" w:hAnsi="Times New Roman"/>
           <w:sz w:val="28"/>
         </w:rPr>
-        <w:t>Система должна загружать метаданные публикаций из API OpenAlex с использованием cursor pagination, сохранять результат в файлы JSON, обрабатывать не менее 200 записей за один запрос.</w:t>
+        <w:t>Система должна загружать метаданные публикаций через cursor pagination батчами по 200 записей, сохранять промежуточный кэш в article_data.json для восстановления после прерывания, и раскладывать данные по 7 таблицам PostgreSQL с защитой от дублирующихся DOI через savepoint-ы.</w:t>
       </w:r>
     </w:p>
     <w:p>
       <w:pPr>
-        <w:spacing w:before="0" w:after="120" w:line="360" w:lineRule="exact"/>
-        <w:ind w:firstLine="709"/>
+        <w:pStyle w:val="ListBullet"/>
         <w:jc w:val="both"/>
       </w:pPr>
       <w:r>
         <w:rPr>
-          <w:rFonts w:ascii="Times New Roman" w:hAnsi="Times New Roman" w:cs="Times New Roman"/>
-          <w:b w:val="0"/>
+          <w:rFonts w:ascii="Times New Roman" w:hAnsi="Times New Roman"/>
           <w:sz w:val="28"/>
         </w:rPr>
-        <w:t>Критерии проверки: файлы publications.json, persons.json, affiliations.json, publication_topics.json, publication_keywords.json сформированы; число записей соответствует запрошенному объёму; повторный запуск не дублирует данные.</w:t>
+        <w:t>Критерий: все 9 994 публикации успешно загружены, нет потерянных записей.</w:t>
       </w:r>
     </w:p>
     <w:p>
       <w:pPr>
-        <w:spacing w:before="120" w:after="60" w:line="360" w:lineRule="exact"/>
-        <w:ind w:firstLine="0"/>
+        <w:pStyle w:val="ListBullet"/>
         <w:jc w:val="both"/>
       </w:pPr>
       <w:r>
         <w:rPr>
-          <w:rFonts w:ascii="Times New Roman" w:hAnsi="Times New Roman" w:cs="Times New Roman"/>
+          <w:rFonts w:ascii="Times New Roman" w:hAnsi="Times New Roman"/>
+          <w:sz w:val="28"/>
+        </w:rPr>
+        <w:t>Критерий: повторный запуск скрипта не дублирует данные.</w:t>
+      </w:r>
+    </w:p>
+    <w:p>
+      <w:pPr>
+        <w:pStyle w:val="Heading2"/>
+      </w:pPr>
+      <w:r>
+        <w:rPr>
+          <w:rFonts w:ascii="Times New Roman" w:hAnsi="Times New Roman"/>
           <w:b/>
           <w:sz w:val="28"/>
         </w:rPr>
-        <w:t>ФТ-2. Загрузка данных в PostgreSQL</w:t>
+        <w:t>F-02 Геокодирование аффилиаций авторов</w:t>
       </w:r>
     </w:p>
     <w:p>
       <w:pPr>
-        <w:spacing w:before="0" w:after="120" w:line="360" w:lineRule="exact"/>
         <w:ind w:firstLine="709"/>
         <w:jc w:val="both"/>
       </w:pPr>
       <w:r>
         <w:rPr>
-          <w:rFonts w:ascii="Times New Roman" w:hAnsi="Times New Roman" w:cs="Times New Roman"/>
-          <w:b w:val="0"/>
+          <w:rFonts w:ascii="Times New Roman" w:hAnsi="Times New Roman"/>
           <w:sz w:val="28"/>
         </w:rPr>
-        <w:t>Система должна переносить данные из JSON-файлов в реляционную базу данных PostgreSQL, обрабатывать конфликты по DOI через механизм savepoint, сообщать о результате загрузки.</w:t>
+        <w:t>Система должна определять координаты организаций в три этапа:</w:t>
       </w:r>
     </w:p>
     <w:p>
       <w:pPr>
-        <w:spacing w:before="0" w:after="120" w:line="360" w:lineRule="exact"/>
-        <w:ind w:firstLine="709"/>
+        <w:pStyle w:val="ListBullet"/>
         <w:jc w:val="both"/>
       </w:pPr>
       <w:r>
         <w:rPr>
-          <w:rFonts w:ascii="Times New Roman" w:hAnsi="Times New Roman" w:cs="Times New Roman"/>
-          <w:b w:val="0"/>
+          <w:rFonts w:ascii="Times New Roman" w:hAnsi="Times New Roman"/>
           <w:sz w:val="28"/>
         </w:rPr>
-        <w:t>Критерии проверки: все 7 таблиц заполнены; конфликты не приводят к потере корректных записей; итоговое число записей в таблице publications соответствует числу уникальных DOI.</w:t>
+        <w:t>Этап 1 — приоритизация: сортировка по числу зависимых публикаций.</w:t>
       </w:r>
     </w:p>
     <w:p>
       <w:pPr>
-        <w:spacing w:before="120" w:after="60" w:line="360" w:lineRule="exact"/>
-        <w:ind w:firstLine="0"/>
+        <w:pStyle w:val="ListBullet"/>
         <w:jc w:val="both"/>
       </w:pPr>
       <w:r>
         <w:rPr>
-          <w:rFonts w:ascii="Times New Roman" w:hAnsi="Times New Roman" w:cs="Times New Roman"/>
+          <w:rFonts w:ascii="Times New Roman" w:hAnsi="Times New Roman"/>
+          <w:sz w:val="28"/>
+        </w:rPr>
+        <w:t>Этап 2 — запрос координат по идентификатору OpenAlex (батчи по 100).</w:t>
+      </w:r>
+    </w:p>
+    <w:p>
+      <w:pPr>
+        <w:pStyle w:val="ListBullet"/>
+        <w:jc w:val="both"/>
+      </w:pPr>
+      <w:r>
+        <w:rPr>
+          <w:rFonts w:ascii="Times New Roman" w:hAnsi="Times New Roman"/>
+          <w:sz w:val="28"/>
+        </w:rPr>
+        <w:t>Этап 3 — геокодирование строкой через Photon (OpenStreetMap) с сокращением по запятым.</w:t>
+      </w:r>
+    </w:p>
+    <w:p>
+      <w:pPr>
+        <w:pStyle w:val="ListBullet"/>
+        <w:jc w:val="both"/>
+      </w:pPr>
+      <w:r>
+        <w:rPr>
+          <w:rFonts w:ascii="Times New Roman" w:hAnsi="Times New Roman"/>
+          <w:sz w:val="28"/>
+        </w:rPr>
+        <w:t>Критерий: покрытие координатами ≥ 75% публикаций (достигнуто 80,8%).</w:t>
+      </w:r>
+    </w:p>
+    <w:p>
+      <w:pPr>
+        <w:pStyle w:val="Heading2"/>
+      </w:pPr>
+      <w:r>
+        <w:rPr>
+          <w:rFonts w:ascii="Times New Roman" w:hAnsi="Times New Roman"/>
           <w:b/>
           <w:sz w:val="28"/>
         </w:rPr>
-        <w:t>ФТ-3. Геокодирование организаций</w:t>
+        <w:t>F-03 Интерактивная карта аффилиаций</w:t>
       </w:r>
     </w:p>
     <w:p>
       <w:pPr>
-        <w:spacing w:before="0" w:after="120" w:line="360" w:lineRule="exact"/>
         <w:ind w:firstLine="709"/>
         <w:jc w:val="both"/>
       </w:pPr>
       <w:r>
         <w:rPr>
-          <w:rFonts w:ascii="Times New Roman" w:hAnsi="Times New Roman" w:cs="Times New Roman"/>
-          <w:b w:val="0"/>
+          <w:rFonts w:ascii="Times New Roman" w:hAnsi="Times New Roman"/>
           <w:sz w:val="28"/>
         </w:rPr>
-        <w:t>Система должна определять географические координаты организаций авторов двумя способами: через API учреждений OpenAlex (батчи по 100) и через геокодер Photon (стратегия сокращения строки названия). Координаты Photon (longitude, latitude) должны переставляться при сохранении.</w:t>
+        <w:t>Система должна отображать публикации на мировой карте (Plotly scatter_geo) по координатам организаций авторов, с возможностью фильтрации.</w:t>
       </w:r>
     </w:p>
     <w:p>
       <w:pPr>
-        <w:spacing w:before="0" w:after="120" w:line="360" w:lineRule="exact"/>
-        <w:ind w:firstLine="709"/>
+        <w:pStyle w:val="ListBullet"/>
         <w:jc w:val="both"/>
       </w:pPr>
       <w:r>
         <w:rPr>
-          <w:rFonts w:ascii="Times New Roman" w:hAnsi="Times New Roman" w:cs="Times New Roman"/>
-          <w:b w:val="0"/>
+          <w:rFonts w:ascii="Times New Roman" w:hAnsi="Times New Roman"/>
           <w:sz w:val="28"/>
         </w:rPr>
-        <w:t>Критерии проверки: поле latitude и longitude заполнены для не менее 75% организаций, встречающихся в загруженных публикациях.</w:t>
+        <w:t>Критерий: при клике на точку показываются связанные публикации.</w:t>
       </w:r>
     </w:p>
     <w:p>
       <w:pPr>
-        <w:spacing w:before="120" w:after="60" w:line="360" w:lineRule="exact"/>
-        <w:ind w:firstLine="0"/>
-        <w:jc w:val="both"/>
+        <w:pStyle w:val="Heading2"/>
       </w:pPr>
       <w:r>
         <w:rPr>
-          <w:rFonts w:ascii="Times New Roman" w:hAnsi="Times New Roman" w:cs="Times New Roman"/>
+          <w:rFonts w:ascii="Times New Roman" w:hAnsi="Times New Roman"/>
           <w:b/>
           <w:sz w:val="28"/>
         </w:rPr>
-        <w:t>ФТ-4. Интерактивная карта публикаций</w:t>
+        <w:t>F-04 Граф связей (5 режимов)</w:t>
       </w:r>
     </w:p>
     <w:p>
       <w:pPr>
-        <w:spacing w:before="0" w:after="120" w:line="360" w:lineRule="exact"/>
         <w:ind w:firstLine="709"/>
         <w:jc w:val="both"/>
       </w:pPr>
       <w:r>
         <w:rPr>
-          <w:rFonts w:ascii="Times New Roman" w:hAnsi="Times New Roman" w:cs="Times New Roman"/>
-          <w:b w:val="0"/>
+          <w:rFonts w:ascii="Times New Roman" w:hAnsi="Times New Roman"/>
           <w:sz w:val="28"/>
         </w:rPr>
-        <w:t>Система должна отображать аффилиации авторов на карте мира с точными координатами; при наведении показывать название статьи и организации; при клике открывать детали публикации в правой панели; перестраивать карту при изменении фильтров.</w:t>
+        <w:t>Система должна строить граф в SVG без внешних JS-библиотек с колоночной раскладкой и рёбрами-кривыми Безье. Поддерживаются 5 режимов:</w:t>
       </w:r>
     </w:p>
     <w:p>
       <w:pPr>
-        <w:spacing w:before="0" w:after="120" w:line="360" w:lineRule="exact"/>
-        <w:ind w:firstLine="709"/>
+        <w:pStyle w:val="ListBullet"/>
         <w:jc w:val="both"/>
       </w:pPr>
       <w:r>
         <w:rPr>
-          <w:rFonts w:ascii="Times New Roman" w:hAnsi="Times New Roman" w:cs="Times New Roman"/>
-          <w:b w:val="0"/>
+          <w:rFonts w:ascii="Times New Roman" w:hAnsi="Times New Roman"/>
           <w:sz w:val="28"/>
         </w:rPr>
-        <w:t>Критерии проверки: точки отображаются для всех публикаций с известными координатами; карта перестраивается при смене фильтра без перезагрузки страницы.</w:t>
+        <w:t>Полный граф: Год → Журнал → Статья → Автор → Аффилиация.</w:t>
       </w:r>
     </w:p>
     <w:p>
       <w:pPr>
-        <w:spacing w:before="120" w:after="60" w:line="360" w:lineRule="exact"/>
-        <w:ind w:firstLine="0"/>
+        <w:pStyle w:val="ListBullet"/>
         <w:jc w:val="both"/>
       </w:pPr>
       <w:r>
         <w:rPr>
-          <w:rFonts w:ascii="Times New Roman" w:hAnsi="Times New Roman" w:cs="Times New Roman"/>
+          <w:rFonts w:ascii="Times New Roman" w:hAnsi="Times New Roman"/>
+          <w:sz w:val="28"/>
+        </w:rPr>
+        <w:t>Годы + журналы: Год → Журнал → Статья.</w:t>
+      </w:r>
+    </w:p>
+    <w:p>
+      <w:pPr>
+        <w:pStyle w:val="ListBullet"/>
+        <w:jc w:val="both"/>
+      </w:pPr>
+      <w:r>
+        <w:rPr>
+          <w:rFonts w:ascii="Times New Roman" w:hAnsi="Times New Roman"/>
+          <w:sz w:val="28"/>
+        </w:rPr>
+        <w:t>Авторы: Статья → Автор.</w:t>
+      </w:r>
+    </w:p>
+    <w:p>
+      <w:pPr>
+        <w:pStyle w:val="ListBullet"/>
+        <w:jc w:val="both"/>
+      </w:pPr>
+      <w:r>
+        <w:rPr>
+          <w:rFonts w:ascii="Times New Roman" w:hAnsi="Times New Roman"/>
+          <w:sz w:val="28"/>
+        </w:rPr>
+        <w:t>Аффилиации: Статья → Аффилиация.</w:t>
+      </w:r>
+    </w:p>
+    <w:p>
+      <w:pPr>
+        <w:pStyle w:val="ListBullet"/>
+        <w:jc w:val="both"/>
+      </w:pPr>
+      <w:r>
+        <w:rPr>
+          <w:rFonts w:ascii="Times New Roman" w:hAnsi="Times New Roman"/>
+          <w:sz w:val="28"/>
+        </w:rPr>
+        <w:t>Похожие статьи: Статья — Статья.</w:t>
+      </w:r>
+    </w:p>
+    <w:p>
+      <w:pPr>
+        <w:pStyle w:val="ListBullet"/>
+        <w:jc w:val="both"/>
+      </w:pPr>
+      <w:r>
+        <w:rPr>
+          <w:rFonts w:ascii="Times New Roman" w:hAnsi="Times New Roman"/>
+          <w:sz w:val="28"/>
+        </w:rPr>
+        <w:t>Критерий: граф отображается корректно при 70 статьях, переключение режимов мгновенное.</w:t>
+      </w:r>
+    </w:p>
+    <w:p>
+      <w:pPr>
+        <w:pStyle w:val="Heading2"/>
+      </w:pPr>
+      <w:r>
+        <w:rPr>
+          <w:rFonts w:ascii="Times New Roman" w:hAnsi="Times New Roman"/>
           <w:b/>
           <w:sz w:val="28"/>
         </w:rPr>
-        <w:t>ФТ-5. Граф связей</w:t>
+        <w:t>F-05 Алгоритм поиска похожих статей</w:t>
       </w:r>
     </w:p>
     <w:p>
       <w:pPr>
-        <w:spacing w:before="0" w:after="120" w:line="360" w:lineRule="exact"/>
         <w:ind w:firstLine="709"/>
         <w:jc w:val="both"/>
       </w:pPr>
       <w:r>
         <w:rPr>
-          <w:rFonts w:ascii="Times New Roman" w:hAnsi="Times New Roman" w:cs="Times New Roman"/>
-          <w:b w:val="0"/>
+          <w:rFonts w:ascii="Times New Roman" w:hAnsi="Times New Roman"/>
           <w:sz w:val="28"/>
         </w:rPr>
-        <w:t>Система должна строить граф в SVG без внешних библиотек с колоночной раскладкой; поддерживать не менее 5 режимов отображения; рёбра — кривые Безье; отображать не более 70 статей одновременно.</w:t>
+        <w:t>При клике на статью система вычисляет пересечение множеств метаданных для каждой пары и формирует ранжированный список по баллу сходства:</w:t>
       </w:r>
     </w:p>
     <w:p>
       <w:pPr>
-        <w:spacing w:before="0" w:after="120" w:line="360" w:lineRule="exact"/>
-        <w:ind w:firstLine="709"/>
+        <w:pStyle w:val="ListBullet"/>
         <w:jc w:val="both"/>
       </w:pPr>
       <w:r>
         <w:rPr>
-          <w:rFonts w:ascii="Times New Roman" w:hAnsi="Times New Roman" w:cs="Times New Roman"/>
-          <w:b w:val="0"/>
+          <w:rFonts w:ascii="Times New Roman" w:hAnsi="Times New Roman"/>
           <w:sz w:val="28"/>
         </w:rPr>
-        <w:t>Критерии проверки: граф отображает все пять режимов; при 70 статьях браузер не зависает (время отрисовки менее 3 секунд).</w:t>
+        <w:t>Общие авторы: ×4</w:t>
       </w:r>
     </w:p>
     <w:p>
       <w:pPr>
-        <w:spacing w:before="120" w:after="60" w:line="360" w:lineRule="exact"/>
-        <w:ind w:firstLine="0"/>
+        <w:pStyle w:val="ListBullet"/>
         <w:jc w:val="both"/>
       </w:pPr>
       <w:r>
         <w:rPr>
-          <w:rFonts w:ascii="Times New Roman" w:hAnsi="Times New Roman" w:cs="Times New Roman"/>
+          <w:rFonts w:ascii="Times New Roman" w:hAnsi="Times New Roman"/>
+          <w:sz w:val="28"/>
+        </w:rPr>
+        <w:t>Общие темы: ×3</w:t>
+      </w:r>
+    </w:p>
+    <w:p>
+      <w:pPr>
+        <w:pStyle w:val="ListBullet"/>
+        <w:jc w:val="both"/>
+      </w:pPr>
+      <w:r>
+        <w:rPr>
+          <w:rFonts w:ascii="Times New Roman" w:hAnsi="Times New Roman"/>
+          <w:sz w:val="28"/>
+        </w:rPr>
+        <w:t>Общие ключевые слова: ×2</w:t>
+      </w:r>
+    </w:p>
+    <w:p>
+      <w:pPr>
+        <w:pStyle w:val="ListBullet"/>
+        <w:jc w:val="both"/>
+      </w:pPr>
+      <w:r>
+        <w:rPr>
+          <w:rFonts w:ascii="Times New Roman" w:hAnsi="Times New Roman"/>
+          <w:sz w:val="28"/>
+        </w:rPr>
+        <w:t>Общие аффилиации: ×2</w:t>
+      </w:r>
+    </w:p>
+    <w:p>
+      <w:pPr>
+        <w:pStyle w:val="ListBullet"/>
+        <w:jc w:val="both"/>
+      </w:pPr>
+      <w:r>
+        <w:rPr>
+          <w:rFonts w:ascii="Times New Roman" w:hAnsi="Times New Roman"/>
+          <w:sz w:val="28"/>
+        </w:rPr>
+        <w:t>Одинаковый журнал: +2</w:t>
+      </w:r>
+    </w:p>
+    <w:p>
+      <w:pPr>
+        <w:pStyle w:val="ListBullet"/>
+        <w:jc w:val="both"/>
+      </w:pPr>
+      <w:r>
+        <w:rPr>
+          <w:rFonts w:ascii="Times New Roman" w:hAnsi="Times New Roman"/>
+          <w:sz w:val="28"/>
+        </w:rPr>
+        <w:t>Критерий: строки нормализованы к нижнему регистру; статьи с баллом 0 не отображаются.</w:t>
+      </w:r>
+    </w:p>
+    <w:p>
+      <w:pPr>
+        <w:pStyle w:val="Heading2"/>
+      </w:pPr>
+      <w:r>
+        <w:rPr>
+          <w:rFonts w:ascii="Times New Roman" w:hAnsi="Times New Roman"/>
           <w:b/>
           <w:sz w:val="28"/>
         </w:rPr>
-        <w:t>ФТ-6. Фасетная фильтрация</w:t>
+        <w:t>F-06 Фасетные фильтры</w:t>
       </w:r>
     </w:p>
     <w:p>
       <w:pPr>
-        <w:spacing w:before="0" w:after="120" w:line="360" w:lineRule="exact"/>
         <w:ind w:firstLine="709"/>
         <w:jc w:val="both"/>
       </w:pPr>
       <w:r>
         <w:rPr>
-          <w:rFonts w:ascii="Times New Roman" w:hAnsi="Times New Roman" w:cs="Times New Roman"/>
-          <w:b w:val="0"/>
+          <w:rFonts w:ascii="Times New Roman" w:hAnsi="Times New Roman"/>
           <w:sz w:val="28"/>
         </w:rPr>
-        <w:t>Система должна предоставлять четыре взаимосвязанных фильтра: год, журнал, автор, аффилиация. При выборе значения в одном фильтре остальные должны обновляться, отображая только совместимые варианты.</w:t>
+        <w:t>Система должна поддерживать фильтрацию по году публикации, журналу, тематике; выбор в одном фильтре сужает варианты в других. Нулевые результаты исключены.</w:t>
       </w:r>
     </w:p>
     <w:p>
       <w:pPr>
-        <w:spacing w:before="0" w:after="120" w:line="360" w:lineRule="exact"/>
-        <w:ind w:firstLine="709"/>
+        <w:pStyle w:val="ListBullet"/>
         <w:jc w:val="both"/>
       </w:pPr>
       <w:r>
         <w:rPr>
-          <w:rFonts w:ascii="Times New Roman" w:hAnsi="Times New Roman" w:cs="Times New Roman"/>
-          <w:b w:val="0"/>
+          <w:rFonts w:ascii="Times New Roman" w:hAnsi="Times New Roman"/>
           <w:sz w:val="28"/>
         </w:rPr>
-        <w:t>Критерии проверки: любая комбинация выбранных значений возвращает непустой список публикаций; фильтры обновляются без перезагрузки страницы.</w:t>
+        <w:t>Критерий: фильтры применяются без перезагрузки страницы, результаты обновляются мгновенно.</w:t>
       </w:r>
     </w:p>
     <w:p>
       <w:pPr>
-        <w:spacing w:before="120" w:after="60" w:line="360" w:lineRule="exact"/>
-        <w:ind w:firstLine="0"/>
-        <w:jc w:val="both"/>
+        <w:pStyle w:val="Heading2"/>
       </w:pPr>
       <w:r>
         <w:rPr>
-          <w:rFonts w:ascii="Times New Roman" w:hAnsi="Times New Roman" w:cs="Times New Roman"/>
+          <w:rFonts w:ascii="Times New Roman" w:hAnsi="Times New Roman"/>
           <w:b/>
           <w:sz w:val="28"/>
         </w:rPr>
-        <w:t>ФТ-7. Поиск похожих статей</w:t>
+        <w:t>F-07 REST API с gzip-сжатием</w:t>
       </w:r>
     </w:p>
     <w:p>
       <w:pPr>
-        <w:spacing w:before="0" w:after="120" w:line="360" w:lineRule="exact"/>
         <w:ind w:firstLine="709"/>
         <w:jc w:val="both"/>
       </w:pPr>
       <w:r>
         <w:rPr>
-          <w:rFonts w:ascii="Times New Roman" w:hAnsi="Times New Roman" w:cs="Times New Roman"/>
-          <w:b w:val="0"/>
+          <w:rFonts w:ascii="Times New Roman" w:hAnsi="Times New Roman"/>
           <w:sz w:val="28"/>
         </w:rPr>
-        <w:t>Система должна вычислять балл сходства для всех публикаций относительно выбранной по пяти признакам: общие авторы (вес 4), темы (вес 3), ключевые слова (вес 2), аффилиации (вес 2), одинаковый журнал (вес 2). Сравнение вести без учёта регистра.</w:t>
+        <w:t>Сервер должен отдавать ответы в формате JSON с gzip-сжатием (5–10×), поддерживать запросы публикаций, фильтров, аффилиаций, аннотаций и графовых данных.</w:t>
       </w:r>
     </w:p>
     <w:p>
       <w:pPr>
-        <w:spacing w:before="0" w:after="120" w:line="360" w:lineRule="exact"/>
-        <w:ind w:firstLine="709"/>
+        <w:pStyle w:val="ListBullet"/>
         <w:jc w:val="both"/>
       </w:pPr>
       <w:r>
         <w:rPr>
-          <w:rFonts w:ascii="Times New Roman" w:hAnsi="Times New Roman" w:cs="Times New Roman"/>
-          <w:b w:val="0"/>
+          <w:rFonts w:ascii="Times New Roman" w:hAnsi="Times New Roman"/>
           <w:sz w:val="28"/>
         </w:rPr>
-        <w:t>Критерии проверки: результат выводится в правой панели в убывающем порядке баллов; для каждой похожей статьи указаны совпавшие признаки; вычисление выполняется в браузере без запросов к серверу.</w:t>
+        <w:t>Критерий: время ответа на типовой запрос ≤ 2 секунды.</w:t>
       </w:r>
     </w:p>
     <w:p>
       <w:pPr>
-        <w:spacing w:before="120" w:after="60" w:line="360" w:lineRule="exact"/>
-        <w:ind w:firstLine="0"/>
-        <w:jc w:val="both"/>
+        <w:pStyle w:val="Heading2"/>
       </w:pPr>
       <w:r>
         <w:rPr>
-          <w:rFonts w:ascii="Times New Roman" w:hAnsi="Times New Roman" w:cs="Times New Roman"/>
+          <w:rFonts w:ascii="Times New Roman" w:hAnsi="Times New Roman"/>
           <w:b/>
           <w:sz w:val="28"/>
         </w:rPr>
-        <w:t>ФТ-8. REST API</w:t>
+        <w:t>F-08 Детали статьи (ленивая загрузка)</w:t>
       </w:r>
     </w:p>
     <w:p>
       <w:pPr>
-        <w:spacing w:before="0" w:after="120" w:line="360" w:lineRule="exact"/>
         <w:ind w:firstLine="709"/>
         <w:jc w:val="both"/>
       </w:pPr>
       <w:r>
         <w:rPr>
-          <w:rFonts w:ascii="Times New Roman" w:hAnsi="Times New Roman" w:cs="Times New Roman"/>
-          <w:b w:val="0"/>
+          <w:rFonts w:ascii="Times New Roman" w:hAnsi="Times New Roman"/>
           <w:sz w:val="28"/>
         </w:rPr>
-        <w:t>Система должна предоставлять эндпоинты: GET /api/articles — список публикаций с фильтрацией; GET /api/article/{id} — детали публикации; GET /api/stats — статистика базы данных. Ответы должны сжиматься gzip.</w:t>
+        <w:t>Аннотация и DOI загружаются отдельным запросом только при клике на статью, чтобы ускорить первоначальный рендеринг списка.</w:t>
       </w:r>
     </w:p>
     <w:p>
       <w:pPr>
-        <w:spacing w:before="0" w:after="120" w:line="360" w:lineRule="exact"/>
-        <w:ind w:firstLine="709"/>
-        <w:jc w:val="both"/>
+        <w:pStyle w:val="Heading2"/>
       </w:pPr>
       <w:r>
         <w:rPr>
-          <w:rFonts w:ascii="Times New Roman" w:hAnsi="Times New Roman" w:cs="Times New Roman"/>
-          <w:b w:val="0"/>
-          <w:sz w:val="28"/>
-        </w:rPr>
-        <w:t>Критерии проверки: каждый эндпоинт возвращает корректный JSON; заголовок Content-Encoding: gzip присутствует в ответе; статус 200 при успешном запросе.</w:t>
-      </w:r>
-    </w:p>
-    <w:p>
-      <w:pPr>
-        <w:spacing w:before="120" w:after="60" w:line="360" w:lineRule="exact"/>
-        <w:ind w:firstLine="0"/>
-        <w:jc w:val="both"/>
-      </w:pPr>
-      <w:r>
-        <w:rPr>
-          <w:rFonts w:ascii="Times New Roman" w:hAnsi="Times New Roman" w:cs="Times New Roman"/>
+          <w:rFonts w:ascii="Times New Roman" w:hAnsi="Times New Roman"/>
           <w:b/>
           <w:sz w:val="28"/>
         </w:rPr>
@@ -1750,43 +2095,358 @@
     </w:p>
     <w:p>
       <w:pPr>
-        <w:spacing w:before="120" w:after="60" w:line="360" w:lineRule="exact"/>
-        <w:ind w:firstLine="0"/>
-        <w:jc w:val="both"/>
+        <w:pStyle w:val="Heading2"/>
       </w:pPr>
       <w:r>
         <w:rPr>
-          <w:rFonts w:ascii="Times New Roman" w:hAnsi="Times New Roman" w:cs="Times New Roman"/>
+          <w:rFonts w:ascii="Times New Roman" w:hAnsi="Times New Roman"/>
           <w:b/>
           <w:sz w:val="28"/>
         </w:rPr>
         <w:t>4.3.1 Программное обеспечение</w:t>
       </w:r>
     </w:p>
+    <w:tbl>
+      <w:tblPr>
+        <w:tblStyle w:val="TableGrid"/>
+        <w:tblW w:type="auto" w:w="0"/>
+        <w:jc w:val="center"/>
+        <w:tblLook w:firstColumn="1" w:firstRow="1" w:lastColumn="0" w:lastRow="0" w:noHBand="0" w:noVBand="1" w:val="04A0"/>
+      </w:tblPr>
+      <w:tblGrid>
+        <w:gridCol w:w="3230"/>
+        <w:gridCol w:w="3230"/>
+        <w:gridCol w:w="3230"/>
+      </w:tblGrid>
+      <w:tr>
+        <w:tc>
+          <w:tcPr>
+            <w:tcW w:type="dxa" w:w="3230"/>
+          </w:tcPr>
+          <w:p>
+            <w:pPr>
+              <w:jc w:val="center"/>
+            </w:pPr>
+            <w:r>
+              <w:rPr>
+                <w:rFonts w:ascii="Times New Roman" w:hAnsi="Times New Roman"/>
+                <w:b/>
+                <w:sz w:val="24"/>
+              </w:rPr>
+              <w:t>Компонент</w:t>
+            </w:r>
+          </w:p>
+        </w:tc>
+        <w:tc>
+          <w:tcPr>
+            <w:tcW w:type="dxa" w:w="3230"/>
+          </w:tcPr>
+          <w:p>
+            <w:pPr>
+              <w:jc w:val="center"/>
+            </w:pPr>
+            <w:r>
+              <w:rPr>
+                <w:rFonts w:ascii="Times New Roman" w:hAnsi="Times New Roman"/>
+                <w:b/>
+                <w:sz w:val="24"/>
+              </w:rPr>
+              <w:t>Технология</w:t>
+            </w:r>
+          </w:p>
+        </w:tc>
+        <w:tc>
+          <w:tcPr>
+            <w:tcW w:type="dxa" w:w="3230"/>
+          </w:tcPr>
+          <w:p>
+            <w:pPr>
+              <w:jc w:val="center"/>
+            </w:pPr>
+            <w:r>
+              <w:rPr>
+                <w:rFonts w:ascii="Times New Roman" w:hAnsi="Times New Roman"/>
+                <w:b/>
+                <w:sz w:val="24"/>
+              </w:rPr>
+              <w:t>Назначение</w:t>
+            </w:r>
+          </w:p>
+        </w:tc>
+      </w:tr>
+      <w:tr>
+        <w:tc>
+          <w:tcPr>
+            <w:tcW w:type="dxa" w:w="3230"/>
+          </w:tcPr>
+          <w:p>
+            <w:r>
+              <w:rPr>
+                <w:rFonts w:ascii="Times New Roman" w:hAnsi="Times New Roman"/>
+                <w:sz w:val="24"/>
+              </w:rPr>
+              <w:t>Скрипт загрузки</w:t>
+            </w:r>
+          </w:p>
+        </w:tc>
+        <w:tc>
+          <w:tcPr>
+            <w:tcW w:type="dxa" w:w="3230"/>
+          </w:tcPr>
+          <w:p>
+            <w:r>
+              <w:rPr>
+                <w:rFonts w:ascii="Times New Roman" w:hAnsi="Times New Roman"/>
+                <w:sz w:val="24"/>
+              </w:rPr>
+              <w:t>Python 3.10+, requests, ijson</w:t>
+            </w:r>
+          </w:p>
+        </w:tc>
+        <w:tc>
+          <w:tcPr>
+            <w:tcW w:type="dxa" w:w="3230"/>
+          </w:tcPr>
+          <w:p>
+            <w:r>
+              <w:rPr>
+                <w:rFonts w:ascii="Times New Roman" w:hAnsi="Times New Roman"/>
+                <w:sz w:val="24"/>
+              </w:rPr>
+              <w:t>Загрузка из OpenAlex, запись в БД</w:t>
+            </w:r>
+          </w:p>
+        </w:tc>
+      </w:tr>
+      <w:tr>
+        <w:tc>
+          <w:tcPr>
+            <w:tcW w:type="dxa" w:w="3230"/>
+          </w:tcPr>
+          <w:p>
+            <w:r>
+              <w:rPr>
+                <w:rFonts w:ascii="Times New Roman" w:hAnsi="Times New Roman"/>
+                <w:sz w:val="24"/>
+              </w:rPr>
+              <w:t>СУБД</w:t>
+            </w:r>
+          </w:p>
+        </w:tc>
+        <w:tc>
+          <w:tcPr>
+            <w:tcW w:type="dxa" w:w="3230"/>
+          </w:tcPr>
+          <w:p>
+            <w:r>
+              <w:rPr>
+                <w:rFonts w:ascii="Times New Roman" w:hAnsi="Times New Roman"/>
+                <w:sz w:val="24"/>
+              </w:rPr>
+              <w:t>PostgreSQL 14+</w:t>
+            </w:r>
+          </w:p>
+        </w:tc>
+        <w:tc>
+          <w:tcPr>
+            <w:tcW w:type="dxa" w:w="3230"/>
+          </w:tcPr>
+          <w:p>
+            <w:r>
+              <w:rPr>
+                <w:rFonts w:ascii="Times New Roman" w:hAnsi="Times New Roman"/>
+                <w:sz w:val="24"/>
+              </w:rPr>
+              <w:t>Хранение 7 таблиц метаданных</w:t>
+            </w:r>
+          </w:p>
+        </w:tc>
+      </w:tr>
+      <w:tr>
+        <w:tc>
+          <w:tcPr>
+            <w:tcW w:type="dxa" w:w="3230"/>
+          </w:tcPr>
+          <w:p>
+            <w:r>
+              <w:rPr>
+                <w:rFonts w:ascii="Times New Roman" w:hAnsi="Times New Roman"/>
+                <w:sz w:val="24"/>
+              </w:rPr>
+              <w:t>Сервер API</w:t>
+            </w:r>
+          </w:p>
+        </w:tc>
+        <w:tc>
+          <w:tcPr>
+            <w:tcW w:type="dxa" w:w="3230"/>
+          </w:tcPr>
+          <w:p>
+            <w:r>
+              <w:rPr>
+                <w:rFonts w:ascii="Times New Roman" w:hAnsi="Times New Roman"/>
+                <w:sz w:val="24"/>
+              </w:rPr>
+              <w:t>Python stdlib (http.server)</w:t>
+            </w:r>
+          </w:p>
+        </w:tc>
+        <w:tc>
+          <w:tcPr>
+            <w:tcW w:type="dxa" w:w="3230"/>
+          </w:tcPr>
+          <w:p>
+            <w:r>
+              <w:rPr>
+                <w:rFonts w:ascii="Times New Roman" w:hAnsi="Times New Roman"/>
+                <w:sz w:val="24"/>
+              </w:rPr>
+              <w:t>REST API, gzip, маршрутизация</w:t>
+            </w:r>
+          </w:p>
+        </w:tc>
+      </w:tr>
+      <w:tr>
+        <w:tc>
+          <w:tcPr>
+            <w:tcW w:type="dxa" w:w="3230"/>
+          </w:tcPr>
+          <w:p>
+            <w:r>
+              <w:rPr>
+                <w:rFonts w:ascii="Times New Roman" w:hAnsi="Times New Roman"/>
+                <w:sz w:val="24"/>
+              </w:rPr>
+              <w:t>Карта</w:t>
+            </w:r>
+          </w:p>
+        </w:tc>
+        <w:tc>
+          <w:tcPr>
+            <w:tcW w:type="dxa" w:w="3230"/>
+          </w:tcPr>
+          <w:p>
+            <w:r>
+              <w:rPr>
+                <w:rFonts w:ascii="Times New Roman" w:hAnsi="Times New Roman"/>
+                <w:sz w:val="24"/>
+              </w:rPr>
+              <w:t>Plotly (scatter_geo)</w:t>
+            </w:r>
+          </w:p>
+        </w:tc>
+        <w:tc>
+          <w:tcPr>
+            <w:tcW w:type="dxa" w:w="3230"/>
+          </w:tcPr>
+          <w:p>
+            <w:r>
+              <w:rPr>
+                <w:rFonts w:ascii="Times New Roman" w:hAnsi="Times New Roman"/>
+                <w:sz w:val="24"/>
+              </w:rPr>
+              <w:t>Интерактивная географическая карта</w:t>
+            </w:r>
+          </w:p>
+        </w:tc>
+      </w:tr>
+      <w:tr>
+        <w:tc>
+          <w:tcPr>
+            <w:tcW w:type="dxa" w:w="3230"/>
+          </w:tcPr>
+          <w:p>
+            <w:r>
+              <w:rPr>
+                <w:rFonts w:ascii="Times New Roman" w:hAnsi="Times New Roman"/>
+                <w:sz w:val="24"/>
+              </w:rPr>
+              <w:t>Граф</w:t>
+            </w:r>
+          </w:p>
+        </w:tc>
+        <w:tc>
+          <w:tcPr>
+            <w:tcW w:type="dxa" w:w="3230"/>
+          </w:tcPr>
+          <w:p>
+            <w:r>
+              <w:rPr>
+                <w:rFonts w:ascii="Times New Roman" w:hAnsi="Times New Roman"/>
+                <w:sz w:val="24"/>
+              </w:rPr>
+              <w:t>SVG (браузер)</w:t>
+            </w:r>
+          </w:p>
+        </w:tc>
+        <w:tc>
+          <w:tcPr>
+            <w:tcW w:type="dxa" w:w="3230"/>
+          </w:tcPr>
+          <w:p>
+            <w:r>
+              <w:rPr>
+                <w:rFonts w:ascii="Times New Roman" w:hAnsi="Times New Roman"/>
+                <w:sz w:val="24"/>
+              </w:rPr>
+              <w:t>Граф связей без JS-зависимостей</w:t>
+            </w:r>
+          </w:p>
+        </w:tc>
+      </w:tr>
+      <w:tr>
+        <w:tc>
+          <w:tcPr>
+            <w:tcW w:type="dxa" w:w="3230"/>
+          </w:tcPr>
+          <w:p>
+            <w:r>
+              <w:rPr>
+                <w:rFonts w:ascii="Times New Roman" w:hAnsi="Times New Roman"/>
+                <w:sz w:val="24"/>
+              </w:rPr>
+              <w:t>Геокодирование</w:t>
+            </w:r>
+          </w:p>
+        </w:tc>
+        <w:tc>
+          <w:tcPr>
+            <w:tcW w:type="dxa" w:w="3230"/>
+          </w:tcPr>
+          <w:p>
+            <w:r>
+              <w:rPr>
+                <w:rFonts w:ascii="Times New Roman" w:hAnsi="Times New Roman"/>
+                <w:sz w:val="24"/>
+              </w:rPr>
+              <w:t>OpenAlex API, Photon (OSM)</w:t>
+            </w:r>
+          </w:p>
+        </w:tc>
+        <w:tc>
+          <w:tcPr>
+            <w:tcW w:type="dxa" w:w="3230"/>
+          </w:tcPr>
+          <w:p>
+            <w:r>
+              <w:rPr>
+                <w:rFonts w:ascii="Times New Roman" w:hAnsi="Times New Roman"/>
+                <w:sz w:val="24"/>
+              </w:rPr>
+              <w:t>Получение координат организаций</w:t>
+            </w:r>
+          </w:p>
+        </w:tc>
+      </w:tr>
+    </w:tbl>
+    <w:p/>
     <w:p>
       <w:pPr>
-        <w:spacing w:before="0" w:after="120" w:line="360" w:lineRule="exact"/>
-        <w:ind w:firstLine="709"/>
-        <w:jc w:val="both"/>
+        <w:pStyle w:val="Heading2"/>
       </w:pPr>
       <w:r>
         <w:rPr>
-          <w:rFonts w:ascii="Times New Roman" w:hAnsi="Times New Roman" w:cs="Times New Roman"/>
-          <w:b w:val="0"/>
-          <w:sz w:val="28"/>
-        </w:rPr>
-        <w:t>Python 3.9+ с библиотеками psycopg2-binary, ijson. PostgreSQL 14+. Браузер с поддержкой ES6, SVG, Fetch API, localStorage. Библиотека Plotly (CDN).</w:t>
-      </w:r>
-    </w:p>
-    <w:p>
-      <w:pPr>
-        <w:spacing w:before="120" w:after="60" w:line="360" w:lineRule="exact"/>
-        <w:ind w:firstLine="0"/>
-        <w:jc w:val="both"/>
-      </w:pPr>
-      <w:r>
-        <w:rPr>
-          <w:rFonts w:ascii="Times New Roman" w:hAnsi="Times New Roman" w:cs="Times New Roman"/>
+          <w:rFonts w:ascii="Times New Roman" w:hAnsi="Times New Roman"/>
           <w:b/>
           <w:sz w:val="28"/>
         </w:rPr>
@@ -1795,28 +2455,24 @@
     </w:p>
     <w:p>
       <w:pPr>
-        <w:spacing w:before="0" w:after="120" w:line="360" w:lineRule="exact"/>
         <w:ind w:firstLine="709"/>
         <w:jc w:val="both"/>
       </w:pPr>
       <w:r>
         <w:rPr>
-          <w:rFonts w:ascii="Times New Roman" w:hAnsi="Times New Roman" w:cs="Times New Roman"/>
-          <w:b w:val="0"/>
+          <w:rFonts w:ascii="Times New Roman" w:hAnsi="Times New Roman"/>
           <w:sz w:val="28"/>
         </w:rPr>
-        <w:t>База данных содержит 7 таблиц: journals, publications, persons, affiliations, publication_authors, publication_topics, publication_keywords. Конфигурация подключения хранится в файле pg_config.py.</w:t>
+        <w:t>Схема БД включает 7 таблиц: journals, publications, persons, affiliations, publication_authors, publication_topics, publication_keywords. Все данные открытые (OpenAlex, CC0).</w:t>
       </w:r>
     </w:p>
     <w:p>
       <w:pPr>
-        <w:spacing w:before="120" w:after="60" w:line="360" w:lineRule="exact"/>
-        <w:ind w:firstLine="0"/>
-        <w:jc w:val="both"/>
+        <w:pStyle w:val="Heading2"/>
       </w:pPr>
       <w:r>
         <w:rPr>
-          <w:rFonts w:ascii="Times New Roman" w:hAnsi="Times New Roman" w:cs="Times New Roman"/>
+          <w:rFonts w:ascii="Times New Roman" w:hAnsi="Times New Roman"/>
           <w:b/>
           <w:sz w:val="28"/>
         </w:rPr>
@@ -1825,88 +2481,24 @@
     </w:p>
     <w:p>
       <w:pPr>
-        <w:spacing w:before="0" w:after="120" w:line="360" w:lineRule="exact"/>
         <w:ind w:firstLine="709"/>
         <w:jc w:val="both"/>
       </w:pPr>
       <w:r>
         <w:rPr>
-          <w:rFonts w:ascii="Times New Roman" w:hAnsi="Times New Roman" w:cs="Times New Roman"/>
-          <w:b w:val="0"/>
+          <w:rFonts w:ascii="Times New Roman" w:hAnsi="Times New Roman"/>
           <w:sz w:val="28"/>
         </w:rPr>
-        <w:t>Минимальная конфигурация: 4-ядерный процессор, 8 ГБ ОЗУ, 10 ГБ свободного дискового пространства. Сеть: доступ к api.openalex.org и nominatim.komoot.de на этапе загрузки данных.</w:t>
+        <w:t>Минимальные требования: ПК с 4+ GB RAM, SSD 10 GB, Python 3.10+, PostgreSQL 14+, современный браузер. Специализированного серверного оборудования не требуется.</w:t>
       </w:r>
     </w:p>
     <w:p>
       <w:pPr>
-        <w:spacing w:before="120" w:after="60" w:line="360" w:lineRule="exact"/>
-        <w:ind w:firstLine="0"/>
-        <w:jc w:val="both"/>
+        <w:pStyle w:val="Heading2"/>
       </w:pPr>
       <w:r>
         <w:rPr>
-          <w:rFonts w:ascii="Times New Roman" w:hAnsi="Times New Roman" w:cs="Times New Roman"/>
-          <w:b/>
-          <w:sz w:val="28"/>
-        </w:rPr>
-        <w:t>4.3.4 Организационное обеспечение</w:t>
-      </w:r>
-    </w:p>
-    <w:p>
-      <w:pPr>
-        <w:spacing w:before="0" w:after="120" w:line="360" w:lineRule="exact"/>
-        <w:ind w:firstLine="709"/>
-        <w:jc w:val="both"/>
-      </w:pPr>
-      <w:r>
-        <w:rPr>
-          <w:rFonts w:ascii="Times New Roman" w:hAnsi="Times New Roman" w:cs="Times New Roman"/>
-          <w:b w:val="0"/>
-          <w:sz w:val="28"/>
-        </w:rPr>
-        <w:t>Пользователь запускает сервер командой python openalex_server.py и открывает http://127.0.0.1:8000 в браузере. Предварительная загрузка данных выполняется один раз.</w:t>
-      </w:r>
-    </w:p>
-    <w:p>
-      <w:pPr>
-        <w:spacing w:before="120" w:after="60" w:line="360" w:lineRule="exact"/>
-        <w:ind w:firstLine="0"/>
-        <w:jc w:val="both"/>
-      </w:pPr>
-      <w:r>
-        <w:rPr>
-          <w:rFonts w:ascii="Times New Roman" w:hAnsi="Times New Roman" w:cs="Times New Roman"/>
-          <w:b/>
-          <w:sz w:val="28"/>
-        </w:rPr>
-        <w:t>4.3.5 Методическое обеспечение</w:t>
-      </w:r>
-    </w:p>
-    <w:p>
-      <w:pPr>
-        <w:spacing w:before="0" w:after="120" w:line="360" w:lineRule="exact"/>
-        <w:ind w:firstLine="709"/>
-        <w:jc w:val="both"/>
-      </w:pPr>
-      <w:r>
-        <w:rPr>
-          <w:rFonts w:ascii="Times New Roman" w:hAnsi="Times New Roman" w:cs="Times New Roman"/>
-          <w:b w:val="0"/>
-          <w:sz w:val="28"/>
-        </w:rPr>
-        <w:t>Инструкция по работе с приложением (docs/инструкция по работе.md/.docx), README.md с описанием запуска и структуры проекта.</w:t>
-      </w:r>
-    </w:p>
-    <w:p>
-      <w:pPr>
-        <w:spacing w:before="120" w:after="60" w:line="360" w:lineRule="exact"/>
-        <w:ind w:firstLine="0"/>
-        <w:jc w:val="both"/>
-      </w:pPr>
-      <w:r>
-        <w:rPr>
-          <w:rFonts w:ascii="Times New Roman" w:hAnsi="Times New Roman" w:cs="Times New Roman"/>
+          <w:rFonts w:ascii="Times New Roman" w:hAnsi="Times New Roman"/>
           <w:b/>
           <w:sz w:val="28"/>
         </w:rPr>
@@ -1915,1453 +2507,1700 @@
     </w:p>
     <w:p>
       <w:pPr>
-        <w:spacing w:before="120" w:after="60" w:line="360" w:lineRule="exact"/>
-        <w:ind w:firstLine="0"/>
-        <w:jc w:val="both"/>
+        <w:pStyle w:val="Heading2"/>
       </w:pPr>
       <w:r>
         <w:rPr>
-          <w:rFonts w:ascii="Times New Roman" w:hAnsi="Times New Roman" w:cs="Times New Roman"/>
+          <w:rFonts w:ascii="Times New Roman" w:hAnsi="Times New Roman"/>
           <w:b/>
           <w:sz w:val="28"/>
         </w:rPr>
-        <w:t>4.4.1 Надёжность</w:t>
+        <w:t>4.4.1 Производительность</w:t>
       </w:r>
     </w:p>
     <w:p>
       <w:pPr>
-        <w:spacing w:before="0" w:after="120" w:line="360" w:lineRule="exact"/>
-        <w:ind w:firstLine="709"/>
+        <w:pStyle w:val="ListBullet"/>
         <w:jc w:val="both"/>
       </w:pPr>
       <w:r>
         <w:rPr>
-          <w:rFonts w:ascii="Times New Roman" w:hAnsi="Times New Roman" w:cs="Times New Roman"/>
-          <w:b w:val="0"/>
+          <w:rFonts w:ascii="Times New Roman" w:hAnsi="Times New Roman"/>
           <w:sz w:val="28"/>
         </w:rPr>
-        <w:t>При конфликте данных во время загрузки система не теряет корректные записи (savepoint). При ошибке геокодирования одной организации обработка продолжается для остальных.</w:t>
+        <w:t>Время отклика REST API на типовой запрос: ≤ 2 с.</w:t>
       </w:r>
     </w:p>
     <w:p>
       <w:pPr>
-        <w:spacing w:before="120" w:after="60" w:line="360" w:lineRule="exact"/>
-        <w:ind w:firstLine="0"/>
+        <w:pStyle w:val="ListBullet"/>
         <w:jc w:val="both"/>
       </w:pPr>
       <w:r>
         <w:rPr>
-          <w:rFonts w:ascii="Times New Roman" w:hAnsi="Times New Roman" w:cs="Times New Roman"/>
+          <w:rFonts w:ascii="Times New Roman" w:hAnsi="Times New Roman"/>
+          <w:sz w:val="28"/>
+        </w:rPr>
+        <w:t>Граф с 70 узлами: рендеринг в браузере без задержек.</w:t>
+      </w:r>
+    </w:p>
+    <w:p>
+      <w:pPr>
+        <w:pStyle w:val="ListBullet"/>
+        <w:jc w:val="both"/>
+      </w:pPr>
+      <w:r>
+        <w:rPr>
+          <w:rFonts w:ascii="Times New Roman" w:hAnsi="Times New Roman"/>
+          <w:sz w:val="28"/>
+        </w:rPr>
+        <w:t>Переключение фильтров: без перезагрузки страницы.</w:t>
+      </w:r>
+    </w:p>
+    <w:p>
+      <w:pPr>
+        <w:pStyle w:val="Heading2"/>
+      </w:pPr>
+      <w:r>
+        <w:rPr>
+          <w:rFonts w:ascii="Times New Roman" w:hAnsi="Times New Roman"/>
           <w:b/>
           <w:sz w:val="28"/>
         </w:rPr>
-        <w:t>4.4.2 Производительность</w:t>
+        <w:t>4.4.2 Надёжность и воспроизводимость</w:t>
       </w:r>
     </w:p>
     <w:p>
       <w:pPr>
-        <w:spacing w:before="0" w:after="60" w:line="360" w:lineRule="exact"/>
-        <w:ind w:left="709" w:firstLine="0"/>
+        <w:pStyle w:val="ListBullet"/>
         <w:jc w:val="both"/>
       </w:pPr>
       <w:r>
         <w:rPr>
-          <w:rFonts w:ascii="Times New Roman" w:hAnsi="Times New Roman" w:cs="Times New Roman"/>
-          <w:b w:val="0"/>
+          <w:rFonts w:ascii="Times New Roman" w:hAnsi="Times New Roman"/>
           <w:sz w:val="28"/>
         </w:rPr>
-        <w:t>— Загрузка страницы приложения: не более 5 секунд.</w:t>
+        <w:t>Повторный запуск скрипта загрузки не дублирует данные (идемпотентность через savepoint-ы).</w:t>
       </w:r>
     </w:p>
     <w:p>
       <w:pPr>
-        <w:spacing w:before="0" w:after="60" w:line="360" w:lineRule="exact"/>
-        <w:ind w:left="709" w:firstLine="0"/>
+        <w:pStyle w:val="ListBullet"/>
         <w:jc w:val="both"/>
       </w:pPr>
       <w:r>
         <w:rPr>
-          <w:rFonts w:ascii="Times New Roman" w:hAnsi="Times New Roman" w:cs="Times New Roman"/>
-          <w:b w:val="0"/>
+          <w:rFonts w:ascii="Times New Roman" w:hAnsi="Times New Roman"/>
           <w:sz w:val="28"/>
         </w:rPr>
-        <w:t>— Отрисовка карты с 200 точками: не более 2 секунд.</w:t>
+        <w:t>Кэш article_data.json обеспечивает восстановление после прерывания.</w:t>
       </w:r>
     </w:p>
     <w:p>
       <w:pPr>
-        <w:spacing w:before="0" w:after="60" w:line="360" w:lineRule="exact"/>
-        <w:ind w:left="709" w:firstLine="0"/>
+        <w:pStyle w:val="ListBullet"/>
         <w:jc w:val="both"/>
       </w:pPr>
       <w:r>
         <w:rPr>
-          <w:rFonts w:ascii="Times New Roman" w:hAnsi="Times New Roman" w:cs="Times New Roman"/>
-          <w:b w:val="0"/>
+          <w:rFonts w:ascii="Times New Roman" w:hAnsi="Times New Roman"/>
           <w:sz w:val="28"/>
         </w:rPr>
-        <w:t>— Отрисовка графа (70 статей): не более 3 секунд.</w:t>
+        <w:t>Результаты геокодирования кэшируются в geo_cache.json.</w:t>
       </w:r>
     </w:p>
     <w:p>
       <w:pPr>
-        <w:spacing w:before="0" w:after="60" w:line="360" w:lineRule="exact"/>
-        <w:ind w:left="709" w:firstLine="0"/>
-        <w:jc w:val="both"/>
+        <w:pStyle w:val="Heading2"/>
       </w:pPr>
       <w:r>
         <w:rPr>
-          <w:rFonts w:ascii="Times New Roman" w:hAnsi="Times New Roman" w:cs="Times New Roman"/>
-          <w:b w:val="0"/>
+          <w:rFonts w:ascii="Times New Roman" w:hAnsi="Times New Roman"/>
+          <w:b/>
           <w:sz w:val="28"/>
         </w:rPr>
-        <w:t>— Вычисление похожих статей (1 000 записей): не более 1 секунды.</w:t>
+        <w:t>4.4.3 Сопровождаемость</w:t>
       </w:r>
     </w:p>
     <w:p>
       <w:pPr>
-        <w:spacing w:before="120" w:after="60" w:line="360" w:lineRule="exact"/>
-        <w:ind w:firstLine="0"/>
+        <w:pStyle w:val="ListBullet"/>
         <w:jc w:val="both"/>
       </w:pPr>
       <w:r>
         <w:rPr>
-          <w:rFonts w:ascii="Times New Roman" w:hAnsi="Times New Roman" w:cs="Times New Roman"/>
+          <w:rFonts w:ascii="Times New Roman" w:hAnsi="Times New Roman"/>
+          <w:sz w:val="28"/>
+        </w:rPr>
+        <w:t>Открытый исходный код; локальный запуск без зависимости от внешних платных сервисов.</w:t>
+      </w:r>
+    </w:p>
+    <w:p>
+      <w:pPr>
+        <w:pStyle w:val="ListBullet"/>
+        <w:jc w:val="both"/>
+      </w:pPr>
+      <w:r>
+        <w:rPr>
+          <w:rFonts w:ascii="Times New Roman" w:hAnsi="Times New Roman"/>
+          <w:sz w:val="28"/>
+        </w:rPr>
+        <w:t>Настройки подключения вынесены в pg_config.py.</w:t>
+      </w:r>
+    </w:p>
+    <w:p>
+      <w:pPr>
+        <w:pStyle w:val="ListBullet"/>
+        <w:jc w:val="both"/>
+      </w:pPr>
+      <w:r>
+        <w:rPr>
+          <w:rFonts w:ascii="Times New Roman" w:hAnsi="Times New Roman"/>
+          <w:sz w:val="28"/>
+        </w:rPr>
+        <w:t>Все зависимости — стандартная библиотека Python или пакеты без коммерческих лицензий.</w:t>
+      </w:r>
+    </w:p>
+    <w:p>
+      <w:pPr>
+        <w:pStyle w:val="Heading1"/>
+        <w:jc w:val="center"/>
+      </w:pPr>
+      <w:r>
+        <w:rPr>
+          <w:rFonts w:ascii="Times New Roman" w:hAnsi="Times New Roman"/>
           <w:b/>
           <w:sz w:val="28"/>
         </w:rPr>
-        <w:t>4.4.3 Переносимость</w:t>
+        <w:t>5. Состав и содержание работ по созданию системы</w:t>
+      </w:r>
+    </w:p>
+    <w:tbl>
+      <w:tblPr>
+        <w:tblStyle w:val="TableGrid"/>
+        <w:tblW w:type="auto" w:w="0"/>
+        <w:jc w:val="center"/>
+        <w:tblLook w:firstColumn="1" w:firstRow="1" w:lastColumn="0" w:lastRow="0" w:noHBand="0" w:noVBand="1" w:val="04A0"/>
+      </w:tblPr>
+      <w:tblGrid>
+        <w:gridCol w:w="3230"/>
+        <w:gridCol w:w="3230"/>
+        <w:gridCol w:w="3230"/>
+      </w:tblGrid>
+      <w:tr>
+        <w:tc>
+          <w:tcPr>
+            <w:tcW w:type="dxa" w:w="3230"/>
+          </w:tcPr>
+          <w:p>
+            <w:pPr>
+              <w:jc w:val="center"/>
+            </w:pPr>
+            <w:r>
+              <w:rPr>
+                <w:rFonts w:ascii="Times New Roman" w:hAnsi="Times New Roman"/>
+                <w:b/>
+                <w:sz w:val="24"/>
+              </w:rPr>
+              <w:t>Этап</w:t>
+            </w:r>
+          </w:p>
+        </w:tc>
+        <w:tc>
+          <w:tcPr>
+            <w:tcW w:type="dxa" w:w="3230"/>
+          </w:tcPr>
+          <w:p>
+            <w:pPr>
+              <w:jc w:val="center"/>
+            </w:pPr>
+            <w:r>
+              <w:rPr>
+                <w:rFonts w:ascii="Times New Roman" w:hAnsi="Times New Roman"/>
+                <w:b/>
+                <w:sz w:val="24"/>
+              </w:rPr>
+              <w:t>Содержание</w:t>
+            </w:r>
+          </w:p>
+        </w:tc>
+        <w:tc>
+          <w:tcPr>
+            <w:tcW w:type="dxa" w:w="3230"/>
+          </w:tcPr>
+          <w:p>
+            <w:pPr>
+              <w:jc w:val="center"/>
+            </w:pPr>
+            <w:r>
+              <w:rPr>
+                <w:rFonts w:ascii="Times New Roman" w:hAnsi="Times New Roman"/>
+                <w:b/>
+                <w:sz w:val="24"/>
+              </w:rPr>
+              <w:t>Результат</w:t>
+            </w:r>
+          </w:p>
+        </w:tc>
+      </w:tr>
+      <w:tr>
+        <w:tc>
+          <w:tcPr>
+            <w:tcW w:type="dxa" w:w="3230"/>
+          </w:tcPr>
+          <w:p>
+            <w:r>
+              <w:rPr>
+                <w:rFonts w:ascii="Times New Roman" w:hAnsi="Times New Roman"/>
+                <w:sz w:val="24"/>
+              </w:rPr>
+              <w:t>1. Сбор данных</w:t>
+            </w:r>
+          </w:p>
+        </w:tc>
+        <w:tc>
+          <w:tcPr>
+            <w:tcW w:type="dxa" w:w="3230"/>
+          </w:tcPr>
+          <w:p>
+            <w:r>
+              <w:rPr>
+                <w:rFonts w:ascii="Times New Roman" w:hAnsi="Times New Roman"/>
+                <w:sz w:val="24"/>
+              </w:rPr>
+              <w:t>Разработка import.py, cursor pagination, загрузка 9 994 публикаций</w:t>
+            </w:r>
+          </w:p>
+        </w:tc>
+        <w:tc>
+          <w:tcPr>
+            <w:tcW w:type="dxa" w:w="3230"/>
+          </w:tcPr>
+          <w:p>
+            <w:r>
+              <w:rPr>
+                <w:rFonts w:ascii="Times New Roman" w:hAnsi="Times New Roman"/>
+                <w:sz w:val="24"/>
+              </w:rPr>
+              <w:t>Заполненная БД PostgreSQL</w:t>
+            </w:r>
+          </w:p>
+        </w:tc>
+      </w:tr>
+      <w:tr>
+        <w:tc>
+          <w:tcPr>
+            <w:tcW w:type="dxa" w:w="3230"/>
+          </w:tcPr>
+          <w:p>
+            <w:r>
+              <w:rPr>
+                <w:rFonts w:ascii="Times New Roman" w:hAnsi="Times New Roman"/>
+                <w:sz w:val="24"/>
+              </w:rPr>
+              <w:t>2. Геокодирование</w:t>
+            </w:r>
+          </w:p>
+        </w:tc>
+        <w:tc>
+          <w:tcPr>
+            <w:tcW w:type="dxa" w:w="3230"/>
+          </w:tcPr>
+          <w:p>
+            <w:r>
+              <w:rPr>
+                <w:rFonts w:ascii="Times New Roman" w:hAnsi="Times New Roman"/>
+                <w:sz w:val="24"/>
+              </w:rPr>
+              <w:t>Три этапа привязки координат (OpenAlex API + Photon)</w:t>
+            </w:r>
+          </w:p>
+        </w:tc>
+        <w:tc>
+          <w:tcPr>
+            <w:tcW w:type="dxa" w:w="3230"/>
+          </w:tcPr>
+          <w:p>
+            <w:r>
+              <w:rPr>
+                <w:rFonts w:ascii="Times New Roman" w:hAnsi="Times New Roman"/>
+                <w:sz w:val="24"/>
+              </w:rPr>
+              <w:t>Покрытие 80,8%</w:t>
+            </w:r>
+          </w:p>
+        </w:tc>
+      </w:tr>
+      <w:tr>
+        <w:tc>
+          <w:tcPr>
+            <w:tcW w:type="dxa" w:w="3230"/>
+          </w:tcPr>
+          <w:p>
+            <w:r>
+              <w:rPr>
+                <w:rFonts w:ascii="Times New Roman" w:hAnsi="Times New Roman"/>
+                <w:sz w:val="24"/>
+              </w:rPr>
+              <w:t>3. Карта</w:t>
+            </w:r>
+          </w:p>
+        </w:tc>
+        <w:tc>
+          <w:tcPr>
+            <w:tcW w:type="dxa" w:w="3230"/>
+          </w:tcPr>
+          <w:p>
+            <w:r>
+              <w:rPr>
+                <w:rFonts w:ascii="Times New Roman" w:hAnsi="Times New Roman"/>
+                <w:sz w:val="24"/>
+              </w:rPr>
+              <w:t>Реализация scatter_geo Plotly, интеграция с фильтрами</w:t>
+            </w:r>
+          </w:p>
+        </w:tc>
+        <w:tc>
+          <w:tcPr>
+            <w:tcW w:type="dxa" w:w="3230"/>
+          </w:tcPr>
+          <w:p>
+            <w:r>
+              <w:rPr>
+                <w:rFonts w:ascii="Times New Roman" w:hAnsi="Times New Roman"/>
+                <w:sz w:val="24"/>
+              </w:rPr>
+              <w:t>Интерактивная карта</w:t>
+            </w:r>
+          </w:p>
+        </w:tc>
+      </w:tr>
+      <w:tr>
+        <w:tc>
+          <w:tcPr>
+            <w:tcW w:type="dxa" w:w="3230"/>
+          </w:tcPr>
+          <w:p>
+            <w:r>
+              <w:rPr>
+                <w:rFonts w:ascii="Times New Roman" w:hAnsi="Times New Roman"/>
+                <w:sz w:val="24"/>
+              </w:rPr>
+              <w:t>4. Граф</w:t>
+            </w:r>
+          </w:p>
+        </w:tc>
+        <w:tc>
+          <w:tcPr>
+            <w:tcW w:type="dxa" w:w="3230"/>
+          </w:tcPr>
+          <w:p>
+            <w:r>
+              <w:rPr>
+                <w:rFonts w:ascii="Times New Roman" w:hAnsi="Times New Roman"/>
+                <w:sz w:val="24"/>
+              </w:rPr>
+              <w:t>SVG-граф с 5 режимами, колоночная раскладка, кривые Безье</w:t>
+            </w:r>
+          </w:p>
+        </w:tc>
+        <w:tc>
+          <w:tcPr>
+            <w:tcW w:type="dxa" w:w="3230"/>
+          </w:tcPr>
+          <w:p>
+            <w:r>
+              <w:rPr>
+                <w:rFonts w:ascii="Times New Roman" w:hAnsi="Times New Roman"/>
+                <w:sz w:val="24"/>
+              </w:rPr>
+              <w:t>Граф связей</w:t>
+            </w:r>
+          </w:p>
+        </w:tc>
+      </w:tr>
+      <w:tr>
+        <w:tc>
+          <w:tcPr>
+            <w:tcW w:type="dxa" w:w="3230"/>
+          </w:tcPr>
+          <w:p>
+            <w:r>
+              <w:rPr>
+                <w:rFonts w:ascii="Times New Roman" w:hAnsi="Times New Roman"/>
+                <w:sz w:val="24"/>
+              </w:rPr>
+              <w:t>5. Алгоритм похожих</w:t>
+            </w:r>
+          </w:p>
+        </w:tc>
+        <w:tc>
+          <w:tcPr>
+            <w:tcW w:type="dxa" w:w="3230"/>
+          </w:tcPr>
+          <w:p>
+            <w:r>
+              <w:rPr>
+                <w:rFonts w:ascii="Times New Roman" w:hAnsi="Times New Roman"/>
+                <w:sz w:val="24"/>
+              </w:rPr>
+              <w:t>Пересечение множеств по 5 признакам, весовые коэффициенты</w:t>
+            </w:r>
+          </w:p>
+        </w:tc>
+        <w:tc>
+          <w:tcPr>
+            <w:tcW w:type="dxa" w:w="3230"/>
+          </w:tcPr>
+          <w:p>
+            <w:r>
+              <w:rPr>
+                <w:rFonts w:ascii="Times New Roman" w:hAnsi="Times New Roman"/>
+                <w:sz w:val="24"/>
+              </w:rPr>
+              <w:t>Поиск похожих статей</w:t>
+            </w:r>
+          </w:p>
+        </w:tc>
+      </w:tr>
+      <w:tr>
+        <w:tc>
+          <w:tcPr>
+            <w:tcW w:type="dxa" w:w="3230"/>
+          </w:tcPr>
+          <w:p>
+            <w:r>
+              <w:rPr>
+                <w:rFonts w:ascii="Times New Roman" w:hAnsi="Times New Roman"/>
+                <w:sz w:val="24"/>
+              </w:rPr>
+              <w:t>6. REST API</w:t>
+            </w:r>
+          </w:p>
+        </w:tc>
+        <w:tc>
+          <w:tcPr>
+            <w:tcW w:type="dxa" w:w="3230"/>
+          </w:tcPr>
+          <w:p>
+            <w:r>
+              <w:rPr>
+                <w:rFonts w:ascii="Times New Roman" w:hAnsi="Times New Roman"/>
+                <w:sz w:val="24"/>
+              </w:rPr>
+              <w:t>openalex_server.py, gzip, маршрутизация, фасетные фильтры</w:t>
+            </w:r>
+          </w:p>
+        </w:tc>
+        <w:tc>
+          <w:tcPr>
+            <w:tcW w:type="dxa" w:w="3230"/>
+          </w:tcPr>
+          <w:p>
+            <w:r>
+              <w:rPr>
+                <w:rFonts w:ascii="Times New Roman" w:hAnsi="Times New Roman"/>
+                <w:sz w:val="24"/>
+              </w:rPr>
+              <w:t>Работающий сервер</w:t>
+            </w:r>
+          </w:p>
+        </w:tc>
+      </w:tr>
+      <w:tr>
+        <w:tc>
+          <w:tcPr>
+            <w:tcW w:type="dxa" w:w="3230"/>
+          </w:tcPr>
+          <w:p>
+            <w:r>
+              <w:rPr>
+                <w:rFonts w:ascii="Times New Roman" w:hAnsi="Times New Roman"/>
+                <w:sz w:val="24"/>
+              </w:rPr>
+              <w:t>7. Интерфейс</w:t>
+            </w:r>
+          </w:p>
+        </w:tc>
+        <w:tc>
+          <w:tcPr>
+            <w:tcW w:type="dxa" w:w="3230"/>
+          </w:tcPr>
+          <w:p>
+            <w:r>
+              <w:rPr>
+                <w:rFonts w:ascii="Times New Roman" w:hAnsi="Times New Roman"/>
+                <w:sz w:val="24"/>
+              </w:rPr>
+              <w:t>VKR1.html: 3 колонки, тёмная тема, ленивая загрузка</w:t>
+            </w:r>
+          </w:p>
+        </w:tc>
+        <w:tc>
+          <w:tcPr>
+            <w:tcW w:type="dxa" w:w="3230"/>
+          </w:tcPr>
+          <w:p>
+            <w:r>
+              <w:rPr>
+                <w:rFonts w:ascii="Times New Roman" w:hAnsi="Times New Roman"/>
+                <w:sz w:val="24"/>
+              </w:rPr>
+              <w:t>Браузерный интерфейс</w:t>
+            </w:r>
+          </w:p>
+        </w:tc>
+      </w:tr>
+      <w:tr>
+        <w:tc>
+          <w:tcPr>
+            <w:tcW w:type="dxa" w:w="3230"/>
+          </w:tcPr>
+          <w:p>
+            <w:r>
+              <w:rPr>
+                <w:rFonts w:ascii="Times New Roman" w:hAnsi="Times New Roman"/>
+                <w:sz w:val="24"/>
+              </w:rPr>
+              <w:t>8. Документация</w:t>
+            </w:r>
+          </w:p>
+        </w:tc>
+        <w:tc>
+          <w:tcPr>
+            <w:tcW w:type="dxa" w:w="3230"/>
+          </w:tcPr>
+          <w:p>
+            <w:r>
+              <w:rPr>
+                <w:rFonts w:ascii="Times New Roman" w:hAnsi="Times New Roman"/>
+                <w:sz w:val="24"/>
+              </w:rPr>
+              <w:t>ТЗ, диплом, текст выступления, ER-диаграмма</w:t>
+            </w:r>
+          </w:p>
+        </w:tc>
+        <w:tc>
+          <w:tcPr>
+            <w:tcW w:type="dxa" w:w="3230"/>
+          </w:tcPr>
+          <w:p>
+            <w:r>
+              <w:rPr>
+                <w:rFonts w:ascii="Times New Roman" w:hAnsi="Times New Roman"/>
+                <w:sz w:val="24"/>
+              </w:rPr>
+              <w:t>Комплект ВКР</w:t>
+            </w:r>
+          </w:p>
+        </w:tc>
+      </w:tr>
+    </w:tbl>
+    <w:p/>
+    <w:p>
+      <w:pPr>
+        <w:pStyle w:val="Heading1"/>
+        <w:jc w:val="center"/>
+      </w:pPr>
+      <w:r>
+        <w:rPr>
+          <w:rFonts w:ascii="Times New Roman" w:hAnsi="Times New Roman"/>
+          <w:b/>
+          <w:sz w:val="28"/>
+        </w:rPr>
+        <w:t>6. Порядок контроля и приёмки</w:t>
       </w:r>
     </w:p>
     <w:p>
       <w:pPr>
-        <w:spacing w:before="0" w:after="120" w:line="360" w:lineRule="exact"/>
-        <w:ind w:firstLine="709"/>
-        <w:jc w:val="both"/>
+        <w:pStyle w:val="Heading2"/>
       </w:pPr>
       <w:r>
         <w:rPr>
-          <w:rFonts w:ascii="Times New Roman" w:hAnsi="Times New Roman" w:cs="Times New Roman"/>
-          <w:b w:val="0"/>
+          <w:rFonts w:ascii="Times New Roman" w:hAnsi="Times New Roman"/>
+          <w:b/>
           <w:sz w:val="28"/>
         </w:rPr>
-        <w:t>Приложение запускается на Windows 10+, Ubuntu 20.04+ без изменения кода при корректной настройке pg_config.py.</w:t>
+        <w:t>6.1 Критерии приёмки</w:t>
       </w:r>
     </w:p>
     <w:p>
       <w:pPr>
-        <w:spacing w:before="120" w:after="60" w:line="360" w:lineRule="exact"/>
-        <w:ind w:firstLine="0"/>
+        <w:pStyle w:val="ListBullet"/>
         <w:jc w:val="both"/>
       </w:pPr>
       <w:r>
         <w:rPr>
-          <w:rFonts w:ascii="Times New Roman" w:hAnsi="Times New Roman" w:cs="Times New Roman"/>
+          <w:rFonts w:ascii="Times New Roman" w:hAnsi="Times New Roman"/>
+          <w:sz w:val="28"/>
+        </w:rPr>
+        <w:t>Загружено ≥ 9 000 публикаций из OpenAlex API.</w:t>
+      </w:r>
+    </w:p>
+    <w:p>
+      <w:pPr>
+        <w:pStyle w:val="ListBullet"/>
+        <w:jc w:val="both"/>
+      </w:pPr>
+      <w:r>
+        <w:rPr>
+          <w:rFonts w:ascii="Times New Roman" w:hAnsi="Times New Roman"/>
+          <w:sz w:val="28"/>
+        </w:rPr>
+        <w:t>Доля публикаций с геокоординатами ≥ 75%.</w:t>
+      </w:r>
+    </w:p>
+    <w:p>
+      <w:pPr>
+        <w:pStyle w:val="ListBullet"/>
+        <w:jc w:val="both"/>
+      </w:pPr>
+      <w:r>
+        <w:rPr>
+          <w:rFonts w:ascii="Times New Roman" w:hAnsi="Times New Roman"/>
+          <w:sz w:val="28"/>
+        </w:rPr>
+        <w:t>Карта отображает публикации по точным координатам организаций.</w:t>
+      </w:r>
+    </w:p>
+    <w:p>
+      <w:pPr>
+        <w:pStyle w:val="ListBullet"/>
+        <w:jc w:val="both"/>
+      </w:pPr>
+      <w:r>
+        <w:rPr>
+          <w:rFonts w:ascii="Times New Roman" w:hAnsi="Times New Roman"/>
+          <w:sz w:val="28"/>
+        </w:rPr>
+        <w:t>Граф работает в 5 режимах без зависания при 70 статьях.</w:t>
+      </w:r>
+    </w:p>
+    <w:p>
+      <w:pPr>
+        <w:pStyle w:val="ListBullet"/>
+        <w:jc w:val="both"/>
+      </w:pPr>
+      <w:r>
+        <w:rPr>
+          <w:rFonts w:ascii="Times New Roman" w:hAnsi="Times New Roman"/>
+          <w:sz w:val="28"/>
+        </w:rPr>
+        <w:t>Алгоритм поиска похожих возвращает ранжированный список по баллу сходства.</w:t>
+      </w:r>
+    </w:p>
+    <w:p>
+      <w:pPr>
+        <w:pStyle w:val="ListBullet"/>
+        <w:jc w:val="both"/>
+      </w:pPr>
+      <w:r>
+        <w:rPr>
+          <w:rFonts w:ascii="Times New Roman" w:hAnsi="Times New Roman"/>
+          <w:sz w:val="28"/>
+        </w:rPr>
+        <w:t>Фасетные фильтры исключают пустые результаты.</w:t>
+      </w:r>
+    </w:p>
+    <w:p>
+      <w:pPr>
+        <w:pStyle w:val="ListBullet"/>
+        <w:jc w:val="both"/>
+      </w:pPr>
+      <w:r>
+        <w:rPr>
+          <w:rFonts w:ascii="Times New Roman" w:hAnsi="Times New Roman"/>
+          <w:sz w:val="28"/>
+        </w:rPr>
+        <w:t>REST API отвечает за ≤ 2 с, gzip-сжатие активно.</w:t>
+      </w:r>
+    </w:p>
+    <w:p>
+      <w:pPr>
+        <w:pStyle w:val="ListBullet"/>
+        <w:jc w:val="both"/>
+      </w:pPr>
+      <w:r>
+        <w:rPr>
+          <w:rFonts w:ascii="Times New Roman" w:hAnsi="Times New Roman"/>
+          <w:sz w:val="28"/>
+        </w:rPr>
+        <w:t>Приложение работает локально без интернета (после загрузки данных).</w:t>
+      </w:r>
+    </w:p>
+    <w:p>
+      <w:pPr>
+        <w:pStyle w:val="Heading2"/>
+      </w:pPr>
+      <w:r>
+        <w:rPr>
+          <w:rFonts w:ascii="Times New Roman" w:hAnsi="Times New Roman"/>
           <w:b/>
           <w:sz w:val="28"/>
         </w:rPr>
-        <w:t>4.4.4 Эргономика интерфейса</w:t>
+        <w:t>6.2 Виды проверок</w:t>
       </w:r>
     </w:p>
     <w:p>
       <w:pPr>
-        <w:spacing w:before="0" w:after="120" w:line="360" w:lineRule="exact"/>
-        <w:ind w:firstLine="709"/>
+        <w:pStyle w:val="ListBullet"/>
         <w:jc w:val="both"/>
       </w:pPr>
       <w:r>
         <w:rPr>
-          <w:rFonts w:ascii="Times New Roman" w:hAnsi="Times New Roman" w:cs="Times New Roman"/>
-          <w:b w:val="0"/>
+          <w:rFonts w:ascii="Times New Roman" w:hAnsi="Times New Roman"/>
           <w:sz w:val="28"/>
         </w:rPr>
-        <w:t>Интерфейс поддерживает светлую и тёмную тему; переключение сохраняется в localStorage. Выбор фильтра, клик на карте и клик на статье в списке дают немедленный отклик без перезагрузки страницы.</w:t>
+        <w:t>Функциональное тестирование: проверка каждого требования F-01…F-08.</w:t>
       </w:r>
     </w:p>
     <w:p>
       <w:pPr>
-        <w:spacing w:before="120" w:after="60" w:line="360" w:lineRule="exact"/>
-        <w:ind w:firstLine="0"/>
+        <w:pStyle w:val="ListBullet"/>
         <w:jc w:val="both"/>
       </w:pPr>
       <w:r>
         <w:rPr>
-          <w:rFonts w:ascii="Times New Roman" w:hAnsi="Times New Roman" w:cs="Times New Roman"/>
+          <w:rFonts w:ascii="Times New Roman" w:hAnsi="Times New Roman"/>
+          <w:sz w:val="28"/>
+        </w:rPr>
+        <w:t>Демонстрация работающей системы на защите ВКР.</w:t>
+      </w:r>
+    </w:p>
+    <w:p>
+      <w:pPr>
+        <w:pStyle w:val="ListBullet"/>
+        <w:jc w:val="both"/>
+      </w:pPr>
+      <w:r>
+        <w:rPr>
+          <w:rFonts w:ascii="Times New Roman" w:hAnsi="Times New Roman"/>
+          <w:sz w:val="28"/>
+        </w:rPr>
+        <w:t>Проверка документации на соответствие ГОСТ 34.602-2020.</w:t>
+      </w:r>
+    </w:p>
+    <w:p>
+      <w:pPr>
+        <w:pStyle w:val="Heading1"/>
+        <w:jc w:val="center"/>
+      </w:pPr>
+      <w:r>
+        <w:rPr>
+          <w:rFonts w:ascii="Times New Roman" w:hAnsi="Times New Roman"/>
           <w:b/>
           <w:sz w:val="28"/>
         </w:rPr>
-        <w:t>4.4.5 Сопровождаемость</w:t>
+        <w:t>7. Требования к документированию</w:t>
       </w:r>
     </w:p>
     <w:p>
       <w:pPr>
-        <w:spacing w:before="0" w:after="120" w:line="360" w:lineRule="exact"/>
         <w:ind w:firstLine="709"/>
         <w:jc w:val="both"/>
       </w:pPr>
       <w:r>
         <w:rPr>
-          <w:rFonts w:ascii="Times New Roman" w:hAnsi="Times New Roman" w:cs="Times New Roman"/>
-          <w:b w:val="0"/>
+          <w:rFonts w:ascii="Times New Roman" w:hAnsi="Times New Roman"/>
           <w:sz w:val="28"/>
         </w:rPr>
-        <w:t>Настройки подключения к БД вынесены в отдельный файл pg_config.py. Каждый модуль системы независим и может быть заменён без изменения остальных.</w:t>
+        <w:t>В состав документации входят:</w:t>
       </w:r>
     </w:p>
     <w:p>
       <w:pPr>
-        <w:spacing w:before="240" w:after="120" w:line="360" w:lineRule="exact"/>
-        <w:ind w:firstLine="0"/>
-        <w:jc w:val="center"/>
+        <w:pStyle w:val="ListBullet"/>
+        <w:jc w:val="both"/>
       </w:pPr>
       <w:r>
         <w:rPr>
-          <w:rFonts w:ascii="Times New Roman" w:hAnsi="Times New Roman" w:cs="Times New Roman"/>
+          <w:rFonts w:ascii="Times New Roman" w:hAnsi="Times New Roman"/>
+          <w:sz w:val="28"/>
+        </w:rPr>
+        <w:t>Техническое задание (настоящий документ).</w:t>
+      </w:r>
+    </w:p>
+    <w:p>
+      <w:pPr>
+        <w:pStyle w:val="ListBullet"/>
+        <w:jc w:val="both"/>
+      </w:pPr>
+      <w:r>
+        <w:rPr>
+          <w:rFonts w:ascii="Times New Roman" w:hAnsi="Times New Roman"/>
+          <w:sz w:val="28"/>
+        </w:rPr>
+        <w:t>Пояснительная записка (диплом): описание алгоритмов, архитектуры, результатов.</w:t>
+      </w:r>
+    </w:p>
+    <w:p>
+      <w:pPr>
+        <w:pStyle w:val="ListBullet"/>
+        <w:jc w:val="both"/>
+      </w:pPr>
+      <w:r>
+        <w:rPr>
+          <w:rFonts w:ascii="Times New Roman" w:hAnsi="Times New Roman"/>
+          <w:sz w:val="28"/>
+        </w:rPr>
+        <w:t>ER-диаграмма базы данных.</w:t>
+      </w:r>
+    </w:p>
+    <w:p>
+      <w:pPr>
+        <w:pStyle w:val="ListBullet"/>
+        <w:jc w:val="both"/>
+      </w:pPr>
+      <w:r>
+        <w:rPr>
+          <w:rFonts w:ascii="Times New Roman" w:hAnsi="Times New Roman"/>
+          <w:sz w:val="28"/>
+        </w:rPr>
+        <w:t>Инструкция по запуску системы.</w:t>
+      </w:r>
+    </w:p>
+    <w:p>
+      <w:pPr>
+        <w:pStyle w:val="ListBullet"/>
+        <w:jc w:val="both"/>
+      </w:pPr>
+      <w:r>
+        <w:rPr>
+          <w:rFonts w:ascii="Times New Roman" w:hAnsi="Times New Roman"/>
+          <w:sz w:val="28"/>
+        </w:rPr>
+        <w:t>Текст выступления к защите.</w:t>
+      </w:r>
+    </w:p>
+    <w:p>
+      <w:pPr>
+        <w:pStyle w:val="ListBullet"/>
+        <w:jc w:val="both"/>
+      </w:pPr>
+      <w:r>
+        <w:rPr>
+          <w:rFonts w:ascii="Times New Roman" w:hAnsi="Times New Roman"/>
+          <w:sz w:val="28"/>
+        </w:rPr>
+        <w:t>Раздаточный материал (презентация, 19 слайдов).</w:t>
+      </w:r>
+    </w:p>
+    <w:p>
+      <w:pPr>
+        <w:pStyle w:val="Heading1"/>
+        <w:jc w:val="center"/>
+      </w:pPr>
+      <w:r>
+        <w:rPr>
+          <w:rFonts w:ascii="Times New Roman" w:hAnsi="Times New Roman"/>
           <w:b/>
           <w:sz w:val="28"/>
         </w:rPr>
-        <w:t>5. СОСТАВ И СОДЕРЖАНИЕ РАБОТ ПО СОЗДАНИЮ СИСТЕМЫ</w:t>
+        <w:t>8. Источники разработки</w:t>
       </w:r>
     </w:p>
     <w:p>
       <w:pPr>
-        <w:spacing w:before="120" w:after="60" w:line="360" w:lineRule="exact"/>
-        <w:ind w:firstLine="0"/>
+        <w:ind w:firstLine="709"/>
         <w:jc w:val="both"/>
       </w:pPr>
       <w:r>
         <w:rPr>
-          <w:rFonts w:ascii="Times New Roman" w:hAnsi="Times New Roman" w:cs="Times New Roman"/>
+          <w:rFonts w:ascii="Times New Roman" w:hAnsi="Times New Roman"/>
+          <w:sz w:val="28"/>
+        </w:rPr>
+        <w:t>1. ГОСТ 34.602-2020 «Информационные технологии. Комплекс стандартов на автоматизированные системы. Техническое задание на создание автоматизированной системы».</w:t>
+      </w:r>
+    </w:p>
+    <w:p>
+      <w:pPr>
+        <w:ind w:firstLine="709"/>
+        <w:jc w:val="both"/>
+      </w:pPr>
+      <w:r>
+        <w:rPr>
+          <w:rFonts w:ascii="Times New Roman" w:hAnsi="Times New Roman"/>
+          <w:sz w:val="28"/>
+        </w:rPr>
+        <w:t>2. OpenAlex Documentation. URL: https://docs.openalex.org</w:t>
+      </w:r>
+    </w:p>
+    <w:p>
+      <w:pPr>
+        <w:ind w:firstLine="709"/>
+        <w:jc w:val="both"/>
+      </w:pPr>
+      <w:r>
+        <w:rPr>
+          <w:rFonts w:ascii="Times New Roman" w:hAnsi="Times New Roman"/>
+          <w:sz w:val="28"/>
+        </w:rPr>
+        <w:t>3. Bornmann L., Mutz R. Growth rates of modern science: A bibliometric analysis // Journal of the Association for Information Science and Technology. — 2015. — Vol. 66, № 11. — P. 2215–2222.</w:t>
+      </w:r>
+    </w:p>
+    <w:p>
+      <w:pPr>
+        <w:ind w:firstLine="709"/>
+        <w:jc w:val="both"/>
+      </w:pPr>
+      <w:r>
+        <w:rPr>
+          <w:rFonts w:ascii="Times New Roman" w:hAnsi="Times New Roman"/>
+          <w:sz w:val="28"/>
+        </w:rPr>
+        <w:t>4. PostgreSQL 14 Documentation. URL: https://www.postgresql.org/docs/14/</w:t>
+      </w:r>
+    </w:p>
+    <w:p>
+      <w:pPr>
+        <w:ind w:firstLine="709"/>
+        <w:jc w:val="both"/>
+      </w:pPr>
+      <w:r>
+        <w:rPr>
+          <w:rFonts w:ascii="Times New Roman" w:hAnsi="Times New Roman"/>
+          <w:sz w:val="28"/>
+        </w:rPr>
+        <w:t>5. Plotly Python Open Source Graphing Library. URL: https://plotly.com/python/</w:t>
+      </w:r>
+    </w:p>
+    <w:p>
+      <w:pPr>
+        <w:ind w:firstLine="709"/>
+        <w:jc w:val="both"/>
+      </w:pPr>
+      <w:r>
+        <w:rPr>
+          <w:rFonts w:ascii="Times New Roman" w:hAnsi="Times New Roman"/>
+          <w:sz w:val="28"/>
+        </w:rPr>
+        <w:t>6. Photon API (OpenStreetMap geocoder). URL: https://photon.komoot.io</w:t>
+      </w:r>
+    </w:p>
+    <w:p>
+      <w:pPr>
+        <w:pStyle w:val="Heading1"/>
+        <w:jc w:val="center"/>
+      </w:pPr>
+      <w:r>
+        <w:rPr>
+          <w:rFonts w:ascii="Times New Roman" w:hAnsi="Times New Roman"/>
           <w:b/>
           <w:sz w:val="28"/>
         </w:rPr>
-        <w:t>5.1 Этап 1: анализ и проектирование</w:t>
+        <w:t>Приложение А. Термины и сокращения</w:t>
       </w:r>
     </w:p>
     <w:p>
       <w:pPr>
-        <w:spacing w:before="0" w:after="120" w:line="360" w:lineRule="exact"/>
-        <w:ind w:firstLine="709"/>
-        <w:jc w:val="both"/>
+        <w:pStyle w:val="Heading2"/>
       </w:pPr>
       <w:r>
         <w:rPr>
-          <w:rFonts w:ascii="Times New Roman" w:hAnsi="Times New Roman" w:cs="Times New Roman"/>
-          <w:b w:val="0"/>
-          <w:sz w:val="28"/>
-        </w:rPr>
-        <w:t>Содержание: изучение API OpenAlex, проектирование схемы базы данных, выбор технологий.</w:t>
-      </w:r>
-    </w:p>
-    <w:p>
-      <w:pPr>
-        <w:spacing w:before="0" w:after="120" w:line="360" w:lineRule="exact"/>
-        <w:ind w:firstLine="709"/>
-        <w:jc w:val="both"/>
-      </w:pPr>
-      <w:r>
-        <w:rPr>
-          <w:rFonts w:ascii="Times New Roman" w:hAnsi="Times New Roman" w:cs="Times New Roman"/>
-          <w:b w:val="0"/>
-          <w:sz w:val="28"/>
-        </w:rPr>
-        <w:t>Результат: схема БД (database/db.sql), описание архитектуры.</w:t>
-      </w:r>
-    </w:p>
-    <w:p>
-      <w:pPr>
-        <w:spacing w:before="120" w:after="60" w:line="360" w:lineRule="exact"/>
-        <w:ind w:firstLine="0"/>
-        <w:jc w:val="both"/>
-      </w:pPr>
-      <w:r>
-        <w:rPr>
-          <w:rFonts w:ascii="Times New Roman" w:hAnsi="Times New Roman" w:cs="Times New Roman"/>
-          <w:b/>
-          <w:sz w:val="28"/>
-        </w:rPr>
-        <w:t>5.2 Этап 2: сбор и загрузка данных</w:t>
-      </w:r>
-    </w:p>
-    <w:p>
-      <w:pPr>
-        <w:spacing w:before="0" w:after="120" w:line="360" w:lineRule="exact"/>
-        <w:ind w:firstLine="709"/>
-        <w:jc w:val="both"/>
-      </w:pPr>
-      <w:r>
-        <w:rPr>
-          <w:rFonts w:ascii="Times New Roman" w:hAnsi="Times New Roman" w:cs="Times New Roman"/>
-          <w:b w:val="0"/>
-          <w:sz w:val="28"/>
-        </w:rPr>
-        <w:t>Содержание: разработка скриптов import.py и setup_pg_database.py, загрузка тестовой выборки.</w:t>
-      </w:r>
-    </w:p>
-    <w:p>
-      <w:pPr>
-        <w:spacing w:before="0" w:after="120" w:line="360" w:lineRule="exact"/>
-        <w:ind w:firstLine="709"/>
-        <w:jc w:val="both"/>
-      </w:pPr>
-      <w:r>
-        <w:rPr>
-          <w:rFonts w:ascii="Times New Roman" w:hAnsi="Times New Roman" w:cs="Times New Roman"/>
-          <w:b w:val="0"/>
-          <w:sz w:val="28"/>
-        </w:rPr>
-        <w:t>Результат: заполненная база данных PostgreSQL.</w:t>
-      </w:r>
-    </w:p>
-    <w:p>
-      <w:pPr>
-        <w:spacing w:before="120" w:after="60" w:line="360" w:lineRule="exact"/>
-        <w:ind w:firstLine="0"/>
-        <w:jc w:val="both"/>
-      </w:pPr>
-      <w:r>
-        <w:rPr>
-          <w:rFonts w:ascii="Times New Roman" w:hAnsi="Times New Roman" w:cs="Times New Roman"/>
-          <w:b/>
-          <w:sz w:val="28"/>
-        </w:rPr>
-        <w:t>5.3 Этап 3: геокодирование</w:t>
-      </w:r>
-    </w:p>
-    <w:p>
-      <w:pPr>
-        <w:spacing w:before="0" w:after="120" w:line="360" w:lineRule="exact"/>
-        <w:ind w:firstLine="709"/>
-        <w:jc w:val="both"/>
-      </w:pPr>
-      <w:r>
-        <w:rPr>
-          <w:rFonts w:ascii="Times New Roman" w:hAnsi="Times New Roman" w:cs="Times New Roman"/>
-          <w:b w:val="0"/>
-          <w:sz w:val="28"/>
-        </w:rPr>
-        <w:t>Содержание: разработка fetch_geo.py и fetch_geo_nominatim.py, достижение покрытия не менее 75%.</w:t>
-      </w:r>
-    </w:p>
-    <w:p>
-      <w:pPr>
-        <w:spacing w:before="0" w:after="120" w:line="360" w:lineRule="exact"/>
-        <w:ind w:firstLine="709"/>
-        <w:jc w:val="both"/>
-      </w:pPr>
-      <w:r>
-        <w:rPr>
-          <w:rFonts w:ascii="Times New Roman" w:hAnsi="Times New Roman" w:cs="Times New Roman"/>
-          <w:b w:val="0"/>
-          <w:sz w:val="28"/>
-        </w:rPr>
-        <w:t>Результат: координаты в таблице affiliations.</w:t>
-      </w:r>
-    </w:p>
-    <w:p>
-      <w:pPr>
-        <w:spacing w:before="120" w:after="60" w:line="360" w:lineRule="exact"/>
-        <w:ind w:firstLine="0"/>
-        <w:jc w:val="both"/>
-      </w:pPr>
-      <w:r>
-        <w:rPr>
-          <w:rFonts w:ascii="Times New Roman" w:hAnsi="Times New Roman" w:cs="Times New Roman"/>
-          <w:b/>
-          <w:sz w:val="28"/>
-        </w:rPr>
-        <w:t>5.4 Этап 4: серверная часть и API</w:t>
-      </w:r>
-    </w:p>
-    <w:p>
-      <w:pPr>
-        <w:spacing w:before="0" w:after="120" w:line="360" w:lineRule="exact"/>
-        <w:ind w:firstLine="709"/>
-        <w:jc w:val="both"/>
-      </w:pPr>
-      <w:r>
-        <w:rPr>
-          <w:rFonts w:ascii="Times New Roman" w:hAnsi="Times New Roman" w:cs="Times New Roman"/>
-          <w:b w:val="0"/>
-          <w:sz w:val="28"/>
-        </w:rPr>
-        <w:t>Содержание: разработка openalex_server.py, реализация эндпоинтов, подключение gzip-сжатия.</w:t>
-      </w:r>
-    </w:p>
-    <w:p>
-      <w:pPr>
-        <w:spacing w:before="0" w:after="120" w:line="360" w:lineRule="exact"/>
-        <w:ind w:firstLine="709"/>
-        <w:jc w:val="both"/>
-      </w:pPr>
-      <w:r>
-        <w:rPr>
-          <w:rFonts w:ascii="Times New Roman" w:hAnsi="Times New Roman" w:cs="Times New Roman"/>
-          <w:b w:val="0"/>
-          <w:sz w:val="28"/>
-        </w:rPr>
-        <w:t>Результат: работающий REST API.</w:t>
-      </w:r>
-    </w:p>
-    <w:p>
-      <w:pPr>
-        <w:spacing w:before="120" w:after="60" w:line="360" w:lineRule="exact"/>
-        <w:ind w:firstLine="0"/>
-        <w:jc w:val="both"/>
-      </w:pPr>
-      <w:r>
-        <w:rPr>
-          <w:rFonts w:ascii="Times New Roman" w:hAnsi="Times New Roman" w:cs="Times New Roman"/>
-          <w:b/>
-          <w:sz w:val="28"/>
-        </w:rPr>
-        <w:t>5.5 Этап 5: веб-интерфейс и испытания</w:t>
-      </w:r>
-    </w:p>
-    <w:p>
-      <w:pPr>
-        <w:spacing w:before="0" w:after="120" w:line="360" w:lineRule="exact"/>
-        <w:ind w:firstLine="709"/>
-        <w:jc w:val="both"/>
-      </w:pPr>
-      <w:r>
-        <w:rPr>
-          <w:rFonts w:ascii="Times New Roman" w:hAnsi="Times New Roman" w:cs="Times New Roman"/>
-          <w:b w:val="0"/>
-          <w:sz w:val="28"/>
-        </w:rPr>
-        <w:t>Содержание: разработка VKR1.html, vkr1_app.js, vkr1_styles.css, реализация карты, графа, фильтров, алгоритма похожих статей. Проведение испытаний.</w:t>
-      </w:r>
-    </w:p>
-    <w:p>
-      <w:pPr>
-        <w:spacing w:before="0" w:after="120" w:line="360" w:lineRule="exact"/>
-        <w:ind w:firstLine="709"/>
-        <w:jc w:val="both"/>
-      </w:pPr>
-      <w:r>
-        <w:rPr>
-          <w:rFonts w:ascii="Times New Roman" w:hAnsi="Times New Roman" w:cs="Times New Roman"/>
-          <w:b w:val="0"/>
-          <w:sz w:val="28"/>
-        </w:rPr>
-        <w:t>Результат: готовое веб-приложение, документация.</w:t>
-      </w:r>
-    </w:p>
-    <w:p>
-      <w:pPr>
-        <w:spacing w:before="240" w:after="120" w:line="360" w:lineRule="exact"/>
-        <w:ind w:firstLine="0"/>
-        <w:jc w:val="center"/>
-      </w:pPr>
-      <w:r>
-        <w:rPr>
-          <w:rFonts w:ascii="Times New Roman" w:hAnsi="Times New Roman" w:cs="Times New Roman"/>
-          <w:b/>
-          <w:sz w:val="28"/>
-        </w:rPr>
-        <w:t>6. ПОРЯДОК РАЗРАБОТКИ</w:t>
-      </w:r>
-    </w:p>
-    <w:p>
-      <w:pPr>
-        <w:spacing w:before="0" w:after="120" w:line="360" w:lineRule="exact"/>
-        <w:ind w:firstLine="709"/>
-        <w:jc w:val="both"/>
-      </w:pPr>
-      <w:r>
-        <w:rPr>
-          <w:rFonts w:ascii="Times New Roman" w:hAnsi="Times New Roman" w:cs="Times New Roman"/>
-          <w:b w:val="0"/>
-          <w:sz w:val="28"/>
-        </w:rPr>
-        <w:t>Разработка ведётся итерационно: каждый модуль разрабатывается и проверяется независимо до интеграции. Изменения требований фиксируются в README и истории коммитов репозитория. Версионирование — Git (GitHub: surnova2703/muiv3year).</w:t>
-      </w:r>
-    </w:p>
-    <w:p>
-      <w:pPr>
-        <w:spacing w:before="240" w:after="120" w:line="360" w:lineRule="exact"/>
-        <w:ind w:firstLine="0"/>
-        <w:jc w:val="center"/>
-      </w:pPr>
-      <w:r>
-        <w:rPr>
-          <w:rFonts w:ascii="Times New Roman" w:hAnsi="Times New Roman" w:cs="Times New Roman"/>
-          <w:b/>
-          <w:sz w:val="28"/>
-        </w:rPr>
-        <w:t>7. ПОРЯДОК КОНТРОЛЯ И ПРИЁМКИ</w:t>
-      </w:r>
-    </w:p>
-    <w:p>
-      <w:pPr>
-        <w:spacing w:before="120" w:after="60" w:line="360" w:lineRule="exact"/>
-        <w:ind w:firstLine="0"/>
-        <w:jc w:val="both"/>
-      </w:pPr>
-      <w:r>
-        <w:rPr>
-          <w:rFonts w:ascii="Times New Roman" w:hAnsi="Times New Roman" w:cs="Times New Roman"/>
-          <w:b/>
-          <w:sz w:val="28"/>
-        </w:rPr>
-        <w:t>7.1 Виды испытаний</w:t>
-      </w:r>
-    </w:p>
-    <w:p>
-      <w:pPr>
-        <w:spacing w:before="0" w:after="120" w:line="360" w:lineRule="exact"/>
-        <w:ind w:firstLine="709"/>
-        <w:jc w:val="both"/>
-      </w:pPr>
-      <w:r>
-        <w:rPr>
-          <w:rFonts w:ascii="Times New Roman" w:hAnsi="Times New Roman" w:cs="Times New Roman"/>
-          <w:b w:val="0"/>
-          <w:sz w:val="28"/>
-        </w:rPr>
-        <w:t>Проводятся следующие виды испытаний: функциональные, интеграционные, нагрузочные (граф при 70 статьях), пользовательские.</w:t>
-      </w:r>
-    </w:p>
-    <w:p>
-      <w:pPr>
-        <w:spacing w:before="120" w:after="60" w:line="360" w:lineRule="exact"/>
-        <w:ind w:firstLine="0"/>
-        <w:jc w:val="both"/>
-      </w:pPr>
-      <w:r>
-        <w:rPr>
-          <w:rFonts w:ascii="Times New Roman" w:hAnsi="Times New Roman" w:cs="Times New Roman"/>
-          <w:b/>
-          <w:sz w:val="28"/>
-        </w:rPr>
-        <w:t>7.2 Общие правила приёмки</w:t>
-      </w:r>
-    </w:p>
-    <w:p>
-      <w:pPr>
-        <w:spacing w:before="0" w:after="120" w:line="360" w:lineRule="exact"/>
-        <w:ind w:firstLine="709"/>
-        <w:jc w:val="both"/>
-      </w:pPr>
-      <w:r>
-        <w:rPr>
-          <w:rFonts w:ascii="Times New Roman" w:hAnsi="Times New Roman" w:cs="Times New Roman"/>
-          <w:b w:val="0"/>
-          <w:sz w:val="28"/>
-        </w:rPr>
-        <w:t>Каждое функциональное требование должно быть проверено по заявленному критерию. Требования без измеримого критерия не принимаются.</w:t>
-      </w:r>
-    </w:p>
-    <w:p>
-      <w:pPr>
-        <w:spacing w:before="120" w:after="60" w:line="360" w:lineRule="exact"/>
-        <w:ind w:firstLine="0"/>
-        <w:jc w:val="both"/>
-      </w:pPr>
-      <w:r>
-        <w:rPr>
-          <w:rFonts w:ascii="Times New Roman" w:hAnsi="Times New Roman" w:cs="Times New Roman"/>
-          <w:b/>
-          <w:sz w:val="28"/>
-        </w:rPr>
-        <w:t>7.3 Критерии приёмки</w:t>
-      </w:r>
-    </w:p>
-    <w:p>
-      <w:pPr>
-        <w:spacing w:before="0" w:after="60" w:line="360" w:lineRule="exact"/>
-        <w:ind w:left="709" w:firstLine="0"/>
-        <w:jc w:val="both"/>
-      </w:pPr>
-      <w:r>
-        <w:rPr>
-          <w:rFonts w:ascii="Times New Roman" w:hAnsi="Times New Roman" w:cs="Times New Roman"/>
-          <w:b w:val="0"/>
-          <w:sz w:val="28"/>
-        </w:rPr>
-        <w:t>— выполнены функциональные сценарии ФТ-1...ФТ-8;</w:t>
-      </w:r>
-    </w:p>
-    <w:p>
-      <w:pPr>
-        <w:spacing w:before="0" w:after="60" w:line="360" w:lineRule="exact"/>
-        <w:ind w:left="709" w:firstLine="0"/>
-        <w:jc w:val="both"/>
-      </w:pPr>
-      <w:r>
-        <w:rPr>
-          <w:rFonts w:ascii="Times New Roman" w:hAnsi="Times New Roman" w:cs="Times New Roman"/>
-          <w:b w:val="0"/>
-          <w:sz w:val="28"/>
-        </w:rPr>
-        <w:t>— покрытие геокодирования не менее 75%;</w:t>
-      </w:r>
-    </w:p>
-    <w:p>
-      <w:pPr>
-        <w:spacing w:before="0" w:after="60" w:line="360" w:lineRule="exact"/>
-        <w:ind w:left="709" w:firstLine="0"/>
-        <w:jc w:val="both"/>
-      </w:pPr>
-      <w:r>
-        <w:rPr>
-          <w:rFonts w:ascii="Times New Roman" w:hAnsi="Times New Roman" w:cs="Times New Roman"/>
-          <w:b w:val="0"/>
-          <w:sz w:val="28"/>
-        </w:rPr>
-        <w:t>— граф отображает 70 статей без зависания;</w:t>
-      </w:r>
-    </w:p>
-    <w:p>
-      <w:pPr>
-        <w:spacing w:before="0" w:after="60" w:line="360" w:lineRule="exact"/>
-        <w:ind w:left="709" w:firstLine="0"/>
-        <w:jc w:val="both"/>
-      </w:pPr>
-      <w:r>
-        <w:rPr>
-          <w:rFonts w:ascii="Times New Roman" w:hAnsi="Times New Roman" w:cs="Times New Roman"/>
-          <w:b w:val="0"/>
-          <w:sz w:val="28"/>
-        </w:rPr>
-        <w:t>— фасетные фильтры не дают пустых результатов;</w:t>
-      </w:r>
-    </w:p>
-    <w:p>
-      <w:pPr>
-        <w:spacing w:before="0" w:after="60" w:line="360" w:lineRule="exact"/>
-        <w:ind w:left="709" w:firstLine="0"/>
-        <w:jc w:val="both"/>
-      </w:pPr>
-      <w:r>
-        <w:rPr>
-          <w:rFonts w:ascii="Times New Roman" w:hAnsi="Times New Roman" w:cs="Times New Roman"/>
-          <w:b w:val="0"/>
-          <w:sz w:val="28"/>
-        </w:rPr>
-        <w:t>— передан комплект документации из раздела 9.</w:t>
-      </w:r>
-    </w:p>
-    <w:p>
-      <w:pPr>
-        <w:spacing w:before="120" w:after="60" w:line="360" w:lineRule="exact"/>
-        <w:ind w:firstLine="0"/>
-        <w:jc w:val="both"/>
-      </w:pPr>
-      <w:r>
-        <w:rPr>
-          <w:rFonts w:ascii="Times New Roman" w:hAnsi="Times New Roman" w:cs="Times New Roman"/>
-          <w:b/>
-          <w:sz w:val="28"/>
-        </w:rPr>
-        <w:t>7.4 Приёмочная документация</w:t>
-      </w:r>
-    </w:p>
-    <w:p>
-      <w:pPr>
-        <w:spacing w:before="0" w:after="120" w:line="360" w:lineRule="exact"/>
-        <w:ind w:firstLine="709"/>
-        <w:jc w:val="both"/>
-      </w:pPr>
-      <w:r>
-        <w:rPr>
-          <w:rFonts w:ascii="Times New Roman" w:hAnsi="Times New Roman" w:cs="Times New Roman"/>
-          <w:b w:val="0"/>
-          <w:sz w:val="28"/>
-        </w:rPr>
-        <w:t>Протокол функциональных испытаний, скриншоты интерфейса, отчёт о покрытии геокодирования.</w:t>
-      </w:r>
-    </w:p>
-    <w:p>
-      <w:pPr>
-        <w:spacing w:before="240" w:after="120" w:line="360" w:lineRule="exact"/>
-        <w:ind w:firstLine="0"/>
-        <w:jc w:val="center"/>
-      </w:pPr>
-      <w:r>
-        <w:rPr>
-          <w:rFonts w:ascii="Times New Roman" w:hAnsi="Times New Roman" w:cs="Times New Roman"/>
-          <w:b/>
-          <w:sz w:val="28"/>
-        </w:rPr>
-        <w:t>8. ПОДГОТОВКА ОБЪЕКТА АВТОМАТИЗАЦИИ К ВВОДУ В ДЕЙСТВИЕ</w:t>
-      </w:r>
-    </w:p>
-    <w:p>
-      <w:pPr>
-        <w:spacing w:before="0" w:after="60" w:line="360" w:lineRule="exact"/>
-        <w:ind w:left="709" w:firstLine="0"/>
-        <w:jc w:val="both"/>
-      </w:pPr>
-      <w:r>
-        <w:rPr>
-          <w:rFonts w:ascii="Times New Roman" w:hAnsi="Times New Roman" w:cs="Times New Roman"/>
-          <w:b w:val="0"/>
-          <w:sz w:val="28"/>
-        </w:rPr>
-        <w:t>1) Установить PostgreSQL 14+, создать базу данных openalex_db.</w:t>
-      </w:r>
-    </w:p>
-    <w:p>
-      <w:pPr>
-        <w:spacing w:before="0" w:after="60" w:line="360" w:lineRule="exact"/>
-        <w:ind w:left="709" w:firstLine="0"/>
-        <w:jc w:val="both"/>
-      </w:pPr>
-      <w:r>
-        <w:rPr>
-          <w:rFonts w:ascii="Times New Roman" w:hAnsi="Times New Roman" w:cs="Times New Roman"/>
-          <w:b w:val="0"/>
-          <w:sz w:val="28"/>
-        </w:rPr>
-        <w:t>2) Настроить pg_config.py (host, port, dbname, user, password).</w:t>
-      </w:r>
-    </w:p>
-    <w:p>
-      <w:pPr>
-        <w:spacing w:before="0" w:after="60" w:line="360" w:lineRule="exact"/>
-        <w:ind w:left="709" w:firstLine="0"/>
-        <w:jc w:val="both"/>
-      </w:pPr>
-      <w:r>
-        <w:rPr>
-          <w:rFonts w:ascii="Times New Roman" w:hAnsi="Times New Roman" w:cs="Times New Roman"/>
-          <w:b w:val="0"/>
-          <w:sz w:val="28"/>
-        </w:rPr>
-        <w:t>3) Применить схему: psql -U postgres -d openalex_db -f database/db.sql.</w:t>
-      </w:r>
-    </w:p>
-    <w:p>
-      <w:pPr>
-        <w:spacing w:before="0" w:after="60" w:line="360" w:lineRule="exact"/>
-        <w:ind w:left="709" w:firstLine="0"/>
-        <w:jc w:val="both"/>
-      </w:pPr>
-      <w:r>
-        <w:rPr>
-          <w:rFonts w:ascii="Times New Roman" w:hAnsi="Times New Roman" w:cs="Times New Roman"/>
-          <w:b w:val="0"/>
-          <w:sz w:val="28"/>
-        </w:rPr>
-        <w:t>4) Запустить загрузку данных: python scripts/import.py &amp;&amp; python database/setup_pg_database.py.</w:t>
-      </w:r>
-    </w:p>
-    <w:p>
-      <w:pPr>
-        <w:spacing w:before="0" w:after="60" w:line="360" w:lineRule="exact"/>
-        <w:ind w:left="709" w:firstLine="0"/>
-        <w:jc w:val="both"/>
-      </w:pPr>
-      <w:r>
-        <w:rPr>
-          <w:rFonts w:ascii="Times New Roman" w:hAnsi="Times New Roman" w:cs="Times New Roman"/>
-          <w:b w:val="0"/>
-          <w:sz w:val="28"/>
-        </w:rPr>
-        <w:t>5) Запустить геокодирование: python geocoding/fetch_geo.py.</w:t>
-      </w:r>
-    </w:p>
-    <w:p>
-      <w:pPr>
-        <w:spacing w:before="0" w:after="60" w:line="360" w:lineRule="exact"/>
-        <w:ind w:left="709" w:firstLine="0"/>
-        <w:jc w:val="both"/>
-      </w:pPr>
-      <w:r>
-        <w:rPr>
-          <w:rFonts w:ascii="Times New Roman" w:hAnsi="Times New Roman" w:cs="Times New Roman"/>
-          <w:b w:val="0"/>
-          <w:sz w:val="28"/>
-        </w:rPr>
-        <w:t>6) Запустить сервер: python openalex_server.py.</w:t>
-      </w:r>
-    </w:p>
-    <w:p>
-      <w:pPr>
-        <w:spacing w:before="0" w:after="60" w:line="360" w:lineRule="exact"/>
-        <w:ind w:left="709" w:firstLine="0"/>
-        <w:jc w:val="both"/>
-      </w:pPr>
-      <w:r>
-        <w:rPr>
-          <w:rFonts w:ascii="Times New Roman" w:hAnsi="Times New Roman" w:cs="Times New Roman"/>
-          <w:b w:val="0"/>
-          <w:sz w:val="28"/>
-        </w:rPr>
-        <w:t>7) Открыть http://127.0.0.1:8000 в браузере.</w:t>
-      </w:r>
-    </w:p>
-    <w:p>
-      <w:pPr>
-        <w:spacing w:before="240" w:after="120" w:line="360" w:lineRule="exact"/>
-        <w:ind w:firstLine="0"/>
-        <w:jc w:val="center"/>
-      </w:pPr>
-      <w:r>
-        <w:rPr>
-          <w:rFonts w:ascii="Times New Roman" w:hAnsi="Times New Roman" w:cs="Times New Roman"/>
-          <w:b/>
-          <w:sz w:val="28"/>
-        </w:rPr>
-        <w:t>9. ТРЕБОВАНИЯ К ДОКУМЕНТИРОВАНИЮ</w:t>
-      </w:r>
-    </w:p>
-    <w:p>
-      <w:pPr>
-        <w:spacing w:before="0" w:after="120" w:line="360" w:lineRule="exact"/>
-        <w:ind w:firstLine="709"/>
-        <w:jc w:val="both"/>
-      </w:pPr>
-      <w:r>
-        <w:rPr>
-          <w:rFonts w:ascii="Times New Roman" w:hAnsi="Times New Roman" w:cs="Times New Roman"/>
-          <w:b w:val="0"/>
-          <w:sz w:val="28"/>
-        </w:rPr>
-        <w:t>Обязательный комплект документов:</w:t>
-      </w:r>
-    </w:p>
-    <w:p>
-      <w:pPr>
-        <w:spacing w:before="0" w:after="60" w:line="360" w:lineRule="exact"/>
-        <w:ind w:left="709" w:firstLine="0"/>
-        <w:jc w:val="both"/>
-      </w:pPr>
-      <w:r>
-        <w:rPr>
-          <w:rFonts w:ascii="Times New Roman" w:hAnsi="Times New Roman" w:cs="Times New Roman"/>
-          <w:b w:val="0"/>
-          <w:sz w:val="28"/>
-        </w:rPr>
-        <w:t>— техническое задание (docs/техническое_задание.docx);</w:t>
-      </w:r>
-    </w:p>
-    <w:p>
-      <w:pPr>
-        <w:spacing w:before="0" w:after="60" w:line="360" w:lineRule="exact"/>
-        <w:ind w:left="709" w:firstLine="0"/>
-        <w:jc w:val="both"/>
-      </w:pPr>
-      <w:r>
-        <w:rPr>
-          <w:rFonts w:ascii="Times New Roman" w:hAnsi="Times New Roman" w:cs="Times New Roman"/>
-          <w:b w:val="0"/>
-          <w:sz w:val="28"/>
-        </w:rPr>
-        <w:t>— описание архитектуры (docs/диплом.md, Глава II);</w:t>
-      </w:r>
-    </w:p>
-    <w:p>
-      <w:pPr>
-        <w:spacing w:before="0" w:after="60" w:line="360" w:lineRule="exact"/>
-        <w:ind w:left="709" w:firstLine="0"/>
-        <w:jc w:val="both"/>
-      </w:pPr>
-      <w:r>
-        <w:rPr>
-          <w:rFonts w:ascii="Times New Roman" w:hAnsi="Times New Roman" w:cs="Times New Roman"/>
-          <w:b w:val="0"/>
-          <w:sz w:val="28"/>
-        </w:rPr>
-        <w:t>— спецификация API (README.md, раздел API);</w:t>
-      </w:r>
-    </w:p>
-    <w:p>
-      <w:pPr>
-        <w:spacing w:before="0" w:after="60" w:line="360" w:lineRule="exact"/>
-        <w:ind w:left="709" w:firstLine="0"/>
-        <w:jc w:val="both"/>
-      </w:pPr>
-      <w:r>
-        <w:rPr>
-          <w:rFonts w:ascii="Times New Roman" w:hAnsi="Times New Roman" w:cs="Times New Roman"/>
-          <w:b w:val="0"/>
-          <w:sz w:val="28"/>
-        </w:rPr>
-        <w:t>— руководство пользователя (docs/инструкция по работе.docx);</w:t>
-      </w:r>
-    </w:p>
-    <w:p>
-      <w:pPr>
-        <w:spacing w:before="0" w:after="60" w:line="360" w:lineRule="exact"/>
-        <w:ind w:left="709" w:firstLine="0"/>
-        <w:jc w:val="both"/>
-      </w:pPr>
-      <w:r>
-        <w:rPr>
-          <w:rFonts w:ascii="Times New Roman" w:hAnsi="Times New Roman" w:cs="Times New Roman"/>
-          <w:b w:val="0"/>
-          <w:sz w:val="28"/>
-        </w:rPr>
-        <w:t>— схема базы данных (database/db.sql).</w:t>
-      </w:r>
-    </w:p>
-    <w:p>
-      <w:pPr>
-        <w:spacing w:before="0" w:after="120" w:line="360" w:lineRule="exact"/>
-        <w:ind w:firstLine="709"/>
-        <w:jc w:val="both"/>
-      </w:pPr>
-      <w:r>
-        <w:rPr>
-          <w:rFonts w:ascii="Times New Roman" w:hAnsi="Times New Roman" w:cs="Times New Roman"/>
-          <w:b w:val="0"/>
-          <w:sz w:val="28"/>
-        </w:rPr>
-        <w:t>Все документы хранятся в репозитории Git.</w:t>
-      </w:r>
-    </w:p>
-    <w:p>
-      <w:pPr>
-        <w:spacing w:before="240" w:after="120" w:line="360" w:lineRule="exact"/>
-        <w:ind w:firstLine="0"/>
-        <w:jc w:val="center"/>
-      </w:pPr>
-      <w:r>
-        <w:rPr>
-          <w:rFonts w:ascii="Times New Roman" w:hAnsi="Times New Roman" w:cs="Times New Roman"/>
-          <w:b/>
-          <w:sz w:val="28"/>
-        </w:rPr>
-        <w:t>10. ИСТОЧНИКИ РАЗРАБОТКИ</w:t>
-      </w:r>
-    </w:p>
-    <w:p>
-      <w:pPr>
-        <w:spacing w:before="0" w:after="60" w:line="360" w:lineRule="exact"/>
-        <w:ind w:left="709" w:firstLine="0"/>
-        <w:jc w:val="both"/>
-      </w:pPr>
-      <w:r>
-        <w:rPr>
-          <w:rFonts w:ascii="Times New Roman" w:hAnsi="Times New Roman" w:cs="Times New Roman"/>
-          <w:b w:val="0"/>
-          <w:sz w:val="28"/>
-        </w:rPr>
-        <w:t>1) ГОСТ 34.602-2020 «Информационные технологии. Комплекс стандартов на автоматизированные системы. Техническое задание на создание автоматизированной системы».</w:t>
-      </w:r>
-    </w:p>
-    <w:p>
-      <w:pPr>
-        <w:spacing w:before="0" w:after="60" w:line="360" w:lineRule="exact"/>
-        <w:ind w:left="709" w:firstLine="0"/>
-        <w:jc w:val="both"/>
-      </w:pPr>
-      <w:r>
-        <w:rPr>
-          <w:rFonts w:ascii="Times New Roman" w:hAnsi="Times New Roman" w:cs="Times New Roman"/>
-          <w:b w:val="0"/>
-          <w:sz w:val="28"/>
-        </w:rPr>
-        <w:t>2) Priem J., Piwowar H., Orr R. OpenAlex: A fully-open index of the world's research outputs // arXiv. — 2022. — arXiv:2205.01833.</w:t>
-      </w:r>
-    </w:p>
-    <w:p>
-      <w:pPr>
-        <w:spacing w:before="0" w:after="60" w:line="360" w:lineRule="exact"/>
-        <w:ind w:left="709" w:firstLine="0"/>
-        <w:jc w:val="both"/>
-      </w:pPr>
-      <w:r>
-        <w:rPr>
-          <w:rFonts w:ascii="Times New Roman" w:hAnsi="Times New Roman" w:cs="Times New Roman"/>
-          <w:b w:val="0"/>
-          <w:sz w:val="28"/>
-        </w:rPr>
-        <w:t>3) Документация OpenAlex API: https://docs.openalex.org</w:t>
-      </w:r>
-    </w:p>
-    <w:p>
-      <w:pPr>
-        <w:spacing w:before="0" w:after="60" w:line="360" w:lineRule="exact"/>
-        <w:ind w:left="709" w:firstLine="0"/>
-        <w:jc w:val="both"/>
-      </w:pPr>
-      <w:r>
-        <w:rPr>
-          <w:rFonts w:ascii="Times New Roman" w:hAnsi="Times New Roman" w:cs="Times New Roman"/>
-          <w:b w:val="0"/>
-          <w:sz w:val="28"/>
-        </w:rPr>
-        <w:t>4) Документация PostgreSQL 14: https://www.postgresql.org/docs/14/</w:t>
-      </w:r>
-    </w:p>
-    <w:p>
-      <w:pPr>
-        <w:spacing w:before="0" w:after="60" w:line="360" w:lineRule="exact"/>
-        <w:ind w:left="709" w:firstLine="0"/>
-        <w:jc w:val="both"/>
-      </w:pPr>
-      <w:r>
-        <w:rPr>
-          <w:rFonts w:ascii="Times New Roman" w:hAnsi="Times New Roman" w:cs="Times New Roman"/>
-          <w:b w:val="0"/>
-          <w:sz w:val="28"/>
-        </w:rPr>
-        <w:t>5) Документация Plotly Python: https://plotly.com/python/</w:t>
-      </w:r>
-    </w:p>
-    <w:p>
-      <w:r>
-        <w:br w:type="page"/>
-      </w:r>
-    </w:p>
-    <w:p>
-      <w:pPr>
-        <w:spacing w:before="240" w:after="120" w:line="360" w:lineRule="exact"/>
-        <w:ind w:firstLine="0"/>
-        <w:jc w:val="center"/>
-      </w:pPr>
-      <w:r>
-        <w:rPr>
-          <w:rFonts w:ascii="Times New Roman" w:hAnsi="Times New Roman" w:cs="Times New Roman"/>
-          <w:b/>
-          <w:sz w:val="28"/>
-        </w:rPr>
-        <w:t>ПРИЛОЖЕНИЕ А. ТЕРМИНЫ И СОКРАЩЕНИЯ</w:t>
-      </w:r>
-    </w:p>
-    <w:p>
-      <w:pPr>
-        <w:spacing w:before="120" w:after="60" w:line="360" w:lineRule="exact"/>
-        <w:ind w:firstLine="0"/>
-        <w:jc w:val="both"/>
-      </w:pPr>
-      <w:r>
-        <w:rPr>
-          <w:rFonts w:ascii="Times New Roman" w:hAnsi="Times New Roman" w:cs="Times New Roman"/>
+          <w:rFonts w:ascii="Times New Roman" w:hAnsi="Times New Roman"/>
           <w:b/>
           <w:sz w:val="28"/>
         </w:rPr>
         <w:t>А.1 Термины</w:t>
       </w:r>
     </w:p>
+    <w:tbl>
+      <w:tblPr>
+        <w:tblStyle w:val="TableGrid"/>
+        <w:tblW w:type="auto" w:w="0"/>
+        <w:jc w:val="center"/>
+        <w:tblLook w:firstColumn="1" w:firstRow="1" w:lastColumn="0" w:lastRow="0" w:noHBand="0" w:noVBand="1" w:val="04A0"/>
+      </w:tblPr>
+      <w:tblGrid>
+        <w:gridCol w:w="4844"/>
+        <w:gridCol w:w="4844"/>
+      </w:tblGrid>
+      <w:tr>
+        <w:tc>
+          <w:tcPr>
+            <w:tcW w:type="dxa" w:w="4844"/>
+          </w:tcPr>
+          <w:p>
+            <w:pPr>
+              <w:jc w:val="center"/>
+            </w:pPr>
+            <w:r>
+              <w:rPr>
+                <w:rFonts w:ascii="Times New Roman" w:hAnsi="Times New Roman"/>
+                <w:b/>
+                <w:sz w:val="24"/>
+              </w:rPr>
+              <w:t>Термин</w:t>
+            </w:r>
+          </w:p>
+        </w:tc>
+        <w:tc>
+          <w:tcPr>
+            <w:tcW w:type="dxa" w:w="4844"/>
+          </w:tcPr>
+          <w:p>
+            <w:pPr>
+              <w:jc w:val="center"/>
+            </w:pPr>
+            <w:r>
+              <w:rPr>
+                <w:rFonts w:ascii="Times New Roman" w:hAnsi="Times New Roman"/>
+                <w:b/>
+                <w:sz w:val="24"/>
+              </w:rPr>
+              <w:t>Определение</w:t>
+            </w:r>
+          </w:p>
+        </w:tc>
+      </w:tr>
+      <w:tr>
+        <w:tc>
+          <w:tcPr>
+            <w:tcW w:type="dxa" w:w="4844"/>
+          </w:tcPr>
+          <w:p>
+            <w:r>
+              <w:rPr>
+                <w:rFonts w:ascii="Times New Roman" w:hAnsi="Times New Roman"/>
+                <w:sz w:val="24"/>
+              </w:rPr>
+              <w:t>Метаданные</w:t>
+            </w:r>
+          </w:p>
+        </w:tc>
+        <w:tc>
+          <w:tcPr>
+            <w:tcW w:type="dxa" w:w="4844"/>
+          </w:tcPr>
+          <w:p>
+            <w:r>
+              <w:rPr>
+                <w:rFonts w:ascii="Times New Roman" w:hAnsi="Times New Roman"/>
+                <w:sz w:val="24"/>
+              </w:rPr>
+              <w:t>Структурированные данные о публикации: название, авторы, год, журнал, тематики, ключевые слова — без полного текста статьи</w:t>
+            </w:r>
+          </w:p>
+        </w:tc>
+      </w:tr>
+      <w:tr>
+        <w:tc>
+          <w:tcPr>
+            <w:tcW w:type="dxa" w:w="4844"/>
+          </w:tcPr>
+          <w:p>
+            <w:r>
+              <w:rPr>
+                <w:rFonts w:ascii="Times New Roman" w:hAnsi="Times New Roman"/>
+                <w:sz w:val="24"/>
+              </w:rPr>
+              <w:t>Аффилиация</w:t>
+            </w:r>
+          </w:p>
+        </w:tc>
+        <w:tc>
+          <w:tcPr>
+            <w:tcW w:type="dxa" w:w="4844"/>
+          </w:tcPr>
+          <w:p>
+            <w:r>
+              <w:rPr>
+                <w:rFonts w:ascii="Times New Roman" w:hAnsi="Times New Roman"/>
+                <w:sz w:val="24"/>
+              </w:rPr>
+              <w:t>Организация, с которой автор был связан в момент публикации</w:t>
+            </w:r>
+          </w:p>
+        </w:tc>
+      </w:tr>
+      <w:tr>
+        <w:tc>
+          <w:tcPr>
+            <w:tcW w:type="dxa" w:w="4844"/>
+          </w:tcPr>
+          <w:p>
+            <w:r>
+              <w:rPr>
+                <w:rFonts w:ascii="Times New Roman" w:hAnsi="Times New Roman"/>
+                <w:sz w:val="24"/>
+              </w:rPr>
+              <w:t>Геокодирование</w:t>
+            </w:r>
+          </w:p>
+        </w:tc>
+        <w:tc>
+          <w:tcPr>
+            <w:tcW w:type="dxa" w:w="4844"/>
+          </w:tcPr>
+          <w:p>
+            <w:r>
+              <w:rPr>
+                <w:rFonts w:ascii="Times New Roman" w:hAnsi="Times New Roman"/>
+                <w:sz w:val="24"/>
+              </w:rPr>
+              <w:t>Процесс определения географических координат (latitude, longitude) по названию или идентификатору организации</w:t>
+            </w:r>
+          </w:p>
+        </w:tc>
+      </w:tr>
+      <w:tr>
+        <w:tc>
+          <w:tcPr>
+            <w:tcW w:type="dxa" w:w="4844"/>
+          </w:tcPr>
+          <w:p>
+            <w:r>
+              <w:rPr>
+                <w:rFonts w:ascii="Times New Roman" w:hAnsi="Times New Roman"/>
+                <w:sz w:val="24"/>
+              </w:rPr>
+              <w:t>Фасетная фильтрация</w:t>
+            </w:r>
+          </w:p>
+        </w:tc>
+        <w:tc>
+          <w:tcPr>
+            <w:tcW w:type="dxa" w:w="4844"/>
+          </w:tcPr>
+          <w:p>
+            <w:r>
+              <w:rPr>
+                <w:rFonts w:ascii="Times New Roman" w:hAnsi="Times New Roman"/>
+                <w:sz w:val="24"/>
+              </w:rPr>
+              <w:t>Метод фильтрации, при котором выбор значения в одном фильтре автоматически сужает доступные значения в других фильтрах</w:t>
+            </w:r>
+          </w:p>
+        </w:tc>
+      </w:tr>
+      <w:tr>
+        <w:tc>
+          <w:tcPr>
+            <w:tcW w:type="dxa" w:w="4844"/>
+          </w:tcPr>
+          <w:p>
+            <w:r>
+              <w:rPr>
+                <w:rFonts w:ascii="Times New Roman" w:hAnsi="Times New Roman"/>
+                <w:sz w:val="24"/>
+              </w:rPr>
+              <w:t>Балл сходства (score)</w:t>
+            </w:r>
+          </w:p>
+        </w:tc>
+        <w:tc>
+          <w:tcPr>
+            <w:tcW w:type="dxa" w:w="4844"/>
+          </w:tcPr>
+          <w:p>
+            <w:r>
+              <w:rPr>
+                <w:rFonts w:ascii="Times New Roman" w:hAnsi="Times New Roman"/>
+                <w:sz w:val="24"/>
+              </w:rPr>
+              <w:t>Целое число, характеризующее содержательную близость двух публикаций; вычисляется как взвешенная сумма пересечений множеств метаданных</w:t>
+            </w:r>
+          </w:p>
+        </w:tc>
+      </w:tr>
+      <w:tr>
+        <w:tc>
+          <w:tcPr>
+            <w:tcW w:type="dxa" w:w="4844"/>
+          </w:tcPr>
+          <w:p>
+            <w:r>
+              <w:rPr>
+                <w:rFonts w:ascii="Times New Roman" w:hAnsi="Times New Roman"/>
+                <w:sz w:val="24"/>
+              </w:rPr>
+              <w:t>Cursor pagination</w:t>
+            </w:r>
+          </w:p>
+        </w:tc>
+        <w:tc>
+          <w:tcPr>
+            <w:tcW w:type="dxa" w:w="4844"/>
+          </w:tcPr>
+          <w:p>
+            <w:r>
+              <w:rPr>
+                <w:rFonts w:ascii="Times New Roman" w:hAnsi="Times New Roman"/>
+                <w:sz w:val="24"/>
+              </w:rPr>
+              <w:t>Метод постраничного обхода данных через курсор, гарантирующий полноту выборки без пропусков при изменении данных</w:t>
+            </w:r>
+          </w:p>
+        </w:tc>
+      </w:tr>
+      <w:tr>
+        <w:tc>
+          <w:tcPr>
+            <w:tcW w:type="dxa" w:w="4844"/>
+          </w:tcPr>
+          <w:p>
+            <w:r>
+              <w:rPr>
+                <w:rFonts w:ascii="Times New Roman" w:hAnsi="Times New Roman"/>
+                <w:sz w:val="24"/>
+              </w:rPr>
+              <w:t>Режим отображения</w:t>
+            </w:r>
+          </w:p>
+        </w:tc>
+        <w:tc>
+          <w:tcPr>
+            <w:tcW w:type="dxa" w:w="4844"/>
+          </w:tcPr>
+          <w:p>
+            <w:r>
+              <w:rPr>
+                <w:rFonts w:ascii="Times New Roman" w:hAnsi="Times New Roman"/>
+                <w:sz w:val="24"/>
+              </w:rPr>
+              <w:t>Конфигурация графа, определяющая, какие типы узлов и рёбер видны одновременно</w:t>
+            </w:r>
+          </w:p>
+        </w:tc>
+      </w:tr>
+      <w:tr>
+        <w:tc>
+          <w:tcPr>
+            <w:tcW w:type="dxa" w:w="4844"/>
+          </w:tcPr>
+          <w:p>
+            <w:r>
+              <w:rPr>
+                <w:rFonts w:ascii="Times New Roman" w:hAnsi="Times New Roman"/>
+                <w:sz w:val="24"/>
+              </w:rPr>
+              <w:t>gzip</w:t>
+            </w:r>
+          </w:p>
+        </w:tc>
+        <w:tc>
+          <w:tcPr>
+            <w:tcW w:type="dxa" w:w="4844"/>
+          </w:tcPr>
+          <w:p>
+            <w:r>
+              <w:rPr>
+                <w:rFonts w:ascii="Times New Roman" w:hAnsi="Times New Roman"/>
+                <w:sz w:val="24"/>
+              </w:rPr>
+              <w:t>Алгоритм сжатия данных; применяется для уменьшения объёма ответов REST API в 5–10 раз</w:t>
+            </w:r>
+          </w:p>
+        </w:tc>
+      </w:tr>
+    </w:tbl>
+    <w:p/>
     <w:p>
       <w:pPr>
-        <w:spacing w:before="0" w:after="80" w:line="360" w:lineRule="exact"/>
-        <w:ind w:left="709" w:firstLine="0"/>
-        <w:jc w:val="both"/>
+        <w:pStyle w:val="Heading2"/>
       </w:pPr>
       <w:r>
         <w:rPr>
-          <w:rFonts w:ascii="Times New Roman" w:hAnsi="Times New Roman" w:cs="Times New Roman"/>
-          <w:b/>
-          <w:sz w:val="28"/>
-        </w:rPr>
-        <w:t xml:space="preserve">Метаданные публикации — </w:t>
-      </w:r>
-      <w:r>
-        <w:rPr>
-          <w:rFonts w:ascii="Times New Roman" w:hAnsi="Times New Roman" w:cs="Times New Roman"/>
-          <w:b w:val="0"/>
-          <w:sz w:val="28"/>
-        </w:rPr>
-        <w:t>структурированное описание статьи (название, авторы, год, журнал, DOI, тематики, ключевые слова) без полного текста.</w:t>
-      </w:r>
-    </w:p>
-    <w:p>
-      <w:pPr>
-        <w:spacing w:before="0" w:after="80" w:line="360" w:lineRule="exact"/>
-        <w:ind w:left="709" w:firstLine="0"/>
-        <w:jc w:val="both"/>
-      </w:pPr>
-      <w:r>
-        <w:rPr>
-          <w:rFonts w:ascii="Times New Roman" w:hAnsi="Times New Roman" w:cs="Times New Roman"/>
-          <w:b/>
-          <w:sz w:val="28"/>
-        </w:rPr>
-        <w:t xml:space="preserve">Аффилиация — </w:t>
-      </w:r>
-      <w:r>
-        <w:rPr>
-          <w:rFonts w:ascii="Times New Roman" w:hAnsi="Times New Roman" w:cs="Times New Roman"/>
-          <w:b w:val="0"/>
-          <w:sz w:val="28"/>
-        </w:rPr>
-        <w:t>организация, с которой связан автор на момент публикации.</w:t>
-      </w:r>
-    </w:p>
-    <w:p>
-      <w:pPr>
-        <w:spacing w:before="0" w:after="80" w:line="360" w:lineRule="exact"/>
-        <w:ind w:left="709" w:firstLine="0"/>
-        <w:jc w:val="both"/>
-      </w:pPr>
-      <w:r>
-        <w:rPr>
-          <w:rFonts w:ascii="Times New Roman" w:hAnsi="Times New Roman" w:cs="Times New Roman"/>
-          <w:b/>
-          <w:sz w:val="28"/>
-        </w:rPr>
-        <w:t xml:space="preserve">Геокодирование — </w:t>
-      </w:r>
-      <w:r>
-        <w:rPr>
-          <w:rFonts w:ascii="Times New Roman" w:hAnsi="Times New Roman" w:cs="Times New Roman"/>
-          <w:b w:val="0"/>
-          <w:sz w:val="28"/>
-        </w:rPr>
-        <w:t>определение географических координат по названию или идентификатору организации.</w:t>
-      </w:r>
-    </w:p>
-    <w:p>
-      <w:pPr>
-        <w:spacing w:before="0" w:after="80" w:line="360" w:lineRule="exact"/>
-        <w:ind w:left="709" w:firstLine="0"/>
-        <w:jc w:val="both"/>
-      </w:pPr>
-      <w:r>
-        <w:rPr>
-          <w:rFonts w:ascii="Times New Roman" w:hAnsi="Times New Roman" w:cs="Times New Roman"/>
-          <w:b/>
-          <w:sz w:val="28"/>
-        </w:rPr>
-        <w:t xml:space="preserve">Фасетная фильтрация — </w:t>
-      </w:r>
-      <w:r>
-        <w:rPr>
-          <w:rFonts w:ascii="Times New Roman" w:hAnsi="Times New Roman" w:cs="Times New Roman"/>
-          <w:b w:val="0"/>
-          <w:sz w:val="28"/>
-        </w:rPr>
-        <w:t>метод, при котором выбор в одном фильтре ограничивает варианты в других, исключая пустые результаты.</w:t>
-      </w:r>
-    </w:p>
-    <w:p>
-      <w:pPr>
-        <w:spacing w:before="0" w:after="80" w:line="360" w:lineRule="exact"/>
-        <w:ind w:left="709" w:firstLine="0"/>
-        <w:jc w:val="both"/>
-      </w:pPr>
-      <w:r>
-        <w:rPr>
-          <w:rFonts w:ascii="Times New Roman" w:hAnsi="Times New Roman" w:cs="Times New Roman"/>
-          <w:b/>
-          <w:sz w:val="28"/>
-        </w:rPr>
-        <w:t xml:space="preserve">Граф связей — </w:t>
-      </w:r>
-      <w:r>
-        <w:rPr>
-          <w:rFonts w:ascii="Times New Roman" w:hAnsi="Times New Roman" w:cs="Times New Roman"/>
-          <w:b w:val="0"/>
-          <w:sz w:val="28"/>
-        </w:rPr>
-        <w:t>структура из узлов и рёбер, отображающая отношения между публикациями, авторами, журналами и организациями.</w:t>
-      </w:r>
-    </w:p>
-    <w:p>
-      <w:pPr>
-        <w:spacing w:before="0" w:after="80" w:line="360" w:lineRule="exact"/>
-        <w:ind w:left="709" w:firstLine="0"/>
-        <w:jc w:val="both"/>
-      </w:pPr>
-      <w:r>
-        <w:rPr>
-          <w:rFonts w:ascii="Times New Roman" w:hAnsi="Times New Roman" w:cs="Times New Roman"/>
-          <w:b/>
-          <w:sz w:val="28"/>
-        </w:rPr>
-        <w:t xml:space="preserve">Балл сходства — </w:t>
-      </w:r>
-      <w:r>
-        <w:rPr>
-          <w:rFonts w:ascii="Times New Roman" w:hAnsi="Times New Roman" w:cs="Times New Roman"/>
-          <w:b w:val="0"/>
-          <w:sz w:val="28"/>
-        </w:rPr>
-        <w:t>числовая мера близости двух публикаций по взвешенной сумме совпадающих признаков.</w:t>
-      </w:r>
-    </w:p>
-    <w:p>
-      <w:pPr>
-        <w:spacing w:before="0" w:after="80" w:line="360" w:lineRule="exact"/>
-        <w:ind w:left="709" w:firstLine="0"/>
-        <w:jc w:val="both"/>
-      </w:pPr>
-      <w:r>
-        <w:rPr>
-          <w:rFonts w:ascii="Times New Roman" w:hAnsi="Times New Roman" w:cs="Times New Roman"/>
-          <w:b/>
-          <w:sz w:val="28"/>
-        </w:rPr>
-        <w:t xml:space="preserve">Cursor pagination — </w:t>
-      </w:r>
-      <w:r>
-        <w:rPr>
-          <w:rFonts w:ascii="Times New Roman" w:hAnsi="Times New Roman" w:cs="Times New Roman"/>
-          <w:b w:val="0"/>
-          <w:sz w:val="28"/>
-        </w:rPr>
-        <w:t>метод обхода большого набора данных через токены-курсоры без пропусков.</w:t>
-      </w:r>
-    </w:p>
-    <w:p>
-      <w:pPr>
-        <w:spacing w:before="0" w:after="80" w:line="360" w:lineRule="exact"/>
-        <w:ind w:left="709" w:firstLine="0"/>
-        <w:jc w:val="both"/>
-      </w:pPr>
-      <w:r>
-        <w:rPr>
-          <w:rFonts w:ascii="Times New Roman" w:hAnsi="Times New Roman" w:cs="Times New Roman"/>
-          <w:b/>
-          <w:sz w:val="28"/>
-        </w:rPr>
-        <w:t xml:space="preserve">Savepoint — </w:t>
-      </w:r>
-      <w:r>
-        <w:rPr>
-          <w:rFonts w:ascii="Times New Roman" w:hAnsi="Times New Roman" w:cs="Times New Roman"/>
-          <w:b w:val="0"/>
-          <w:sz w:val="28"/>
-        </w:rPr>
-        <w:t>механизм PostgreSQL для частичного отката транзакции без потери уже сохранённых данных.</w:t>
-      </w:r>
-    </w:p>
-    <w:p>
-      <w:pPr>
-        <w:spacing w:before="120" w:after="60" w:line="360" w:lineRule="exact"/>
-        <w:ind w:firstLine="0"/>
-        <w:jc w:val="both"/>
-      </w:pPr>
-      <w:r>
-        <w:rPr>
-          <w:rFonts w:ascii="Times New Roman" w:hAnsi="Times New Roman" w:cs="Times New Roman"/>
+          <w:rFonts w:ascii="Times New Roman" w:hAnsi="Times New Roman"/>
           <w:b/>
           <w:sz w:val="28"/>
         </w:rPr>
         <w:t>А.2 Сокращения</w:t>
       </w:r>
     </w:p>
+    <w:tbl>
+      <w:tblPr>
+        <w:tblStyle w:val="TableGrid"/>
+        <w:tblW w:type="auto" w:w="0"/>
+        <w:jc w:val="center"/>
+        <w:tblLook w:firstColumn="1" w:firstRow="1" w:lastColumn="0" w:lastRow="0" w:noHBand="0" w:noVBand="1" w:val="04A0"/>
+      </w:tblPr>
+      <w:tblGrid>
+        <w:gridCol w:w="4844"/>
+        <w:gridCol w:w="4844"/>
+      </w:tblGrid>
+      <w:tr>
+        <w:tc>
+          <w:tcPr>
+            <w:tcW w:type="dxa" w:w="4844"/>
+          </w:tcPr>
+          <w:p>
+            <w:pPr>
+              <w:jc w:val="center"/>
+            </w:pPr>
+            <w:r>
+              <w:rPr>
+                <w:rFonts w:ascii="Times New Roman" w:hAnsi="Times New Roman"/>
+                <w:b/>
+                <w:sz w:val="24"/>
+              </w:rPr>
+              <w:t>Сокращение</w:t>
+            </w:r>
+          </w:p>
+        </w:tc>
+        <w:tc>
+          <w:tcPr>
+            <w:tcW w:type="dxa" w:w="4844"/>
+          </w:tcPr>
+          <w:p>
+            <w:pPr>
+              <w:jc w:val="center"/>
+            </w:pPr>
+            <w:r>
+              <w:rPr>
+                <w:rFonts w:ascii="Times New Roman" w:hAnsi="Times New Roman"/>
+                <w:b/>
+                <w:sz w:val="24"/>
+              </w:rPr>
+              <w:t>Расшифровка</w:t>
+            </w:r>
+          </w:p>
+        </w:tc>
+      </w:tr>
+      <w:tr>
+        <w:tc>
+          <w:tcPr>
+            <w:tcW w:type="dxa" w:w="4844"/>
+          </w:tcPr>
+          <w:p>
+            <w:r>
+              <w:rPr>
+                <w:rFonts w:ascii="Times New Roman" w:hAnsi="Times New Roman"/>
+                <w:sz w:val="24"/>
+              </w:rPr>
+              <w:t>ИС</w:t>
+            </w:r>
+          </w:p>
+        </w:tc>
+        <w:tc>
+          <w:tcPr>
+            <w:tcW w:type="dxa" w:w="4844"/>
+          </w:tcPr>
+          <w:p>
+            <w:r>
+              <w:rPr>
+                <w:rFonts w:ascii="Times New Roman" w:hAnsi="Times New Roman"/>
+                <w:sz w:val="24"/>
+              </w:rPr>
+              <w:t>Информационная система</w:t>
+            </w:r>
+          </w:p>
+        </w:tc>
+      </w:tr>
+      <w:tr>
+        <w:tc>
+          <w:tcPr>
+            <w:tcW w:type="dxa" w:w="4844"/>
+          </w:tcPr>
+          <w:p>
+            <w:r>
+              <w:rPr>
+                <w:rFonts w:ascii="Times New Roman" w:hAnsi="Times New Roman"/>
+                <w:sz w:val="24"/>
+              </w:rPr>
+              <w:t>ВКР</w:t>
+            </w:r>
+          </w:p>
+        </w:tc>
+        <w:tc>
+          <w:tcPr>
+            <w:tcW w:type="dxa" w:w="4844"/>
+          </w:tcPr>
+          <w:p>
+            <w:r>
+              <w:rPr>
+                <w:rFonts w:ascii="Times New Roman" w:hAnsi="Times New Roman"/>
+                <w:sz w:val="24"/>
+              </w:rPr>
+              <w:t>Выпускная квалификационная работа</w:t>
+            </w:r>
+          </w:p>
+        </w:tc>
+      </w:tr>
+      <w:tr>
+        <w:tc>
+          <w:tcPr>
+            <w:tcW w:type="dxa" w:w="4844"/>
+          </w:tcPr>
+          <w:p>
+            <w:r>
+              <w:rPr>
+                <w:rFonts w:ascii="Times New Roman" w:hAnsi="Times New Roman"/>
+                <w:sz w:val="24"/>
+              </w:rPr>
+              <w:t>ТЗ</w:t>
+            </w:r>
+          </w:p>
+        </w:tc>
+        <w:tc>
+          <w:tcPr>
+            <w:tcW w:type="dxa" w:w="4844"/>
+          </w:tcPr>
+          <w:p>
+            <w:r>
+              <w:rPr>
+                <w:rFonts w:ascii="Times New Roman" w:hAnsi="Times New Roman"/>
+                <w:sz w:val="24"/>
+              </w:rPr>
+              <w:t>Техническое задание</w:t>
+            </w:r>
+          </w:p>
+        </w:tc>
+      </w:tr>
+      <w:tr>
+        <w:tc>
+          <w:tcPr>
+            <w:tcW w:type="dxa" w:w="4844"/>
+          </w:tcPr>
+          <w:p>
+            <w:r>
+              <w:rPr>
+                <w:rFonts w:ascii="Times New Roman" w:hAnsi="Times New Roman"/>
+                <w:sz w:val="24"/>
+              </w:rPr>
+              <w:t>БД</w:t>
+            </w:r>
+          </w:p>
+        </w:tc>
+        <w:tc>
+          <w:tcPr>
+            <w:tcW w:type="dxa" w:w="4844"/>
+          </w:tcPr>
+          <w:p>
+            <w:r>
+              <w:rPr>
+                <w:rFonts w:ascii="Times New Roman" w:hAnsi="Times New Roman"/>
+                <w:sz w:val="24"/>
+              </w:rPr>
+              <w:t>База данных</w:t>
+            </w:r>
+          </w:p>
+        </w:tc>
+      </w:tr>
+      <w:tr>
+        <w:tc>
+          <w:tcPr>
+            <w:tcW w:type="dxa" w:w="4844"/>
+          </w:tcPr>
+          <w:p>
+            <w:r>
+              <w:rPr>
+                <w:rFonts w:ascii="Times New Roman" w:hAnsi="Times New Roman"/>
+                <w:sz w:val="24"/>
+              </w:rPr>
+              <w:t>СУБД</w:t>
+            </w:r>
+          </w:p>
+        </w:tc>
+        <w:tc>
+          <w:tcPr>
+            <w:tcW w:type="dxa" w:w="4844"/>
+          </w:tcPr>
+          <w:p>
+            <w:r>
+              <w:rPr>
+                <w:rFonts w:ascii="Times New Roman" w:hAnsi="Times New Roman"/>
+                <w:sz w:val="24"/>
+              </w:rPr>
+              <w:t>Система управления базами данных</w:t>
+            </w:r>
+          </w:p>
+        </w:tc>
+      </w:tr>
+      <w:tr>
+        <w:tc>
+          <w:tcPr>
+            <w:tcW w:type="dxa" w:w="4844"/>
+          </w:tcPr>
+          <w:p>
+            <w:r>
+              <w:rPr>
+                <w:rFonts w:ascii="Times New Roman" w:hAnsi="Times New Roman"/>
+                <w:sz w:val="24"/>
+              </w:rPr>
+              <w:t>API</w:t>
+            </w:r>
+          </w:p>
+        </w:tc>
+        <w:tc>
+          <w:tcPr>
+            <w:tcW w:type="dxa" w:w="4844"/>
+          </w:tcPr>
+          <w:p>
+            <w:r>
+              <w:rPr>
+                <w:rFonts w:ascii="Times New Roman" w:hAnsi="Times New Roman"/>
+                <w:sz w:val="24"/>
+              </w:rPr>
+              <w:t>Application Programming Interface — программный интерфейс приложения</w:t>
+            </w:r>
+          </w:p>
+        </w:tc>
+      </w:tr>
+      <w:tr>
+        <w:tc>
+          <w:tcPr>
+            <w:tcW w:type="dxa" w:w="4844"/>
+          </w:tcPr>
+          <w:p>
+            <w:r>
+              <w:rPr>
+                <w:rFonts w:ascii="Times New Roman" w:hAnsi="Times New Roman"/>
+                <w:sz w:val="24"/>
+              </w:rPr>
+              <w:t>REST</w:t>
+            </w:r>
+          </w:p>
+        </w:tc>
+        <w:tc>
+          <w:tcPr>
+            <w:tcW w:type="dxa" w:w="4844"/>
+          </w:tcPr>
+          <w:p>
+            <w:r>
+              <w:rPr>
+                <w:rFonts w:ascii="Times New Roman" w:hAnsi="Times New Roman"/>
+                <w:sz w:val="24"/>
+              </w:rPr>
+              <w:t>Representational State Transfer — архитектурный стиль веб-API</w:t>
+            </w:r>
+          </w:p>
+        </w:tc>
+      </w:tr>
+      <w:tr>
+        <w:tc>
+          <w:tcPr>
+            <w:tcW w:type="dxa" w:w="4844"/>
+          </w:tcPr>
+          <w:p>
+            <w:r>
+              <w:rPr>
+                <w:rFonts w:ascii="Times New Roman" w:hAnsi="Times New Roman"/>
+                <w:sz w:val="24"/>
+              </w:rPr>
+              <w:t>SVG</w:t>
+            </w:r>
+          </w:p>
+        </w:tc>
+        <w:tc>
+          <w:tcPr>
+            <w:tcW w:type="dxa" w:w="4844"/>
+          </w:tcPr>
+          <w:p>
+            <w:r>
+              <w:rPr>
+                <w:rFonts w:ascii="Times New Roman" w:hAnsi="Times New Roman"/>
+                <w:sz w:val="24"/>
+              </w:rPr>
+              <w:t>Scalable Vector Graphics — формат векторной графики для браузера</w:t>
+            </w:r>
+          </w:p>
+        </w:tc>
+      </w:tr>
+      <w:tr>
+        <w:tc>
+          <w:tcPr>
+            <w:tcW w:type="dxa" w:w="4844"/>
+          </w:tcPr>
+          <w:p>
+            <w:r>
+              <w:rPr>
+                <w:rFonts w:ascii="Times New Roman" w:hAnsi="Times New Roman"/>
+                <w:sz w:val="24"/>
+              </w:rPr>
+              <w:t>DOI</w:t>
+            </w:r>
+          </w:p>
+        </w:tc>
+        <w:tc>
+          <w:tcPr>
+            <w:tcW w:type="dxa" w:w="4844"/>
+          </w:tcPr>
+          <w:p>
+            <w:r>
+              <w:rPr>
+                <w:rFonts w:ascii="Times New Roman" w:hAnsi="Times New Roman"/>
+                <w:sz w:val="24"/>
+              </w:rPr>
+              <w:t>Digital Object Identifier — уникальный идентификатор публикации</w:t>
+            </w:r>
+          </w:p>
+        </w:tc>
+      </w:tr>
+      <w:tr>
+        <w:tc>
+          <w:tcPr>
+            <w:tcW w:type="dxa" w:w="4844"/>
+          </w:tcPr>
+          <w:p>
+            <w:r>
+              <w:rPr>
+                <w:rFonts w:ascii="Times New Roman" w:hAnsi="Times New Roman"/>
+                <w:sz w:val="24"/>
+              </w:rPr>
+              <w:t>OSM</w:t>
+            </w:r>
+          </w:p>
+        </w:tc>
+        <w:tc>
+          <w:tcPr>
+            <w:tcW w:type="dxa" w:w="4844"/>
+          </w:tcPr>
+          <w:p>
+            <w:r>
+              <w:rPr>
+                <w:rFonts w:ascii="Times New Roman" w:hAnsi="Times New Roman"/>
+                <w:sz w:val="24"/>
+              </w:rPr>
+              <w:t>OpenStreetMap — открытая картографическая база данных</w:t>
+            </w:r>
+          </w:p>
+        </w:tc>
+      </w:tr>
+      <w:tr>
+        <w:tc>
+          <w:tcPr>
+            <w:tcW w:type="dxa" w:w="4844"/>
+          </w:tcPr>
+          <w:p>
+            <w:r>
+              <w:rPr>
+                <w:rFonts w:ascii="Times New Roman" w:hAnsi="Times New Roman"/>
+                <w:sz w:val="24"/>
+              </w:rPr>
+              <w:t>РИНЦ</w:t>
+            </w:r>
+          </w:p>
+        </w:tc>
+        <w:tc>
+          <w:tcPr>
+            <w:tcW w:type="dxa" w:w="4844"/>
+          </w:tcPr>
+          <w:p>
+            <w:r>
+              <w:rPr>
+                <w:rFonts w:ascii="Times New Roman" w:hAnsi="Times New Roman"/>
+                <w:sz w:val="24"/>
+              </w:rPr>
+              <w:t>Российский индекс научного цитирования</w:t>
+            </w:r>
+          </w:p>
+        </w:tc>
+      </w:tr>
+    </w:tbl>
+    <w:p/>
     <w:p>
       <w:pPr>
-        <w:spacing w:before="0" w:after="80" w:line="360" w:lineRule="exact"/>
-        <w:ind w:left="709" w:firstLine="0"/>
-        <w:jc w:val="both"/>
+        <w:pStyle w:val="Heading1"/>
+        <w:jc w:val="center"/>
       </w:pPr>
       <w:r>
         <w:rPr>
-          <w:rFonts w:ascii="Times New Roman" w:hAnsi="Times New Roman" w:cs="Times New Roman"/>
+          <w:rFonts w:ascii="Times New Roman" w:hAnsi="Times New Roman"/>
           <w:b/>
           <w:sz w:val="28"/>
         </w:rPr>
-        <w:t xml:space="preserve">СВН — </w:t>
-      </w:r>
-      <w:r>
-        <w:rPr>
-          <w:rFonts w:ascii="Times New Roman" w:hAnsi="Times New Roman" w:cs="Times New Roman"/>
-          <w:b w:val="0"/>
-          <w:sz w:val="28"/>
-        </w:rPr>
-        <w:t>Система визуализации науки.</w:t>
-      </w:r>
-    </w:p>
-    <w:p>
-      <w:pPr>
-        <w:spacing w:before="0" w:after="80" w:line="360" w:lineRule="exact"/>
-        <w:ind w:left="709" w:firstLine="0"/>
-        <w:jc w:val="both"/>
-      </w:pPr>
-      <w:r>
-        <w:rPr>
-          <w:rFonts w:ascii="Times New Roman" w:hAnsi="Times New Roman" w:cs="Times New Roman"/>
-          <w:b/>
-          <w:sz w:val="28"/>
-        </w:rPr>
-        <w:t xml:space="preserve">API — </w:t>
-      </w:r>
-      <w:r>
-        <w:rPr>
-          <w:rFonts w:ascii="Times New Roman" w:hAnsi="Times New Roman" w:cs="Times New Roman"/>
-          <w:b w:val="0"/>
-          <w:sz w:val="28"/>
-        </w:rPr>
-        <w:t>программный интерфейс приложения.</w:t>
-      </w:r>
-    </w:p>
-    <w:p>
-      <w:pPr>
-        <w:spacing w:before="0" w:after="80" w:line="360" w:lineRule="exact"/>
-        <w:ind w:left="709" w:firstLine="0"/>
-        <w:jc w:val="both"/>
-      </w:pPr>
-      <w:r>
-        <w:rPr>
-          <w:rFonts w:ascii="Times New Roman" w:hAnsi="Times New Roman" w:cs="Times New Roman"/>
-          <w:b/>
-          <w:sz w:val="28"/>
-        </w:rPr>
-        <w:t xml:space="preserve">СУБД — </w:t>
-      </w:r>
-      <w:r>
-        <w:rPr>
-          <w:rFonts w:ascii="Times New Roman" w:hAnsi="Times New Roman" w:cs="Times New Roman"/>
-          <w:b w:val="0"/>
-          <w:sz w:val="28"/>
-        </w:rPr>
-        <w:t>система управления базами данных.</w:t>
-      </w:r>
-    </w:p>
-    <w:p>
-      <w:pPr>
-        <w:spacing w:before="0" w:after="80" w:line="360" w:lineRule="exact"/>
-        <w:ind w:left="709" w:firstLine="0"/>
-        <w:jc w:val="both"/>
-      </w:pPr>
-      <w:r>
-        <w:rPr>
-          <w:rFonts w:ascii="Times New Roman" w:hAnsi="Times New Roman" w:cs="Times New Roman"/>
-          <w:b/>
-          <w:sz w:val="28"/>
-        </w:rPr>
-        <w:t xml:space="preserve">DOI — </w:t>
-      </w:r>
-      <w:r>
-        <w:rPr>
-          <w:rFonts w:ascii="Times New Roman" w:hAnsi="Times New Roman" w:cs="Times New Roman"/>
-          <w:b w:val="0"/>
-          <w:sz w:val="28"/>
-        </w:rPr>
-        <w:t>цифровой идентификатор объекта.</w:t>
-      </w:r>
-    </w:p>
-    <w:p>
-      <w:pPr>
-        <w:spacing w:before="0" w:after="80" w:line="360" w:lineRule="exact"/>
-        <w:ind w:left="709" w:firstLine="0"/>
-        <w:jc w:val="both"/>
-      </w:pPr>
-      <w:r>
-        <w:rPr>
-          <w:rFonts w:ascii="Times New Roman" w:hAnsi="Times New Roman" w:cs="Times New Roman"/>
-          <w:b/>
-          <w:sz w:val="28"/>
-        </w:rPr>
-        <w:t xml:space="preserve">ТЗ — </w:t>
-      </w:r>
-      <w:r>
-        <w:rPr>
-          <w:rFonts w:ascii="Times New Roman" w:hAnsi="Times New Roman" w:cs="Times New Roman"/>
-          <w:b w:val="0"/>
-          <w:sz w:val="28"/>
-        </w:rPr>
-        <w:t>техническое задание.</w:t>
-      </w:r>
-    </w:p>
-    <w:p>
-      <w:pPr>
-        <w:spacing w:before="0" w:after="80" w:line="360" w:lineRule="exact"/>
-        <w:ind w:left="709" w:firstLine="0"/>
-        <w:jc w:val="both"/>
-      </w:pPr>
-      <w:r>
-        <w:rPr>
-          <w:rFonts w:ascii="Times New Roman" w:hAnsi="Times New Roman" w:cs="Times New Roman"/>
-          <w:b/>
-          <w:sz w:val="28"/>
-        </w:rPr>
-        <w:t xml:space="preserve">ФТ — </w:t>
-      </w:r>
-      <w:r>
-        <w:rPr>
-          <w:rFonts w:ascii="Times New Roman" w:hAnsi="Times New Roman" w:cs="Times New Roman"/>
-          <w:b w:val="0"/>
-          <w:sz w:val="28"/>
-        </w:rPr>
-        <w:t>функциональное требование.</w:t>
-      </w:r>
-    </w:p>
-    <w:p>
-      <w:pPr>
-        <w:spacing w:before="0" w:after="80" w:line="360" w:lineRule="exact"/>
-        <w:ind w:left="709" w:firstLine="0"/>
-        <w:jc w:val="both"/>
-      </w:pPr>
-      <w:r>
-        <w:rPr>
-          <w:rFonts w:ascii="Times New Roman" w:hAnsi="Times New Roman" w:cs="Times New Roman"/>
-          <w:b/>
-          <w:sz w:val="28"/>
-        </w:rPr>
-        <w:t xml:space="preserve">REST — </w:t>
-      </w:r>
-      <w:r>
-        <w:rPr>
-          <w:rFonts w:ascii="Times New Roman" w:hAnsi="Times New Roman" w:cs="Times New Roman"/>
-          <w:b w:val="0"/>
-          <w:sz w:val="28"/>
-        </w:rPr>
-        <w:t>архитектурный стиль веб-сервисов.</w:t>
-      </w:r>
-    </w:p>
-    <w:p>
-      <w:pPr>
-        <w:spacing w:before="0" w:after="80" w:line="360" w:lineRule="exact"/>
-        <w:ind w:left="709" w:firstLine="0"/>
-        <w:jc w:val="both"/>
-      </w:pPr>
-      <w:r>
-        <w:rPr>
-          <w:rFonts w:ascii="Times New Roman" w:hAnsi="Times New Roman" w:cs="Times New Roman"/>
-          <w:b/>
-          <w:sz w:val="28"/>
-        </w:rPr>
-        <w:t xml:space="preserve">SVG — </w:t>
-      </w:r>
-      <w:r>
-        <w:rPr>
-          <w:rFonts w:ascii="Times New Roman" w:hAnsi="Times New Roman" w:cs="Times New Roman"/>
-          <w:b w:val="0"/>
-          <w:sz w:val="28"/>
-        </w:rPr>
-        <w:t>масштабируемая векторная графика.</w:t>
-      </w:r>
-    </w:p>
-    <w:p>
-      <w:pPr>
-        <w:spacing w:before="0" w:after="80" w:line="360" w:lineRule="exact"/>
-        <w:ind w:left="709" w:firstLine="0"/>
-        <w:jc w:val="both"/>
-      </w:pPr>
-      <w:r>
-        <w:rPr>
-          <w:rFonts w:ascii="Times New Roman" w:hAnsi="Times New Roman" w:cs="Times New Roman"/>
-          <w:b/>
-          <w:sz w:val="28"/>
-        </w:rPr>
-        <w:t xml:space="preserve">CDN — </w:t>
-      </w:r>
-      <w:r>
-        <w:rPr>
-          <w:rFonts w:ascii="Times New Roman" w:hAnsi="Times New Roman" w:cs="Times New Roman"/>
-          <w:b w:val="0"/>
-          <w:sz w:val="28"/>
-        </w:rPr>
-        <w:t>сеть доставки контента.</w:t>
-      </w:r>
-    </w:p>
-    <w:p>
-      <w:r>
-        <w:br w:type="page"/>
-      </w:r>
-    </w:p>
-    <w:p>
-      <w:pPr>
-        <w:spacing w:before="240" w:after="120" w:line="360" w:lineRule="exact"/>
-        <w:ind w:firstLine="0"/>
-        <w:jc w:val="center"/>
-      </w:pPr>
-      <w:r>
-        <w:rPr>
-          <w:rFonts w:ascii="Times New Roman" w:hAnsi="Times New Roman" w:cs="Times New Roman"/>
-          <w:b/>
-          <w:sz w:val="28"/>
-        </w:rPr>
-        <w:t>ПРИЛОЖЕНИЕ Б. МАТРИЦА ТРАССИРОВКИ ТРЕБОВАНИЙ</w:t>
+        <w:t>Приложение Б. Матрица трассировки требований</w:t>
       </w:r>
     </w:p>
     <w:tbl>
@@ -3381,75 +4220,71 @@
       <w:tr>
         <w:tc>
           <w:tcPr>
-            <w:tcW w:type="dxa" w:w="1417"/>
+            <w:tcW w:type="dxa" w:w="1938"/>
           </w:tcPr>
           <w:p>
             <w:pPr>
               <w:jc w:val="center"/>
             </w:pPr>
-            <w:r/>
             <w:r>
               <w:rPr>
-                <w:rFonts w:ascii="Times New Roman" w:hAnsi="Times New Roman" w:cs="Times New Roman"/>
+                <w:rFonts w:ascii="Times New Roman" w:hAnsi="Times New Roman"/>
                 <w:b/>
-                <w:sz w:val="22"/>
+                <w:sz w:val="24"/>
               </w:rPr>
-              <w:t>ID требования</w:t>
+              <w:t>ID</w:t>
             </w:r>
           </w:p>
         </w:tc>
         <w:tc>
           <w:tcPr>
-            <w:tcW w:type="dxa" w:w="2268"/>
+            <w:tcW w:type="dxa" w:w="1938"/>
           </w:tcPr>
           <w:p>
             <w:pPr>
               <w:jc w:val="center"/>
             </w:pPr>
-            <w:r/>
             <w:r>
               <w:rPr>
-                <w:rFonts w:ascii="Times New Roman" w:hAnsi="Times New Roman" w:cs="Times New Roman"/>
+                <w:rFonts w:ascii="Times New Roman" w:hAnsi="Times New Roman"/>
                 <w:b/>
-                <w:sz w:val="22"/>
+                <w:sz w:val="24"/>
               </w:rPr>
-              <w:t>Формулировка</w:t>
+              <w:t>Требование</w:t>
             </w:r>
           </w:p>
         </w:tc>
         <w:tc>
           <w:tcPr>
-            <w:tcW w:type="dxa" w:w="2268"/>
+            <w:tcW w:type="dxa" w:w="1938"/>
           </w:tcPr>
           <w:p>
             <w:pPr>
               <w:jc w:val="center"/>
             </w:pPr>
-            <w:r/>
             <w:r>
               <w:rPr>
-                <w:rFonts w:ascii="Times New Roman" w:hAnsi="Times New Roman" w:cs="Times New Roman"/>
+                <w:rFonts w:ascii="Times New Roman" w:hAnsi="Times New Roman"/>
                 <w:b/>
-                <w:sz w:val="22"/>
+                <w:sz w:val="24"/>
               </w:rPr>
-              <w:t>Модуль-реализатор</w:t>
+              <w:t>Компонент</w:t>
             </w:r>
           </w:p>
         </w:tc>
         <w:tc>
           <w:tcPr>
-            <w:tcW w:type="dxa" w:w="1984"/>
+            <w:tcW w:type="dxa" w:w="1938"/>
           </w:tcPr>
           <w:p>
             <w:pPr>
               <w:jc w:val="center"/>
             </w:pPr>
-            <w:r/>
             <w:r>
               <w:rPr>
-                <w:rFonts w:ascii="Times New Roman" w:hAnsi="Times New Roman" w:cs="Times New Roman"/>
+                <w:rFonts w:ascii="Times New Roman" w:hAnsi="Times New Roman"/>
                 <w:b/>
-                <w:sz w:val="22"/>
+                <w:sz w:val="24"/>
               </w:rPr>
               <w:t>Метод проверки</w:t>
             </w:r>
@@ -3457,20 +4292,19 @@
         </w:tc>
         <w:tc>
           <w:tcPr>
-            <w:tcW w:type="dxa" w:w="2551"/>
+            <w:tcW w:type="dxa" w:w="1938"/>
           </w:tcPr>
           <w:p>
             <w:pPr>
               <w:jc w:val="center"/>
             </w:pPr>
-            <w:r/>
             <w:r>
               <w:rPr>
-                <w:rFonts w:ascii="Times New Roman" w:hAnsi="Times New Roman" w:cs="Times New Roman"/>
+                <w:rFonts w:ascii="Times New Roman" w:hAnsi="Times New Roman"/>
                 <w:b/>
-                <w:sz w:val="22"/>
+                <w:sz w:val="24"/>
               </w:rPr>
-              <w:t>Приёмочный артефакт</w:t>
+              <w:t>Артефакт</w:t>
             </w:r>
           </w:p>
         </w:tc>
@@ -3478,96 +4312,71 @@
       <w:tr>
         <w:tc>
           <w:tcPr>
-            <w:tcW w:type="dxa" w:w="1417"/>
+            <w:tcW w:type="dxa" w:w="1938"/>
           </w:tcPr>
           <w:p>
-            <w:pPr>
-              <w:jc w:val="left"/>
-            </w:pPr>
-            <w:r/>
             <w:r>
               <w:rPr>
-                <w:rFonts w:ascii="Times New Roman" w:hAnsi="Times New Roman" w:cs="Times New Roman"/>
-                <w:b w:val="0"/>
-                <w:sz w:val="22"/>
+                <w:rFonts w:ascii="Times New Roman" w:hAnsi="Times New Roman"/>
+                <w:sz w:val="24"/>
               </w:rPr>
-              <w:t>ФТ-1</w:t>
+              <w:t>F-01</w:t>
             </w:r>
           </w:p>
         </w:tc>
         <w:tc>
           <w:tcPr>
-            <w:tcW w:type="dxa" w:w="2268"/>
+            <w:tcW w:type="dxa" w:w="1938"/>
           </w:tcPr>
           <w:p>
-            <w:pPr>
-              <w:jc w:val="left"/>
-            </w:pPr>
-            <w:r/>
             <w:r>
               <w:rPr>
-                <w:rFonts w:ascii="Times New Roman" w:hAnsi="Times New Roman" w:cs="Times New Roman"/>
-                <w:b w:val="0"/>
-                <w:sz w:val="22"/>
+                <w:rFonts w:ascii="Times New Roman" w:hAnsi="Times New Roman"/>
+                <w:sz w:val="24"/>
               </w:rPr>
-              <w:t>Сбор данных из API OpenAlex</w:t>
+              <w:t>Загрузка 9 994 публикаций из OpenAlex</w:t>
             </w:r>
           </w:p>
         </w:tc>
         <w:tc>
           <w:tcPr>
-            <w:tcW w:type="dxa" w:w="2268"/>
+            <w:tcW w:type="dxa" w:w="1938"/>
           </w:tcPr>
           <w:p>
-            <w:pPr>
-              <w:jc w:val="left"/>
-            </w:pPr>
-            <w:r/>
             <w:r>
               <w:rPr>
-                <w:rFonts w:ascii="Times New Roman" w:hAnsi="Times New Roman" w:cs="Times New Roman"/>
-                <w:b w:val="0"/>
-                <w:sz w:val="22"/>
+                <w:rFonts w:ascii="Times New Roman" w:hAnsi="Times New Roman"/>
+                <w:sz w:val="24"/>
               </w:rPr>
-              <w:t>scripts/import.py</w:t>
+              <w:t>import.py</w:t>
             </w:r>
           </w:p>
         </w:tc>
         <w:tc>
           <w:tcPr>
-            <w:tcW w:type="dxa" w:w="1984"/>
+            <w:tcW w:type="dxa" w:w="1938"/>
           </w:tcPr>
           <w:p>
-            <w:pPr>
-              <w:jc w:val="left"/>
-            </w:pPr>
-            <w:r/>
             <w:r>
               <w:rPr>
-                <w:rFonts w:ascii="Times New Roman" w:hAnsi="Times New Roman" w:cs="Times New Roman"/>
-                <w:b w:val="0"/>
-                <w:sz w:val="22"/>
+                <w:rFonts w:ascii="Times New Roman" w:hAnsi="Times New Roman"/>
+                <w:sz w:val="24"/>
               </w:rPr>
-              <w:t>Функциональный тест</w:t>
+              <w:t>Подсчёт строк в БД</w:t>
             </w:r>
           </w:p>
         </w:tc>
         <w:tc>
           <w:tcPr>
-            <w:tcW w:type="dxa" w:w="2551"/>
+            <w:tcW w:type="dxa" w:w="1938"/>
           </w:tcPr>
           <w:p>
-            <w:pPr>
-              <w:jc w:val="left"/>
-            </w:pPr>
-            <w:r/>
             <w:r>
               <w:rPr>
-                <w:rFonts w:ascii="Times New Roman" w:hAnsi="Times New Roman" w:cs="Times New Roman"/>
-                <w:b w:val="0"/>
-                <w:sz w:val="22"/>
+                <w:rFonts w:ascii="Times New Roman" w:hAnsi="Times New Roman"/>
+                <w:sz w:val="24"/>
               </w:rPr>
-              <w:t>Файлы JSON в openalex_data/</w:t>
+              <w:t>SELECT COUNT(*) FROM publications</w:t>
             </w:r>
           </w:p>
         </w:tc>
@@ -3575,96 +4384,71 @@
       <w:tr>
         <w:tc>
           <w:tcPr>
-            <w:tcW w:type="dxa" w:w="1417"/>
+            <w:tcW w:type="dxa" w:w="1938"/>
           </w:tcPr>
           <w:p>
-            <w:pPr>
-              <w:jc w:val="left"/>
-            </w:pPr>
-            <w:r/>
             <w:r>
               <w:rPr>
-                <w:rFonts w:ascii="Times New Roman" w:hAnsi="Times New Roman" w:cs="Times New Roman"/>
-                <w:b w:val="0"/>
-                <w:sz w:val="22"/>
+                <w:rFonts w:ascii="Times New Roman" w:hAnsi="Times New Roman"/>
+                <w:sz w:val="24"/>
               </w:rPr>
-              <w:t>ФТ-2</w:t>
+              <w:t>F-02</w:t>
             </w:r>
           </w:p>
         </w:tc>
         <w:tc>
           <w:tcPr>
-            <w:tcW w:type="dxa" w:w="2268"/>
+            <w:tcW w:type="dxa" w:w="1938"/>
           </w:tcPr>
           <w:p>
-            <w:pPr>
-              <w:jc w:val="left"/>
-            </w:pPr>
-            <w:r/>
             <w:r>
               <w:rPr>
-                <w:rFonts w:ascii="Times New Roman" w:hAnsi="Times New Roman" w:cs="Times New Roman"/>
-                <w:b w:val="0"/>
-                <w:sz w:val="22"/>
+                <w:rFonts w:ascii="Times New Roman" w:hAnsi="Times New Roman"/>
+                <w:sz w:val="24"/>
               </w:rPr>
-              <w:t>Загрузка в PostgreSQL</w:t>
+              <w:t>Геокодирование ≥ 75% аффилиаций</w:t>
             </w:r>
           </w:p>
         </w:tc>
         <w:tc>
           <w:tcPr>
-            <w:tcW w:type="dxa" w:w="2268"/>
+            <w:tcW w:type="dxa" w:w="1938"/>
           </w:tcPr>
           <w:p>
-            <w:pPr>
-              <w:jc w:val="left"/>
-            </w:pPr>
-            <w:r/>
             <w:r>
               <w:rPr>
-                <w:rFonts w:ascii="Times New Roman" w:hAnsi="Times New Roman" w:cs="Times New Roman"/>
-                <w:b w:val="0"/>
-                <w:sz w:val="22"/>
+                <w:rFonts w:ascii="Times New Roman" w:hAnsi="Times New Roman"/>
+                <w:sz w:val="24"/>
               </w:rPr>
-              <w:t>database/setup_pg_database.py</w:t>
+              <w:t>fetch_geo.py, fetch_geo_nominatim.py</w:t>
             </w:r>
           </w:p>
         </w:tc>
         <w:tc>
           <w:tcPr>
-            <w:tcW w:type="dxa" w:w="1984"/>
+            <w:tcW w:type="dxa" w:w="1938"/>
           </w:tcPr>
           <w:p>
-            <w:pPr>
-              <w:jc w:val="left"/>
-            </w:pPr>
-            <w:r/>
             <w:r>
               <w:rPr>
-                <w:rFonts w:ascii="Times New Roman" w:hAnsi="Times New Roman" w:cs="Times New Roman"/>
-                <w:b w:val="0"/>
-                <w:sz w:val="22"/>
+                <w:rFonts w:ascii="Times New Roman" w:hAnsi="Times New Roman"/>
+                <w:sz w:val="24"/>
               </w:rPr>
-              <w:t>Функциональный тест</w:t>
+              <w:t>Доля ненулевых координат</w:t>
             </w:r>
           </w:p>
         </w:tc>
         <w:tc>
           <w:tcPr>
-            <w:tcW w:type="dxa" w:w="2551"/>
+            <w:tcW w:type="dxa" w:w="1938"/>
           </w:tcPr>
           <w:p>
-            <w:pPr>
-              <w:jc w:val="left"/>
-            </w:pPr>
-            <w:r/>
             <w:r>
               <w:rPr>
-                <w:rFonts w:ascii="Times New Roman" w:hAnsi="Times New Roman" w:cs="Times New Roman"/>
-                <w:b w:val="0"/>
-                <w:sz w:val="22"/>
+                <w:rFonts w:ascii="Times New Roman" w:hAnsi="Times New Roman"/>
+                <w:sz w:val="24"/>
               </w:rPr>
-              <w:t>Записи в таблицах БД</w:t>
+              <w:t>Отчёт геокодирования</w:t>
             </w:r>
           </w:p>
         </w:tc>
@@ -3672,96 +4456,71 @@
       <w:tr>
         <w:tc>
           <w:tcPr>
-            <w:tcW w:type="dxa" w:w="1417"/>
+            <w:tcW w:type="dxa" w:w="1938"/>
           </w:tcPr>
           <w:p>
-            <w:pPr>
-              <w:jc w:val="left"/>
-            </w:pPr>
-            <w:r/>
             <w:r>
               <w:rPr>
-                <w:rFonts w:ascii="Times New Roman" w:hAnsi="Times New Roman" w:cs="Times New Roman"/>
-                <w:b w:val="0"/>
-                <w:sz w:val="22"/>
+                <w:rFonts w:ascii="Times New Roman" w:hAnsi="Times New Roman"/>
+                <w:sz w:val="24"/>
               </w:rPr>
-              <w:t>ФТ-3</w:t>
+              <w:t>F-03</w:t>
             </w:r>
           </w:p>
         </w:tc>
         <w:tc>
           <w:tcPr>
-            <w:tcW w:type="dxa" w:w="2268"/>
+            <w:tcW w:type="dxa" w:w="1938"/>
           </w:tcPr>
           <w:p>
-            <w:pPr>
-              <w:jc w:val="left"/>
-            </w:pPr>
-            <w:r/>
             <w:r>
               <w:rPr>
-                <w:rFonts w:ascii="Times New Roman" w:hAnsi="Times New Roman" w:cs="Times New Roman"/>
-                <w:b w:val="0"/>
-                <w:sz w:val="22"/>
+                <w:rFonts w:ascii="Times New Roman" w:hAnsi="Times New Roman"/>
+                <w:sz w:val="24"/>
               </w:rPr>
-              <w:t>Геокодирование организаций</w:t>
+              <w:t>Интерактивная карта (Plotly)</w:t>
             </w:r>
           </w:p>
         </w:tc>
         <w:tc>
           <w:tcPr>
-            <w:tcW w:type="dxa" w:w="2268"/>
+            <w:tcW w:type="dxa" w:w="1938"/>
           </w:tcPr>
           <w:p>
-            <w:pPr>
-              <w:jc w:val="left"/>
-            </w:pPr>
-            <w:r/>
             <w:r>
               <w:rPr>
-                <w:rFonts w:ascii="Times New Roman" w:hAnsi="Times New Roman" w:cs="Times New Roman"/>
-                <w:b w:val="0"/>
-                <w:sz w:val="22"/>
+                <w:rFonts w:ascii="Times New Roman" w:hAnsi="Times New Roman"/>
+                <w:sz w:val="24"/>
               </w:rPr>
-              <w:t>geocoding/fetch_geo.py</w:t>
+              <w:t>VKR1.html</w:t>
             </w:r>
           </w:p>
         </w:tc>
         <w:tc>
           <w:tcPr>
-            <w:tcW w:type="dxa" w:w="1984"/>
+            <w:tcW w:type="dxa" w:w="1938"/>
           </w:tcPr>
           <w:p>
-            <w:pPr>
-              <w:jc w:val="left"/>
-            </w:pPr>
-            <w:r/>
             <w:r>
               <w:rPr>
-                <w:rFonts w:ascii="Times New Roman" w:hAnsi="Times New Roman" w:cs="Times New Roman"/>
-                <w:b w:val="0"/>
-                <w:sz w:val="22"/>
+                <w:rFonts w:ascii="Times New Roman" w:hAnsi="Times New Roman"/>
+                <w:sz w:val="24"/>
               </w:rPr>
-              <w:t>Функциональный тест</w:t>
+              <w:t>Демонстрация</w:t>
             </w:r>
           </w:p>
         </w:tc>
         <w:tc>
           <w:tcPr>
-            <w:tcW w:type="dxa" w:w="2551"/>
+            <w:tcW w:type="dxa" w:w="1938"/>
           </w:tcPr>
           <w:p>
-            <w:pPr>
-              <w:jc w:val="left"/>
-            </w:pPr>
-            <w:r/>
             <w:r>
               <w:rPr>
-                <w:rFonts w:ascii="Times New Roman" w:hAnsi="Times New Roman" w:cs="Times New Roman"/>
-                <w:b w:val="0"/>
-                <w:sz w:val="22"/>
+                <w:rFonts w:ascii="Times New Roman" w:hAnsi="Times New Roman"/>
+                <w:sz w:val="24"/>
               </w:rPr>
-              <w:t>Поля lat/lon в таблице affiliations</w:t>
+              <w:t>Скриншот карты</w:t>
             </w:r>
           </w:p>
         </w:tc>
@@ -3769,96 +4528,71 @@
       <w:tr>
         <w:tc>
           <w:tcPr>
-            <w:tcW w:type="dxa" w:w="1417"/>
+            <w:tcW w:type="dxa" w:w="1938"/>
           </w:tcPr>
           <w:p>
-            <w:pPr>
-              <w:jc w:val="left"/>
-            </w:pPr>
-            <w:r/>
             <w:r>
               <w:rPr>
-                <w:rFonts w:ascii="Times New Roman" w:hAnsi="Times New Roman" w:cs="Times New Roman"/>
-                <w:b w:val="0"/>
-                <w:sz w:val="22"/>
+                <w:rFonts w:ascii="Times New Roman" w:hAnsi="Times New Roman"/>
+                <w:sz w:val="24"/>
               </w:rPr>
-              <w:t>ФТ-4</w:t>
+              <w:t>F-04</w:t>
             </w:r>
           </w:p>
         </w:tc>
         <w:tc>
           <w:tcPr>
-            <w:tcW w:type="dxa" w:w="2268"/>
+            <w:tcW w:type="dxa" w:w="1938"/>
           </w:tcPr>
           <w:p>
-            <w:pPr>
-              <w:jc w:val="left"/>
-            </w:pPr>
-            <w:r/>
             <w:r>
               <w:rPr>
-                <w:rFonts w:ascii="Times New Roman" w:hAnsi="Times New Roman" w:cs="Times New Roman"/>
-                <w:b w:val="0"/>
-                <w:sz w:val="22"/>
+                <w:rFonts w:ascii="Times New Roman" w:hAnsi="Times New Roman"/>
+                <w:sz w:val="24"/>
               </w:rPr>
-              <w:t>Интерактивная карта</w:t>
+              <w:t>Граф с 5 режимами (SVG)</w:t>
             </w:r>
           </w:p>
         </w:tc>
         <w:tc>
           <w:tcPr>
-            <w:tcW w:type="dxa" w:w="2268"/>
+            <w:tcW w:type="dxa" w:w="1938"/>
           </w:tcPr>
           <w:p>
-            <w:pPr>
-              <w:jc w:val="left"/>
-            </w:pPr>
-            <w:r/>
             <w:r>
               <w:rPr>
-                <w:rFonts w:ascii="Times New Roman" w:hAnsi="Times New Roman" w:cs="Times New Roman"/>
-                <w:b w:val="0"/>
-                <w:sz w:val="22"/>
+                <w:rFonts w:ascii="Times New Roman" w:hAnsi="Times New Roman"/>
+                <w:sz w:val="24"/>
               </w:rPr>
-              <w:t>interface/vkr1_app.js</w:t>
+              <w:t>VKR1.html</w:t>
             </w:r>
           </w:p>
         </w:tc>
         <w:tc>
           <w:tcPr>
-            <w:tcW w:type="dxa" w:w="1984"/>
+            <w:tcW w:type="dxa" w:w="1938"/>
           </w:tcPr>
           <w:p>
-            <w:pPr>
-              <w:jc w:val="left"/>
-            </w:pPr>
-            <w:r/>
             <w:r>
               <w:rPr>
-                <w:rFonts w:ascii="Times New Roman" w:hAnsi="Times New Roman" w:cs="Times New Roman"/>
-                <w:b w:val="0"/>
-                <w:sz w:val="22"/>
+                <w:rFonts w:ascii="Times New Roman" w:hAnsi="Times New Roman"/>
+                <w:sz w:val="24"/>
               </w:rPr>
-              <w:t>Пользовательский тест</w:t>
+              <w:t>Демонстрация всех режимов</w:t>
             </w:r>
           </w:p>
         </w:tc>
         <w:tc>
           <w:tcPr>
-            <w:tcW w:type="dxa" w:w="2551"/>
+            <w:tcW w:type="dxa" w:w="1938"/>
           </w:tcPr>
           <w:p>
-            <w:pPr>
-              <w:jc w:val="left"/>
-            </w:pPr>
-            <w:r/>
             <w:r>
               <w:rPr>
-                <w:rFonts w:ascii="Times New Roman" w:hAnsi="Times New Roman" w:cs="Times New Roman"/>
-                <w:b w:val="0"/>
-                <w:sz w:val="22"/>
+                <w:rFonts w:ascii="Times New Roman" w:hAnsi="Times New Roman"/>
+                <w:sz w:val="24"/>
               </w:rPr>
-              <w:t>Скриншот карты с точками</w:t>
+              <w:t>Скриншот графа</w:t>
             </w:r>
           </w:p>
         </w:tc>
@@ -3866,96 +4600,71 @@
       <w:tr>
         <w:tc>
           <w:tcPr>
-            <w:tcW w:type="dxa" w:w="1417"/>
+            <w:tcW w:type="dxa" w:w="1938"/>
           </w:tcPr>
           <w:p>
-            <w:pPr>
-              <w:jc w:val="left"/>
-            </w:pPr>
-            <w:r/>
             <w:r>
               <w:rPr>
-                <w:rFonts w:ascii="Times New Roman" w:hAnsi="Times New Roman" w:cs="Times New Roman"/>
-                <w:b w:val="0"/>
-                <w:sz w:val="22"/>
+                <w:rFonts w:ascii="Times New Roman" w:hAnsi="Times New Roman"/>
+                <w:sz w:val="24"/>
               </w:rPr>
-              <w:t>ФТ-5</w:t>
+              <w:t>F-05</w:t>
             </w:r>
           </w:p>
         </w:tc>
         <w:tc>
           <w:tcPr>
-            <w:tcW w:type="dxa" w:w="2268"/>
+            <w:tcW w:type="dxa" w:w="1938"/>
           </w:tcPr>
           <w:p>
-            <w:pPr>
-              <w:jc w:val="left"/>
-            </w:pPr>
-            <w:r/>
             <w:r>
               <w:rPr>
-                <w:rFonts w:ascii="Times New Roman" w:hAnsi="Times New Roman" w:cs="Times New Roman"/>
-                <w:b w:val="0"/>
-                <w:sz w:val="22"/>
+                <w:rFonts w:ascii="Times New Roman" w:hAnsi="Times New Roman"/>
+                <w:sz w:val="24"/>
               </w:rPr>
-              <w:t>Граф связей (5 режимов)</w:t>
+              <w:t>Поиск похожих по пересечению</w:t>
             </w:r>
           </w:p>
         </w:tc>
         <w:tc>
           <w:tcPr>
-            <w:tcW w:type="dxa" w:w="2268"/>
+            <w:tcW w:type="dxa" w:w="1938"/>
           </w:tcPr>
           <w:p>
-            <w:pPr>
-              <w:jc w:val="left"/>
-            </w:pPr>
-            <w:r/>
             <w:r>
               <w:rPr>
-                <w:rFonts w:ascii="Times New Roman" w:hAnsi="Times New Roman" w:cs="Times New Roman"/>
-                <w:b w:val="0"/>
-                <w:sz w:val="22"/>
+                <w:rFonts w:ascii="Times New Roman" w:hAnsi="Times New Roman"/>
+                <w:sz w:val="24"/>
               </w:rPr>
-              <w:t>interface/vkr1_app.js</w:t>
+              <w:t>VKR1.html</w:t>
             </w:r>
           </w:p>
         </w:tc>
         <w:tc>
           <w:tcPr>
-            <w:tcW w:type="dxa" w:w="1984"/>
+            <w:tcW w:type="dxa" w:w="1938"/>
           </w:tcPr>
           <w:p>
-            <w:pPr>
-              <w:jc w:val="left"/>
-            </w:pPr>
-            <w:r/>
             <w:r>
               <w:rPr>
-                <w:rFonts w:ascii="Times New Roman" w:hAnsi="Times New Roman" w:cs="Times New Roman"/>
-                <w:b w:val="0"/>
-                <w:sz w:val="22"/>
+                <w:rFonts w:ascii="Times New Roman" w:hAnsi="Times New Roman"/>
+                <w:sz w:val="24"/>
               </w:rPr>
-              <w:t>Пользовательский тест</w:t>
+              <w:t>Демонстрация</w:t>
             </w:r>
           </w:p>
         </w:tc>
         <w:tc>
           <w:tcPr>
-            <w:tcW w:type="dxa" w:w="2551"/>
+            <w:tcW w:type="dxa" w:w="1938"/>
           </w:tcPr>
           <w:p>
-            <w:pPr>
-              <w:jc w:val="left"/>
-            </w:pPr>
-            <w:r/>
             <w:r>
               <w:rPr>
-                <w:rFonts w:ascii="Times New Roman" w:hAnsi="Times New Roman" w:cs="Times New Roman"/>
-                <w:b w:val="0"/>
-                <w:sz w:val="22"/>
+                <w:rFonts w:ascii="Times New Roman" w:hAnsi="Times New Roman"/>
+                <w:sz w:val="24"/>
               </w:rPr>
-              <w:t>Скриншоты 5 режимов</w:t>
+              <w:t>Список похожих для статьи</w:t>
             </w:r>
           </w:p>
         </w:tc>
@@ -3963,96 +4672,71 @@
       <w:tr>
         <w:tc>
           <w:tcPr>
-            <w:tcW w:type="dxa" w:w="1417"/>
+            <w:tcW w:type="dxa" w:w="1938"/>
           </w:tcPr>
           <w:p>
-            <w:pPr>
-              <w:jc w:val="left"/>
-            </w:pPr>
-            <w:r/>
             <w:r>
               <w:rPr>
-                <w:rFonts w:ascii="Times New Roman" w:hAnsi="Times New Roman" w:cs="Times New Roman"/>
-                <w:b w:val="0"/>
-                <w:sz w:val="22"/>
+                <w:rFonts w:ascii="Times New Roman" w:hAnsi="Times New Roman"/>
+                <w:sz w:val="24"/>
               </w:rPr>
-              <w:t>ФТ-6</w:t>
+              <w:t>F-06</w:t>
             </w:r>
           </w:p>
         </w:tc>
         <w:tc>
           <w:tcPr>
-            <w:tcW w:type="dxa" w:w="2268"/>
+            <w:tcW w:type="dxa" w:w="1938"/>
           </w:tcPr>
           <w:p>
-            <w:pPr>
-              <w:jc w:val="left"/>
-            </w:pPr>
-            <w:r/>
             <w:r>
               <w:rPr>
-                <w:rFonts w:ascii="Times New Roman" w:hAnsi="Times New Roman" w:cs="Times New Roman"/>
-                <w:b w:val="0"/>
-                <w:sz w:val="22"/>
+                <w:rFonts w:ascii="Times New Roman" w:hAnsi="Times New Roman"/>
+                <w:sz w:val="24"/>
               </w:rPr>
-              <w:t>Фасетная фильтрация</w:t>
+              <w:t>Фасетные фильтры</w:t>
             </w:r>
           </w:p>
         </w:tc>
         <w:tc>
           <w:tcPr>
-            <w:tcW w:type="dxa" w:w="2268"/>
+            <w:tcW w:type="dxa" w:w="1938"/>
           </w:tcPr>
           <w:p>
-            <w:pPr>
-              <w:jc w:val="left"/>
-            </w:pPr>
-            <w:r/>
             <w:r>
               <w:rPr>
-                <w:rFonts w:ascii="Times New Roman" w:hAnsi="Times New Roman" w:cs="Times New Roman"/>
-                <w:b w:val="0"/>
-                <w:sz w:val="22"/>
+                <w:rFonts w:ascii="Times New Roman" w:hAnsi="Times New Roman"/>
+                <w:sz w:val="24"/>
               </w:rPr>
-              <w:t>interface/vkr1_app.js</w:t>
+              <w:t>VKR1.html</w:t>
             </w:r>
           </w:p>
         </w:tc>
         <w:tc>
           <w:tcPr>
-            <w:tcW w:type="dxa" w:w="1984"/>
+            <w:tcW w:type="dxa" w:w="1938"/>
           </w:tcPr>
           <w:p>
-            <w:pPr>
-              <w:jc w:val="left"/>
-            </w:pPr>
-            <w:r/>
             <w:r>
               <w:rPr>
-                <w:rFonts w:ascii="Times New Roman" w:hAnsi="Times New Roman" w:cs="Times New Roman"/>
-                <w:b w:val="0"/>
-                <w:sz w:val="22"/>
+                <w:rFonts w:ascii="Times New Roman" w:hAnsi="Times New Roman"/>
+                <w:sz w:val="24"/>
               </w:rPr>
-              <w:t>Функциональный тест</w:t>
+              <w:t>Тест взаимозависимости</w:t>
             </w:r>
           </w:p>
         </w:tc>
         <w:tc>
           <w:tcPr>
-            <w:tcW w:type="dxa" w:w="2551"/>
+            <w:tcW w:type="dxa" w:w="1938"/>
           </w:tcPr>
           <w:p>
-            <w:pPr>
-              <w:jc w:val="left"/>
-            </w:pPr>
-            <w:r/>
             <w:r>
               <w:rPr>
-                <w:rFonts w:ascii="Times New Roman" w:hAnsi="Times New Roman" w:cs="Times New Roman"/>
-                <w:b w:val="0"/>
-                <w:sz w:val="22"/>
+                <w:rFonts w:ascii="Times New Roman" w:hAnsi="Times New Roman"/>
+                <w:sz w:val="24"/>
               </w:rPr>
-              <w:t>Отсутствие пустых выборок</w:t>
+              <w:t>Видеодемо фильтрации</w:t>
             </w:r>
           </w:p>
         </w:tc>
@@ -4060,96 +4744,71 @@
       <w:tr>
         <w:tc>
           <w:tcPr>
-            <w:tcW w:type="dxa" w:w="1417"/>
+            <w:tcW w:type="dxa" w:w="1938"/>
           </w:tcPr>
           <w:p>
-            <w:pPr>
-              <w:jc w:val="left"/>
-            </w:pPr>
-            <w:r/>
             <w:r>
               <w:rPr>
-                <w:rFonts w:ascii="Times New Roman" w:hAnsi="Times New Roman" w:cs="Times New Roman"/>
-                <w:b w:val="0"/>
-                <w:sz w:val="22"/>
+                <w:rFonts w:ascii="Times New Roman" w:hAnsi="Times New Roman"/>
+                <w:sz w:val="24"/>
               </w:rPr>
-              <w:t>ФТ-7</w:t>
+              <w:t>F-07</w:t>
             </w:r>
           </w:p>
         </w:tc>
         <w:tc>
           <w:tcPr>
-            <w:tcW w:type="dxa" w:w="2268"/>
+            <w:tcW w:type="dxa" w:w="1938"/>
           </w:tcPr>
           <w:p>
-            <w:pPr>
-              <w:jc w:val="left"/>
-            </w:pPr>
-            <w:r/>
             <w:r>
               <w:rPr>
-                <w:rFonts w:ascii="Times New Roman" w:hAnsi="Times New Roman" w:cs="Times New Roman"/>
-                <w:b w:val="0"/>
-                <w:sz w:val="22"/>
+                <w:rFonts w:ascii="Times New Roman" w:hAnsi="Times New Roman"/>
+                <w:sz w:val="24"/>
               </w:rPr>
-              <w:t>Поиск похожих статей</w:t>
+              <w:t>REST API с gzip</w:t>
             </w:r>
           </w:p>
         </w:tc>
         <w:tc>
           <w:tcPr>
-            <w:tcW w:type="dxa" w:w="2268"/>
+            <w:tcW w:type="dxa" w:w="1938"/>
           </w:tcPr>
           <w:p>
-            <w:pPr>
-              <w:jc w:val="left"/>
-            </w:pPr>
-            <w:r/>
             <w:r>
               <w:rPr>
-                <w:rFonts w:ascii="Times New Roman" w:hAnsi="Times New Roman" w:cs="Times New Roman"/>
-                <w:b w:val="0"/>
-                <w:sz w:val="22"/>
+                <w:rFonts w:ascii="Times New Roman" w:hAnsi="Times New Roman"/>
+                <w:sz w:val="24"/>
               </w:rPr>
-              <w:t>interface/vkr1_app.js</w:t>
+              <w:t>openalex_server.py</w:t>
             </w:r>
           </w:p>
         </w:tc>
         <w:tc>
           <w:tcPr>
-            <w:tcW w:type="dxa" w:w="1984"/>
+            <w:tcW w:type="dxa" w:w="1938"/>
           </w:tcPr>
           <w:p>
-            <w:pPr>
-              <w:jc w:val="left"/>
-            </w:pPr>
-            <w:r/>
             <w:r>
               <w:rPr>
-                <w:rFonts w:ascii="Times New Roman" w:hAnsi="Times New Roman" w:cs="Times New Roman"/>
-                <w:b w:val="0"/>
-                <w:sz w:val="22"/>
+                <w:rFonts w:ascii="Times New Roman" w:hAnsi="Times New Roman"/>
+                <w:sz w:val="24"/>
               </w:rPr>
-              <w:t>Функциональный тест</w:t>
+              <w:t>curl + заголовки ответа</w:t>
             </w:r>
           </w:p>
         </w:tc>
         <w:tc>
           <w:tcPr>
-            <w:tcW w:type="dxa" w:w="2551"/>
+            <w:tcW w:type="dxa" w:w="1938"/>
           </w:tcPr>
           <w:p>
-            <w:pPr>
-              <w:jc w:val="left"/>
-            </w:pPr>
-            <w:r/>
             <w:r>
               <w:rPr>
-                <w:rFonts w:ascii="Times New Roman" w:hAnsi="Times New Roman" w:cs="Times New Roman"/>
-                <w:b w:val="0"/>
-                <w:sz w:val="22"/>
+                <w:rFonts w:ascii="Times New Roman" w:hAnsi="Times New Roman"/>
+                <w:sz w:val="24"/>
               </w:rPr>
-              <w:t>Ранжированный список с баллами</w:t>
+              <w:t>Content-Encoding: gzip</w:t>
             </w:r>
           </w:p>
         </w:tc>
@@ -4157,406 +4816,77 @@
       <w:tr>
         <w:tc>
           <w:tcPr>
-            <w:tcW w:type="dxa" w:w="1417"/>
+            <w:tcW w:type="dxa" w:w="1938"/>
           </w:tcPr>
           <w:p>
-            <w:pPr>
-              <w:jc w:val="left"/>
-            </w:pPr>
-            <w:r/>
             <w:r>
               <w:rPr>
-                <w:rFonts w:ascii="Times New Roman" w:hAnsi="Times New Roman" w:cs="Times New Roman"/>
-                <w:b w:val="0"/>
-                <w:sz w:val="22"/>
+                <w:rFonts w:ascii="Times New Roman" w:hAnsi="Times New Roman"/>
+                <w:sz w:val="24"/>
               </w:rPr>
-              <w:t>ФТ-8</w:t>
+              <w:t>F-08</w:t>
             </w:r>
           </w:p>
         </w:tc>
         <w:tc>
           <w:tcPr>
-            <w:tcW w:type="dxa" w:w="2268"/>
+            <w:tcW w:type="dxa" w:w="1938"/>
           </w:tcPr>
           <w:p>
-            <w:pPr>
-              <w:jc w:val="left"/>
-            </w:pPr>
-            <w:r/>
             <w:r>
               <w:rPr>
-                <w:rFonts w:ascii="Times New Roman" w:hAnsi="Times New Roman" w:cs="Times New Roman"/>
-                <w:b w:val="0"/>
-                <w:sz w:val="22"/>
+                <w:rFonts w:ascii="Times New Roman" w:hAnsi="Times New Roman"/>
+                <w:sz w:val="24"/>
               </w:rPr>
-              <w:t>REST API с gzip</w:t>
+              <w:t>Ленивая загрузка деталей</w:t>
             </w:r>
           </w:p>
         </w:tc>
         <w:tc>
           <w:tcPr>
-            <w:tcW w:type="dxa" w:w="2268"/>
+            <w:tcW w:type="dxa" w:w="1938"/>
           </w:tcPr>
           <w:p>
-            <w:pPr>
-              <w:jc w:val="left"/>
-            </w:pPr>
-            <w:r/>
             <w:r>
               <w:rPr>
-                <w:rFonts w:ascii="Times New Roman" w:hAnsi="Times New Roman" w:cs="Times New Roman"/>
-                <w:b w:val="0"/>
-                <w:sz w:val="22"/>
+                <w:rFonts w:ascii="Times New Roman" w:hAnsi="Times New Roman"/>
+                <w:sz w:val="24"/>
               </w:rPr>
-              <w:t>openalex_server.py</w:t>
+              <w:t>VKR1.html</w:t>
             </w:r>
           </w:p>
         </w:tc>
         <w:tc>
           <w:tcPr>
-            <w:tcW w:type="dxa" w:w="1984"/>
+            <w:tcW w:type="dxa" w:w="1938"/>
           </w:tcPr>
           <w:p>
-            <w:pPr>
-              <w:jc w:val="left"/>
-            </w:pPr>
-            <w:r/>
             <w:r>
               <w:rPr>
-                <w:rFonts w:ascii="Times New Roman" w:hAnsi="Times New Roman" w:cs="Times New Roman"/>
-                <w:b w:val="0"/>
-                <w:sz w:val="22"/>
+                <w:rFonts w:ascii="Times New Roman" w:hAnsi="Times New Roman"/>
+                <w:sz w:val="24"/>
               </w:rPr>
-              <w:t>Интеграционный тест</w:t>
+              <w:t>DevTools Network</w:t>
             </w:r>
           </w:p>
         </w:tc>
         <w:tc>
           <w:tcPr>
-            <w:tcW w:type="dxa" w:w="2551"/>
+            <w:tcW w:type="dxa" w:w="1938"/>
           </w:tcPr>
           <w:p>
-            <w:pPr>
-              <w:jc w:val="left"/>
-            </w:pPr>
-            <w:r/>
             <w:r>
               <w:rPr>
-                <w:rFonts w:ascii="Times New Roman" w:hAnsi="Times New Roman" w:cs="Times New Roman"/>
-                <w:b w:val="0"/>
-                <w:sz w:val="22"/>
+                <w:rFonts w:ascii="Times New Roman" w:hAnsi="Times New Roman"/>
+                <w:sz w:val="24"/>
               </w:rPr>
-              <w:t>HTTP-ответы с заголовком gzip</w:t>
+              <w:t>XHR-запрос при клике</w:t>
             </w:r>
           </w:p>
         </w:tc>
       </w:tr>
     </w:tbl>
-    <w:p>
-      <w:r>
-        <w:br w:type="page"/>
-      </w:r>
-    </w:p>
-    <w:p>
-      <w:pPr>
-        <w:spacing w:before="240" w:after="120" w:line="360" w:lineRule="exact"/>
-        <w:ind w:firstLine="0"/>
-        <w:jc w:val="center"/>
-      </w:pPr>
-      <w:r>
-        <w:rPr>
-          <w:rFonts w:ascii="Times New Roman" w:hAnsi="Times New Roman" w:cs="Times New Roman"/>
-          <w:b/>
-          <w:sz w:val="28"/>
-        </w:rPr>
-        <w:t>ПРИЛОЖЕНИЕ В. МЕТОДИКА ПРИЁМОЧНЫХ ИСПЫТАНИЙ</w:t>
-      </w:r>
-    </w:p>
-    <w:p>
-      <w:pPr>
-        <w:spacing w:before="120" w:after="60" w:line="360" w:lineRule="exact"/>
-        <w:ind w:firstLine="0"/>
-        <w:jc w:val="both"/>
-      </w:pPr>
-      <w:r>
-        <w:rPr>
-          <w:rFonts w:ascii="Times New Roman" w:hAnsi="Times New Roman" w:cs="Times New Roman"/>
-          <w:b/>
-          <w:sz w:val="28"/>
-        </w:rPr>
-        <w:t>В.1 Общие положения</w:t>
-      </w:r>
-    </w:p>
-    <w:p>
-      <w:pPr>
-        <w:spacing w:before="0" w:after="120" w:line="360" w:lineRule="exact"/>
-        <w:ind w:firstLine="709"/>
-        <w:jc w:val="both"/>
-      </w:pPr>
-      <w:r>
-        <w:rPr>
-          <w:rFonts w:ascii="Times New Roman" w:hAnsi="Times New Roman" w:cs="Times New Roman"/>
-          <w:b w:val="0"/>
-          <w:sz w:val="28"/>
-        </w:rPr>
-        <w:t>Испытания проводятся на рабочей станции с установленными Python 3.9+ и PostgreSQL 14+, базой данных openalex_db, заполненной тестовым набором публикаций.</w:t>
-      </w:r>
-    </w:p>
-    <w:p>
-      <w:pPr>
-        <w:spacing w:before="120" w:after="60" w:line="360" w:lineRule="exact"/>
-        <w:ind w:firstLine="0"/>
-        <w:jc w:val="both"/>
-      </w:pPr>
-      <w:r>
-        <w:rPr>
-          <w:rFonts w:ascii="Times New Roman" w:hAnsi="Times New Roman" w:cs="Times New Roman"/>
-          <w:b/>
-          <w:sz w:val="28"/>
-        </w:rPr>
-        <w:t>В.2 Наборы тестовых данных</w:t>
-      </w:r>
-    </w:p>
-    <w:p>
-      <w:pPr>
-        <w:spacing w:before="0" w:after="60" w:line="360" w:lineRule="exact"/>
-        <w:ind w:left="709" w:firstLine="0"/>
-        <w:jc w:val="both"/>
-      </w:pPr>
-      <w:r>
-        <w:rPr>
-          <w:rFonts w:ascii="Times New Roman" w:hAnsi="Times New Roman" w:cs="Times New Roman"/>
-          <w:b w:val="0"/>
-          <w:sz w:val="28"/>
-        </w:rPr>
-        <w:t>— N1: набор из 50 публикаций с известными аффилиациями и координатами.</w:t>
-      </w:r>
-    </w:p>
-    <w:p>
-      <w:pPr>
-        <w:spacing w:before="0" w:after="60" w:line="360" w:lineRule="exact"/>
-        <w:ind w:left="709" w:firstLine="0"/>
-        <w:jc w:val="both"/>
-      </w:pPr>
-      <w:r>
-        <w:rPr>
-          <w:rFonts w:ascii="Times New Roman" w:hAnsi="Times New Roman" w:cs="Times New Roman"/>
-          <w:b w:val="0"/>
-          <w:sz w:val="28"/>
-        </w:rPr>
-        <w:t>— N2: набор из 70 публикаций для проверки производительности графа.</w:t>
-      </w:r>
-    </w:p>
-    <w:p>
-      <w:pPr>
-        <w:spacing w:before="0" w:after="60" w:line="360" w:lineRule="exact"/>
-        <w:ind w:left="709" w:firstLine="0"/>
-        <w:jc w:val="both"/>
-      </w:pPr>
-      <w:r>
-        <w:rPr>
-          <w:rFonts w:ascii="Times New Roman" w:hAnsi="Times New Roman" w:cs="Times New Roman"/>
-          <w:b w:val="0"/>
-          <w:sz w:val="28"/>
-        </w:rPr>
-        <w:t>— N3: публикации с одинаковыми авторами и темами для проверки алгоритма схожести.</w:t>
-      </w:r>
-    </w:p>
-    <w:p>
-      <w:pPr>
-        <w:spacing w:before="0" w:after="60" w:line="360" w:lineRule="exact"/>
-        <w:ind w:left="709" w:firstLine="0"/>
-        <w:jc w:val="both"/>
-      </w:pPr>
-      <w:r>
-        <w:rPr>
-          <w:rFonts w:ascii="Times New Roman" w:hAnsi="Times New Roman" w:cs="Times New Roman"/>
-          <w:b w:val="0"/>
-          <w:sz w:val="28"/>
-        </w:rPr>
-        <w:t>— N4: публикации без координат для проверки поведения карты.</w:t>
-      </w:r>
-    </w:p>
-    <w:p>
-      <w:pPr>
-        <w:spacing w:before="120" w:after="60" w:line="360" w:lineRule="exact"/>
-        <w:ind w:firstLine="0"/>
-        <w:jc w:val="both"/>
-      </w:pPr>
-      <w:r>
-        <w:rPr>
-          <w:rFonts w:ascii="Times New Roman" w:hAnsi="Times New Roman" w:cs="Times New Roman"/>
-          <w:b/>
-          <w:sz w:val="28"/>
-        </w:rPr>
-        <w:t>В.3 Последовательность проверок</w:t>
-      </w:r>
-    </w:p>
-    <w:p>
-      <w:pPr>
-        <w:spacing w:before="0" w:after="60" w:line="360" w:lineRule="exact"/>
-        <w:ind w:left="709" w:firstLine="0"/>
-        <w:jc w:val="both"/>
-      </w:pPr>
-      <w:r>
-        <w:rPr>
-          <w:rFonts w:ascii="Times New Roman" w:hAnsi="Times New Roman" w:cs="Times New Roman"/>
-          <w:b w:val="0"/>
-          <w:sz w:val="28"/>
-        </w:rPr>
-        <w:t>1) Проверить ФТ-1: запустить import.py, убедиться в наличии файлов JSON.</w:t>
-      </w:r>
-    </w:p>
-    <w:p>
-      <w:pPr>
-        <w:spacing w:before="0" w:after="60" w:line="360" w:lineRule="exact"/>
-        <w:ind w:left="709" w:firstLine="0"/>
-        <w:jc w:val="both"/>
-      </w:pPr>
-      <w:r>
-        <w:rPr>
-          <w:rFonts w:ascii="Times New Roman" w:hAnsi="Times New Roman" w:cs="Times New Roman"/>
-          <w:b w:val="0"/>
-          <w:sz w:val="28"/>
-        </w:rPr>
-        <w:t>2) Проверить ФТ-2: запустить setup_pg_database.py, проверить счётчики таблиц.</w:t>
-      </w:r>
-    </w:p>
-    <w:p>
-      <w:pPr>
-        <w:spacing w:before="0" w:after="60" w:line="360" w:lineRule="exact"/>
-        <w:ind w:left="709" w:firstLine="0"/>
-        <w:jc w:val="both"/>
-      </w:pPr>
-      <w:r>
-        <w:rPr>
-          <w:rFonts w:ascii="Times New Roman" w:hAnsi="Times New Roman" w:cs="Times New Roman"/>
-          <w:b w:val="0"/>
-          <w:sz w:val="28"/>
-        </w:rPr>
-        <w:t>3) Проверить ФТ-3: запустить fetch_geo.py, проверить долю заполненных координат.</w:t>
-      </w:r>
-    </w:p>
-    <w:p>
-      <w:pPr>
-        <w:spacing w:before="0" w:after="60" w:line="360" w:lineRule="exact"/>
-        <w:ind w:left="709" w:firstLine="0"/>
-        <w:jc w:val="both"/>
-      </w:pPr>
-      <w:r>
-        <w:rPr>
-          <w:rFonts w:ascii="Times New Roman" w:hAnsi="Times New Roman" w:cs="Times New Roman"/>
-          <w:b w:val="0"/>
-          <w:sz w:val="28"/>
-        </w:rPr>
-        <w:t>4) Проверить ФТ-4/ФТ-6: открыть карту, применить каждый фильтр, убедиться в обновлении.</w:t>
-      </w:r>
-    </w:p>
-    <w:p>
-      <w:pPr>
-        <w:spacing w:before="0" w:after="60" w:line="360" w:lineRule="exact"/>
-        <w:ind w:left="709" w:firstLine="0"/>
-        <w:jc w:val="both"/>
-      </w:pPr>
-      <w:r>
-        <w:rPr>
-          <w:rFonts w:ascii="Times New Roman" w:hAnsi="Times New Roman" w:cs="Times New Roman"/>
-          <w:b w:val="0"/>
-          <w:sz w:val="28"/>
-        </w:rPr>
-        <w:t>5) Проверить ФТ-5: переключить все 5 режимов графа на наборе N2.</w:t>
-      </w:r>
-    </w:p>
-    <w:p>
-      <w:pPr>
-        <w:spacing w:before="0" w:after="60" w:line="360" w:lineRule="exact"/>
-        <w:ind w:left="709" w:firstLine="0"/>
-        <w:jc w:val="both"/>
-      </w:pPr>
-      <w:r>
-        <w:rPr>
-          <w:rFonts w:ascii="Times New Roman" w:hAnsi="Times New Roman" w:cs="Times New Roman"/>
-          <w:b w:val="0"/>
-          <w:sz w:val="28"/>
-        </w:rPr>
-        <w:t>6) Проверить ФТ-7: кликнуть на статью из N3, проверить список похожих.</w:t>
-      </w:r>
-    </w:p>
-    <w:p>
-      <w:pPr>
-        <w:spacing w:before="0" w:after="60" w:line="360" w:lineRule="exact"/>
-        <w:ind w:left="709" w:firstLine="0"/>
-        <w:jc w:val="both"/>
-      </w:pPr>
-      <w:r>
-        <w:rPr>
-          <w:rFonts w:ascii="Times New Roman" w:hAnsi="Times New Roman" w:cs="Times New Roman"/>
-          <w:b w:val="0"/>
-          <w:sz w:val="28"/>
-        </w:rPr>
-        <w:t>7) Проверить ФТ-8: отправить GET /api/articles, проверить заголовок gzip.</w:t>
-      </w:r>
-    </w:p>
-    <w:p>
-      <w:pPr>
-        <w:spacing w:before="120" w:after="60" w:line="360" w:lineRule="exact"/>
-        <w:ind w:firstLine="0"/>
-        <w:jc w:val="both"/>
-      </w:pPr>
-      <w:r>
-        <w:rPr>
-          <w:rFonts w:ascii="Times New Roman" w:hAnsi="Times New Roman" w:cs="Times New Roman"/>
-          <w:b/>
-          <w:sz w:val="28"/>
-        </w:rPr>
-        <w:t>В.4 Критерии успешного прохождения</w:t>
-      </w:r>
-    </w:p>
-    <w:p>
-      <w:pPr>
-        <w:spacing w:before="0" w:after="60" w:line="360" w:lineRule="exact"/>
-        <w:ind w:left="709" w:firstLine="0"/>
-        <w:jc w:val="both"/>
-      </w:pPr>
-      <w:r>
-        <w:rPr>
-          <w:rFonts w:ascii="Times New Roman" w:hAnsi="Times New Roman" w:cs="Times New Roman"/>
-          <w:b w:val="0"/>
-          <w:sz w:val="28"/>
-        </w:rPr>
-        <w:t>— отсутствуют критические дефекты, блокирующие основные сценарии;</w:t>
-      </w:r>
-    </w:p>
-    <w:p>
-      <w:pPr>
-        <w:spacing w:before="0" w:after="60" w:line="360" w:lineRule="exact"/>
-        <w:ind w:left="709" w:firstLine="0"/>
-        <w:jc w:val="both"/>
-      </w:pPr>
-      <w:r>
-        <w:rPr>
-          <w:rFonts w:ascii="Times New Roman" w:hAnsi="Times New Roman" w:cs="Times New Roman"/>
-          <w:b w:val="0"/>
-          <w:sz w:val="28"/>
-        </w:rPr>
-        <w:t>— выполнены количественные нормативы (покрытие геокодирования, производительность графа);</w:t>
-      </w:r>
-    </w:p>
-    <w:p>
-      <w:pPr>
-        <w:spacing w:before="0" w:after="60" w:line="360" w:lineRule="exact"/>
-        <w:ind w:left="709" w:firstLine="0"/>
-        <w:jc w:val="both"/>
-      </w:pPr>
-      <w:r>
-        <w:rPr>
-          <w:rFonts w:ascii="Times New Roman" w:hAnsi="Times New Roman" w:cs="Times New Roman"/>
-          <w:b w:val="0"/>
-          <w:sz w:val="28"/>
-        </w:rPr>
-        <w:t>— по каждому требованию ФТ-1...ФТ-8 есть подтверждающий артефакт.</w:t>
-      </w:r>
-    </w:p>
+    <w:p/>
     <w:sectPr>
       <w:pgSz w:w="12240" w:h="15840"/>
       <w:pgMar w:top="1134" w:right="850" w:bottom="1134" w:left="1701" w:header="720" w:footer="720" w:gutter="0"/>
@@ -4930,6 +5260,10 @@
     <w:name w:val="Normal"/>
     <w:qFormat/>
     <w:rsid w:val="00FC693F"/>
+    <w:rPr>
+      <w:rFonts w:ascii="Times New Roman" w:hAnsi="Times New Roman"/>
+      <w:sz w:val="28"/>
+    </w:rPr>
   </w:style>
   <w:style w:type="paragraph" w:styleId="Header">
     <w:name w:val="header"/>
